--- a/docs/ZEC_Technisches_Datenblatt.docx
+++ b/docs/ZEC_Technisches_Datenblatt.docx
@@ -31,7 +31,7 @@
         <w:widowControl w:val="1"/>
       </w:pPr>
       <w:r>
-        <w:t>Zendure Energy Controller · Version V16.0.1</w:t>
+        <w:t>Zendure Energy Controller · Version V16.1.0</w:t>
       </w:r>
     </w:p>
     <w:p>
@@ -98,7 +98,7 @@
           </w:tcPr>
           <w:p>
             <w:r>
-              <w:t>V16.0.1  ·  ENGINEERING RELEASE CANDIDATE · finaler TECHNICAL-BUILD- und Real-Pi-Feldnachweis noch ausstehend</w:t>
+              <w:t>V16.1.0  ·  ENGINEERING RELEASE CANDIDATE · finale Release-QA und reale V16.1.0-Update-Feldabnahme noch ausstehend</w:t>
             </w:r>
           </w:p>
         </w:tc>
@@ -1044,6 +1044,9 @@
         <w:rPr/>
         <w:t>Die Primärspeicher-Einrichtung führt die Auswahl der Datenquelle und die dazugehörigen Parameter in einem gemeinsamen fachlichen Zusammenhang. Die Oberfläche ordnet Quellkonfiguration, Geräteprofil und erforderliche Felder nachvollziehbar einander zu. Für die direkte Modbus-Datenquelle werden die benötigten Verbindungs- und Geräteparameter im passenden Konfigurationskontext bereitgestellt.</w:t>
       </w:r>
+      <w:r>
+        <w:t xml:space="preserve"> Beim SMA-Sunny-Island-Geräteprofil liest ZEC zusätzlich die aktuelle untere Entladegrenze des Eigenverbrauchsbereichs read-only aus Register 31009 (FC03/U32). Dieser Wert besitzt eine eigene Freshness-/Validitätsbewertung und ist keine Benutzer-Einstellung.</w:t>
+      </w:r>
     </w:p>
     <w:p>
       <w:pPr>
@@ -1052,6 +1055,9 @@
       <w:r>
         <w:rPr/>
         <w:t>Für den Primärspeicher kann ein verständlicher Darstellungsname festgelegt werden. Dieser Name wird in der Oberfläche durchgängig verwendet; technische Quellen- oder Geräteprofilbezeichnungen bleiben auf Konfiguration und Diagnose beschränkt.</w:t>
+      </w:r>
+      <w:r>
+        <w:t xml:space="preserve"> Ein explizit konfigurierter Name hat Vorrang; fehlt er, wird ein Geräteprofil-Default oder der neutrale Fallback „Primärspeicher“ verwendet.</w:t>
       </w:r>
     </w:p>
     <w:p>
@@ -1510,11 +1516,8 @@
             </w:tcMar>
           </w:tcPr>
           <w:p>
-            <w:pPr>
-              <w:pStyle w:val="TableText"/>
-            </w:pPr>
             <w:r>
-              <w:t>Live-Übersicht zu Netz, Betriebsmodus, Zendure, Primärspeicher, Controller, Messdaten und Warnungen. Der eingestellte Darstellungsname des Primärspeichers kann durchgängig verwendet werden.</w:t>
+              <w:t>Live-Übersicht zu Netz, Betriebsmodus, Zendure, Primärspeicher, Controller, Messdaten und Warnungen. Der eingestellte Darstellungsname des Primärspeichers wird durchgängig verwendet. Beim SMA-Sunny-Island-Profil werden die aktuelle read-only Entlade-Untergrenze und der daraus diagnostisch normierte nutzbare Primär-SOC angezeigt, sofern frisch und gültig.</w:t>
             </w:r>
           </w:p>
         </w:tc>
@@ -2092,11 +2095,8 @@
             </w:tcMar>
           </w:tcPr>
           <w:p>
-            <w:pPr>
-              <w:pStyle w:val="TableText"/>
-            </w:pPr>
             <w:r>
-              <w:t>Optional. Bei Nutzung benötigt ZEC eine konfigurierte und aktuelle Datenquelle für Leistung und SOC. Direkter Referenzpfad: Modbus TCP mit passendem Geräteprofil; SMA-Sunny-Island-Referenz über TCP 502 / Unit-ID 3.</w:t>
+              <w:t>Optional. Bei Nutzung benötigt ZEC eine konfigurierte und aktuelle Datenquelle für Leistung und Roh-SOC. Direkter Referenzpfad: Modbus TCP mit passendem Geräteprofil; SMA-Sunny-Island-Referenz über TCP 502 / Unit-ID 3. Das SMA-Profil unterstützt zusätzlich die read-only Capability für die aktuelle untere Entladegrenze (Register 31009); andere Primärspeicherprofile erhalten diese Capability nicht automatisch.</w:t>
             </w:r>
           </w:p>
         </w:tc>
@@ -2706,6 +2706,7 @@
             </w:pPr>
             <w:r>
               <w:rPr>
+                <w:b/>
                 <w:color w:val="FFFFFF"/>
               </w:rPr>
             </w:r>
@@ -2735,7 +2736,11 @@
               <w:pStyle w:val="TableText"/>
             </w:pPr>
             <w:r>
-              <w:t>Status V16.0.1</w:t>
+              <w:rPr>
+                <w:b/>
+                <w:color w:val="FFFFFF"/>
+              </w:rPr>
+              <w:t>Status V16.1.0</w:t>
             </w:r>
           </w:p>
         </w:tc>
@@ -2757,6 +2762,7 @@
             </w:pPr>
             <w:r>
               <w:rPr>
+                <w:b/>
                 <w:color w:val="FFFFFF"/>
               </w:rPr>
             </w:r>
@@ -2992,7 +2998,7 @@
               <w:pStyle w:val="TableText"/>
             </w:pPr>
             <w:r>
-              <w:t>Status-/Datenmodell kann zwei Zendure-Units abbilden; eine freigegebene Sollwertverteilung und getrennte MQTT-Steuerung zweier physischer Headunits ist nicht Bestandteil der V16.0.1-Regelung.</w:t>
+              <w:t>Status-/Datenmodell kann zwei Zendure-Units abbilden; eine freigegebene Sollwertverteilung und getrennte MQTT-Steuerung zweier physischer Headunits ist nicht Bestandteil der V16.1.0-Regelung.</w:t>
             </w:r>
           </w:p>
         </w:tc>
@@ -3065,7 +3071,7 @@
               <w:pStyle w:val="TableText"/>
             </w:pPr>
             <w:r>
-              <w:t>Die Oberfläche kann diese Topologie darstellen. Die aktive Leistungsverteilung auf zwei physische Zendure-Headunits ist in V16.0.1 nicht als produktiver Regelpfad freigegeben.</w:t>
+              <w:t>Die Oberfläche kann diese Topologie darstellen. Die aktive Leistungsverteilung auf zwei physische Zendure-Headunits ist in V16.1.0 nicht als produktiver Regelpfad freigegeben.</w:t>
             </w:r>
           </w:p>
         </w:tc>
@@ -3138,7 +3144,7 @@
               <w:pStyle w:val="TableText"/>
             </w:pPr>
             <w:r>
-              <w:t>V16.0.1 ist kein generischer Speicher-Flottencontroller. Mehr als zwei Zendure-Headunits gehören nicht zum unterstützten Produktumfang.</w:t>
+              <w:t>V16.1.0 ist kein generischer Speicher-Flottencontroller. Mehr als zwei Zendure-Headunits gehören nicht zum unterstützten Produktumfang.</w:t>
             </w:r>
           </w:p>
         </w:tc>
@@ -3149,7 +3155,7 @@
         <w:pStyle w:val="Small"/>
       </w:pPr>
       <w:r>
-        <w:t>Wichtig: Die Darstellung einer zweiten Zendure-Unit in Status oder Graph ist kein Nachweis für eine aktive Dual-Headunit-Regelung. Maßgeblich ist der freigegebene Command- und Regelpfad von V16.0.1.</w:t>
+        <w:t>Wichtig: Die Darstellung einer zweiten Zendure-Unit in Status oder Graph ist kein Nachweis für eine aktive Dual-Headunit-Regelung. Maßgeblich ist der freigegebene Command- und Regelpfad von V16.1.0.</w:t>
       </w:r>
     </w:p>
     <w:p>
@@ -3584,11 +3590,8 @@
             </w:tcMar>
           </w:tcPr>
           <w:p>
-            <w:pPr>
-              <w:pStyle w:val="TableText"/>
-            </w:pPr>
             <w:r>
-              <w:t>Modbus TCP; Sunny Island im aktuellen Referenzaufbau Port 502 / Unit-ID 3</w:t>
+              <w:t>Modbus TCP; Sunny Island im Referenzaufbau Port 502 / Unit-ID 3; optionales SMA-Profil-Readout der aktuellen Entlade-Untergrenze aus Register 31009 (read-only)</w:t>
             </w:r>
           </w:p>
         </w:tc>
@@ -3875,7 +3878,7 @@
         <w:widowControl w:val="1"/>
       </w:pPr>
       <w:r>
-        <w:t>7. Zentrale Benutzerfunktionen von V16.0.1</w:t>
+        <w:t>7. Zentrale Benutzerfunktionen von V16.1.0</w:t>
       </w:r>
     </w:p>
     <w:p>
@@ -3902,7 +3905,7 @@
           <w:b/>
           <w:color w:val="173B57"/>
         </w:rPr>
-        <w:t>Direkte Primärspeicher-Anbindung — Der Sunny-Island-/Primärspeicher kann über eine direkte Modbus-Datenquelle eingebunden werden. ZEC liest darüber die für die Regelung benötigten Werte wie Leistung und SOC.</w:t>
+        <w:t>Direkte Primärspeicher-Anbindung — Der Sunny-Island-/Primärspeicher kann über eine direkte Modbus-Datenquelle eingebunden werden. ZEC liest darüber die für die Regelung benötigten Werte wie Leistung und Roh-SOC. Beim SMA-Sunny-Island-Profil wird zusätzlich die aktuelle untere Entladegrenze read-only aus Register 31009 erfasst. Aus Roh-SOC und frischer gültiger Entladegrenze wird ein diagnostischer, auf den aktuell nutzbaren Bereich normierter Primär-SOC abgeleitet. Diese Capability hat in V16.1.0 ausdrücklich keine Reglerwirkung.</w:t>
       </w:r>
       <w:r/>
     </w:p>
@@ -3916,7 +3919,7 @@
           <w:b/>
           <w:color w:val="173B57"/>
         </w:rPr>
-        <w:t>Darstellungsname — Für den Primärspeicher kann ein benutzerdefinierter Name festgelegt werden, der in der Oberfläche durchgängig erscheint.</w:t>
+        <w:t>Darstellungsname — Für den Primärspeicher kann ein benutzerdefinierter Name festgelegt werden, der in der Oberfläche durchgängig erscheint. Ein leerer Default erzwingt keinen herstellerspezifischen Namen; ohne expliziten Namen wird ein Geräteprofil-Default oder „Primärspeicher“ verwendet.</w:t>
       </w:r>
       <w:r/>
     </w:p>
@@ -4011,7 +4014,7 @@
           </w:tcPr>
           <w:p>
             <w:r>
-              <w:t>V16.0.1 Engineering-Nachweis: Die vollständigen Release-, ResourceWarning-, Manifest-, Datenblatt- und Fresh-extract-Gates werden gegen den finalen Source-Freeze ausgeführt und in der Final-Validation dokumentiert. Der SHA256 des finalen Installer-ZIPs wird extern in der Final-Validation veröffentlicht; dadurch entsteht keine zirkuläre Selbstreferenz im Datenblatt.</w:t>
+              <w:t>V16.1.0 Engineering-Nachweis: Die vollständigen Release-, ResourceWarning-, Manifest-, Datenblatt- und Fresh-extract-Gates werden gegen den finalen Source-Freeze ausgeführt und in der Final-Validation dokumentiert. Die neue SMA-Capability ist diagnostisch/read-only und verändert den geschützten Reglerkern nicht. Der SHA256 des finalen Installer-ZIPs wird extern in der Final-Validation veröffentlicht; dadurch entsteht keine zirkuläre Selbstreferenz im Datenblatt.</w:t>
             </w:r>
           </w:p>
         </w:tc>
@@ -4022,7 +4025,7 @@
         <w:widowControl w:val="1"/>
       </w:pPr>
       <w:r>
-        <w:t>Nachweisstatus: Die vollständigen finalen Release-, ResourceWarning-, Manifest-, Datenblatt- und Fresh-extract-Gates werden vor TECHNICAL BUILD PASS gegen den finalen Source-Freeze ausgeführt und in der Final-Validation dokumentiert. PRODUCTIVE-PASS erfordert zusätzlich die reale Update- und Clean-Fresh-Install-Feldabnahme auf dem Raspberry Pi.</w:t>
+        <w:t>Nachweisstatus: V16.1.0 ist als Engineering Release Candidate für die finale Release-QA vorgesehen. Die vollständigen Release-, ResourceWarning-, Manifest-, Datenblatt- und Fresh-extract-Gates werden gegen den finalen Source-Freeze ausgeführt und in der Final-Validation dokumentiert. PRODUCTIVE-PASS erfordert zusätzlich die reale Update-Feldabnahme von V16.1.0 sowie die weiterhin separat offene reale Clean-Fresh-/FIRST_INSTALL_SETUP-/Uninstaller-Gesamtabnahme.</w:t>
       </w:r>
     </w:p>
     <w:p>
@@ -4148,7 +4151,7 @@
           </w:tcPr>
           <w:p>
             <w:r>
-              <w:t>V16.0.1</w:t>
+              <w:t>V16.1.0</w:t>
             </w:r>
           </w:p>
         </w:tc>
@@ -4170,7 +4173,7 @@
           </w:tcPr>
           <w:p>
             <w:r>
-              <w:t>V16.0.1 Engineering-Nachweis</w:t>
+              <w:t>V16.1.0 Engineering-Nachweis</w:t>
             </w:r>
           </w:p>
         </w:tc>
@@ -4368,7 +4371,7 @@
           </w:tcPr>
           <w:p>
             <w:r>
-              <w:t>15.09.2026</w:t>
+              <w:t>20.09.2026</w:t>
             </w:r>
           </w:p>
         </w:tc>
@@ -4408,7 +4411,7 @@
           </w:tcPr>
           <w:p>
             <w:r>
-              <w:t>PRODUCTIVE-PASS ist ohne realen Update- und Clean-Fresh-Install-Feldtest nicht zulässig. Die technischen Releasegates werden in der Release-/Final-Validation ausgewiesen.</w:t>
+              <w:t>PRODUCTIVE-PASS ist ohne reale Update-Feldabnahme von V16.1.0 und ohne die weiterhin separat offene Clean-Fresh-/FIRST_INSTALL_SETUP-/Uninstaller-Gesamtabnahme nicht zulässig. Die technischen Releasegates werden in der Release-/Final-Validation ausgewiesen.</w:t>
             </w:r>
           </w:p>
         </w:tc>
@@ -4430,7 +4433,7 @@
           </w:tcPr>
           <w:p>
             <w:r>
-              <w:t>v16.0.1-20260915</w:t>
+              <w:t>v16.1.0-20260919</w:t>
             </w:r>
           </w:p>
         </w:tc>
@@ -4443,7 +4446,7 @@
         <w:widowControl w:val="1"/>
       </w:pPr>
       <w:r>
-        <w:t>Normative Grundlage: ZEC – Control &amp; Safety Invariants; ZEC-Hardwareschonungs-Regelwerk V1.0; ZEC Analyse-Regelwerk V1.1; ZEC – Current State &amp; Architecture; ZEC – UI, Settings &amp; Diagnostics Contract; ZEC – Release &amp; Handover Process. Versionsspezifische Aussagen beschreiben ausschließlich den belegten Ist-Zustand von V16.0.1.</w:t>
+        <w:t>Normative Grundlage: ZEC – Control &amp; Safety Invariants; ZEC-Hardwareschonungs-Regelwerk V1.0; ZEC Analyse-Regelwerk V1.1; ZEC – Current State &amp; Architecture; ZEC – UI, Settings &amp; Diagnostics Contract; ZEC – Release &amp; Handover Process. Versionsspezifische Aussagen beschreiben ausschließlich den belegten Ist-Zustand von V16.1.0.</w:t>
       </w:r>
     </w:p>
     <w:p>
@@ -4454,7 +4457,7 @@
         <w:widowControl w:val="1"/>
       </w:pPr>
       <w:r>
-        <w:t>ZEC · Zendure Energy Controller · Technisches Datenblatt V16.0.1</w:t>
+        <w:t>ZEC · Zendure Energy Controller · Technisches Datenblatt V16.1.0</w:t>
       </w:r>
     </w:p>
     <w:sectPr>
@@ -4481,11 +4484,9 @@
       <w:jc w:val="right"/>
     </w:pPr>
     <w:r>
-      <w:t xml:space="preserve">Stand 15.09.2026  ·  </w:t>
+      <w:t xml:space="preserve">Stand 20.09.2026  ·  Seite </w:t>
     </w:r>
-    <w:r>
-      <w:t xml:space="preserve">Seite </w:t>
-    </w:r>
+    <w:r/>
   </w:p>
 </w:ftr>
 </file>
@@ -4521,7 +4522,7 @@
     </w:pPr>
     <w:r>
       <w:rPr/>
-      <w:t>ZEC · Zendure Energy Controller · Datenblatt V16.0.1</w:t>
+      <w:t>ZEC · Zendure Energy Controller · Datenblatt V16.1.0</w:t>
     </w:r>
   </w:p>
 </w:hdr>

--- a/docs/ZEC_Technisches_Datenblatt.docx
+++ b/docs/ZEC_Technisches_Datenblatt.docx
@@ -31,7 +31,7 @@
         <w:widowControl w:val="1"/>
       </w:pPr>
       <w:r>
-        <w:t>Zendure Energy Controller · Version V16.1.0</w:t>
+        <w:t>Zendure Energy Controller · Version V16.2.3</w:t>
       </w:r>
     </w:p>
     <w:p>
@@ -98,7 +98,7 @@
           </w:tcPr>
           <w:p>
             <w:r>
-              <w:t>V16.1.0  ·  ENGINEERING RELEASE CANDIDATE · finale Release-QA und reale V16.1.0-Update-Feldabnahme noch ausstehend</w:t>
+              <w:t>V16.2.3  ·  TECHNICAL BUILD PASS · reale V16.2.3-Update-Feldabnahme ausstehend</w:t>
             </w:r>
           </w:p>
         </w:tc>
@@ -1517,8 +1517,9 @@
           </w:tcPr>
           <w:p>
             <w:r>
-              <w:t>Live-Übersicht zu Netz, Betriebsmodus, Zendure, Primärspeicher, Controller, Messdaten und Warnungen. Der eingestellte Darstellungsname des Primärspeichers wird durchgängig verwendet. Beim SMA-Sunny-Island-Profil werden die aktuelle read-only Entlade-Untergrenze und der daraus diagnostisch normierte nutzbare Primär-SOC angezeigt, sofern frisch und gültig.</w:t>
+              <w:t>Live-Übersicht zu Netz, Betriebsmodus, Zendure, Primärspeicher, Controller, Messdaten und Warnungen. Beide Speicher verwenden in der Standardansicht denselben Informationsvertrag: SOC, prominent signierte Istleistung, Zustand, relevante Lade-/Entladegrenze sowie „Noch ladbar/entladbar“. Der Restwert wird als SOC-Prozentpunkte und – bei belastbarer Kapazität – zusätzlich in kWh gezeigt. Der Leistungsbalken zeigt konkrete Leistung relativ zur jeweiligen Maximalleistung; Laden füllt grün links→rechts, Entladen orange rechts→links. Fehlende technische Angaben blenden nur die abhängige Zusatzinformation aus. Der normalisierte Primärspeicher-usable-SOC bleibt diagnostisch verfügbar, wird aber nicht als konkurrierender Prozentwert in der Standardkarte angezeigt.</w:t>
             </w:r>
+            <w:r/>
           </w:p>
         </w:tc>
       </w:tr>
@@ -1564,6 +1565,9 @@
             </w:pPr>
             <w:r>
               <w:t>Historische und aktuelle Verläufe für Netz, Speicher, SOC und Controllerzustände. Guided-/Free-Ansichten, Cursor-Inspector und Vergleichsfunktionen unterstützen die Ursachenanalyse.</w:t>
+            </w:r>
+            <w:r>
+              <w:t xml:space="preserve"> Tagesansichten trennen aktuelle und historische Cacheeinträge; die „Jetzt“-Markierung ist auf den aktuellen Tag beschränkt.</w:t>
             </w:r>
           </w:p>
         </w:tc>
@@ -1656,6 +1660,9 @@
             </w:pPr>
             <w:r>
               <w:t>Standard- und Expertenansicht. Änderungen werden zuerst geprüft und erst nach Bestätigung übernommen. Abhängige Quellparameter werden im passenden Konfigurationskontext gemeinsam dargestellt und erreichbar gemacht.</w:t>
+            </w:r>
+            <w:r>
+              <w:t xml:space="preserve"> Auch nach Navigation über die mobile Settings-Suche bleibt die Änderungs-/Speicherleiste nach dem Editieren erreichbar.</w:t>
             </w:r>
           </w:p>
         </w:tc>
@@ -2740,7 +2747,7 @@
                 <w:b/>
                 <w:color w:val="FFFFFF"/>
               </w:rPr>
-              <w:t>Status V16.1.0</w:t>
+              <w:t>Status V16.2.3</w:t>
             </w:r>
           </w:p>
         </w:tc>
@@ -2998,7 +3005,7 @@
               <w:pStyle w:val="TableText"/>
             </w:pPr>
             <w:r>
-              <w:t>Status-/Datenmodell kann zwei Zendure-Units abbilden; eine freigegebene Sollwertverteilung und getrennte MQTT-Steuerung zweier physischer Headunits ist nicht Bestandteil der V16.1.0-Regelung.</w:t>
+              <w:t>Status-/Datenmodell kann zwei Zendure-Units abbilden; eine freigegebene Sollwertverteilung und getrennte MQTT-Steuerung zweier physischer Headunits ist nicht Bestandteil der V16.2.3-Regelung.</w:t>
             </w:r>
           </w:p>
         </w:tc>
@@ -3071,7 +3078,7 @@
               <w:pStyle w:val="TableText"/>
             </w:pPr>
             <w:r>
-              <w:t>Die Oberfläche kann diese Topologie darstellen. Die aktive Leistungsverteilung auf zwei physische Zendure-Headunits ist in V16.1.0 nicht als produktiver Regelpfad freigegeben.</w:t>
+              <w:t>Die Oberfläche kann diese Topologie darstellen. Die aktive Leistungsverteilung auf zwei physische Zendure-Headunits ist in V16.2.3 nicht als produktiver Regelpfad freigegeben.</w:t>
             </w:r>
           </w:p>
         </w:tc>
@@ -3144,7 +3151,7 @@
               <w:pStyle w:val="TableText"/>
             </w:pPr>
             <w:r>
-              <w:t>V16.1.0 ist kein generischer Speicher-Flottencontroller. Mehr als zwei Zendure-Headunits gehören nicht zum unterstützten Produktumfang.</w:t>
+              <w:t>V16.2.3 ist kein generischer Speicher-Flottencontroller. Mehr als zwei Zendure-Headunits gehören nicht zum unterstützten Produktumfang.</w:t>
             </w:r>
           </w:p>
         </w:tc>
@@ -3155,7 +3162,7 @@
         <w:pStyle w:val="Small"/>
       </w:pPr>
       <w:r>
-        <w:t>Wichtig: Die Darstellung einer zweiten Zendure-Unit in Status oder Graph ist kein Nachweis für eine aktive Dual-Headunit-Regelung. Maßgeblich ist der freigegebene Command- und Regelpfad von V16.1.0.</w:t>
+        <w:t>Wichtig: Die Darstellung einer zweiten Zendure-Unit in Status oder Graph ist kein Nachweis für eine aktive Dual-Headunit-Regelung. Maßgeblich ist der freigegebene Command- und Regelpfad von V16.2.3.</w:t>
       </w:r>
     </w:p>
     <w:p>
@@ -3878,7 +3885,7 @@
         <w:widowControl w:val="1"/>
       </w:pPr>
       <w:r>
-        <w:t>7. Zentrale Benutzerfunktionen von V16.1.0</w:t>
+        <w:t>7. Zentrale Benutzerfunktionen von V16.2.3</w:t>
       </w:r>
     </w:p>
     <w:p>
@@ -3894,6 +3901,9 @@
         <w:t>Geführte Primärspeicher-Konfiguration — Die gewählte Primärspeicher-Anbindung und die dazugehörigen Einstellungen werden gemeinsam dargestellt. Bei „Direkt per Modbus“ zeigt die Konfiguration die dafür erforderlichen Verbindungs- und Geräteparameter im passenden Kontext.</w:t>
       </w:r>
       <w:r/>
+      <w:r>
+        <w:t xml:space="preserve"> Optionale technische Angaben zu Primärspeicher-Kapazität und maximaler Entladeleistung können für Status-/Diagnoseanzeigen hinterlegt werden, wenn die aktive Datenquelle diese Eigenschaften nicht selbst liefert; sie verändern die Regelstrategie nicht.</w:t>
+      </w:r>
     </w:p>
     <w:p>
       <w:pPr>
@@ -3905,9 +3915,12 @@
           <w:b/>
           <w:color w:val="173B57"/>
         </w:rPr>
-        <w:t>Direkte Primärspeicher-Anbindung — Der Sunny-Island-/Primärspeicher kann über eine direkte Modbus-Datenquelle eingebunden werden. ZEC liest darüber die für die Regelung benötigten Werte wie Leistung und Roh-SOC. Beim SMA-Sunny-Island-Profil wird zusätzlich die aktuelle untere Entladegrenze read-only aus Register 31009 erfasst. Aus Roh-SOC und frischer gültiger Entladegrenze wird ein diagnostischer, auf den aktuell nutzbaren Bereich normierter Primär-SOC abgeleitet. Diese Capability hat in V16.1.0 ausdrücklich keine Reglerwirkung.</w:t>
+        <w:t>Direkte Primärspeicher-Anbindung — Der Sunny-Island-/Primärspeicher kann über eine direkte Modbus-Datenquelle eingebunden werden. ZEC liest darüber die für die Regelung benötigten Werte wie Leistung und Roh-SOC. Beim SMA-Sunny-Island-Profil wird zusätzlich die aktuelle untere Entladegrenze read-only aus Register 31009 erfasst. Aus Roh-SOC und frischer gültiger Entladegrenze bleibt der diagnostisch normalisierte usable SOC intern/API-/Measurement-seitig verfügbar. Diese Capability hat in V16.2.3 ausdrücklich keine Reglerwirkung.</w:t>
       </w:r>
       <w:r/>
+      <w:r>
+        <w:t xml:space="preserve"> Die Standardkarte zeigt statt des normalisierten Prozentwerts den unmittelbar nutzbaren SOC-Abstand zur aktuellen Entladegrenze in Prozentpunkten und – bei belastbarer Kapazität – zusätzlich in kWh. Reale/source-seitige Kapazitätswerte haben Vorrang vor manuellen Fallbacks.</w:t>
+      </w:r>
     </w:p>
     <w:p>
       <w:pPr>
@@ -3922,6 +3935,9 @@
         <w:t>Darstellungsname — Für den Primärspeicher kann ein benutzerdefinierter Name festgelegt werden, der in der Oberfläche durchgängig erscheint. Ein leerer Default erzwingt keinen herstellerspezifischen Namen; ohne expliziten Namen wird ein Geräteprofil-Default oder „Primärspeicher“ verwendet.</w:t>
       </w:r>
       <w:r/>
+      <w:r>
+        <w:t xml:space="preserve"> Beide Speicherstatuskarten verwenden denselben Standardvertrag: großer SOC, prominent signierte Istleistung, Zustand, relevante Lade-/Entladegrenze, „Noch ladbar/entladbar“ und ein richtungsabhängiger Leistungsbalken. Laden füllt grün von links nach rechts, Entladen orange von rechts nach links; der Balken zeigt Leistung relativ zur jeweiligen Maximalleistung statt einer zusätzlichen Prozentzahl.</w:t>
+      </w:r>
     </w:p>
     <w:p>
       <w:pPr>
@@ -3934,6 +3950,9 @@
           <w:color w:val="173B57"/>
         </w:rPr>
         <w:t>Graph-Bedienung — Große Graph-Tooltips weichen horizontal vom Cursor aus und folgen zusätzlich weich seiner vertikalen Position. Zustände &amp; Ereignisse besitzt einen cursor-synchronen, bei engem Zoom adaptiven Detailausschnitt. Command-Follow zeigt Cursorwerte in einer festen, reflow-freien Anzeige unterhalb des Mini-Graphs.</w:t>
+      </w:r>
+      <w:r>
+        <w:t xml:space="preserve"> Der Speicher-SOC-Tagesgraph trennt aktuelle und historische Tages-Caches; die „Jetzt“-Markierung wird ausschließlich am aktuellen Kalendertag dargestellt.</w:t>
       </w:r>
     </w:p>
     <w:p>
@@ -4014,7 +4033,7 @@
           </w:tcPr>
           <w:p>
             <w:r>
-              <w:t>V16.1.0 Engineering-Nachweis: Die vollständigen Release-, ResourceWarning-, Manifest-, Datenblatt- und Fresh-extract-Gates werden gegen den finalen Source-Freeze ausgeführt und in der Final-Validation dokumentiert. Die neue SMA-Capability ist diagnostisch/read-only und verändert den geschützten Reglerkern nicht. Der SHA256 des finalen Installer-ZIPs wird extern in der Final-Validation veröffentlicht; dadurch entsteht keine zirkuläre Selbstreferenz im Datenblatt.</w:t>
+              <w:t>V16.2.3 Technical-Build-Stand: Der Build-Evidence-/Preflight-Hotfix ist umgesetzt. Vollständige Release-, ResourceWarning-, maschinenlesbare Build-Evidence-, Manifest-, Release-Hygiene-, Datenblatt- und paketierte Fresh-extract-Gates sind PASS. Reglerkern und Command-/Safety-Semantik bleiben unverändert; die reale V16.2.3-Update-Feldabnahme steht noch aus.</w:t>
             </w:r>
           </w:p>
         </w:tc>
@@ -4025,7 +4044,7 @@
         <w:widowControl w:val="1"/>
       </w:pPr>
       <w:r>
-        <w:t>Nachweisstatus: V16.1.0 ist als Engineering Release Candidate für die finale Release-QA vorgesehen. Die vollständigen Release-, ResourceWarning-, Manifest-, Datenblatt- und Fresh-extract-Gates werden gegen den finalen Source-Freeze ausgeführt und in der Final-Validation dokumentiert. PRODUCTIVE-PASS erfordert zusätzlich die reale Update-Feldabnahme von V16.1.0 sowie die weiterhin separat offene reale Clean-Fresh-/FIRST_INSTALL_SETUP-/Uninstaller-Gesamtabnahme.</w:t>
+        <w:t>Nachweisstatus: V16.2.3 hat TECHNICAL BUILD PASS. Vollständige Regression und identischer ResourceWarning-Lauf mit jeweils 1112 Tests + 698 Subtests, maschinenlesbarer Build-Evidence-Vertrag, Manifest/Release-Hygiene, Datenblatt und paketierter Fresh Extract sind PASS. Die reale V16.2.3-Update-Feldabnahme steht noch aus.</w:t>
       </w:r>
     </w:p>
     <w:p>
@@ -4033,7 +4052,7 @@
         <w:pStyle w:val="Heading1"/>
         <w:keepNext/>
         <w:keepLines/>
-        <w:pageBreakBefore/>
+        <w:pageBreakBefore w:val="0"/>
         <w:pBdr>
           <w:bottom w:val="single" w:sz="10" w:space="1" w:color="1B7A78"/>
         </w:pBdr>
@@ -4151,7 +4170,7 @@
           </w:tcPr>
           <w:p>
             <w:r>
-              <w:t>V16.1.0</w:t>
+              <w:t>V16.2.3</w:t>
             </w:r>
           </w:p>
         </w:tc>
@@ -4173,7 +4192,7 @@
           </w:tcPr>
           <w:p>
             <w:r>
-              <w:t>V16.1.0 Engineering-Nachweis</w:t>
+              <w:t>V16.2.3 Technical Build PASS</w:t>
             </w:r>
           </w:p>
         </w:tc>
@@ -4189,7 +4208,7 @@
           </w:tcPr>
           <w:p>
             <w:r>
-              <w:t>Release-, ResourceWarning-, Manifest-, Datenblatt- und Fresh-extract-Gates werden gegen den finalen Source-Freeze ausgeführt und in der Final-Validation dokumentiert.</w:t>
+              <w:t>Vollständige Regression `1112 + 698`, identischer ResourceWarning-Lauf, kanonische maschinenlesbare Build-Evidenz, Manifest-/Release-Hygiene, Datenblatt und paketierter Fresh Extract sind PASS. Reale V16.2.3-Update-Feldabnahme noch ausstehend.</w:t>
             </w:r>
           </w:p>
         </w:tc>
@@ -4371,7 +4390,7 @@
           </w:tcPr>
           <w:p>
             <w:r>
-              <w:t>20.09.2026</w:t>
+              <w:t>21.09.2026</w:t>
             </w:r>
           </w:p>
         </w:tc>
@@ -4411,8 +4430,9 @@
           </w:tcPr>
           <w:p>
             <w:r>
-              <w:t>PRODUCTIVE-PASS ist ohne reale Update-Feldabnahme von V16.1.0 und ohne die weiterhin separat offene Clean-Fresh-/FIRST_INSTALL_SETUP-/Uninstaller-Gesamtabnahme nicht zulässig. Die technischen Releasegates werden in der Release-/Final-Validation ausgewiesen.</w:t>
+              <w:t>PRODUCTIVE-PASS ist ohne reale Update-Feldabnahme von V16.2.3 und ohne die weiterhin separat offene Clean-Fresh-/FIRST_INSTALL_SETUP-/Uninstaller-Gesamtabnahme nicht zulässig. Die technischen Releasegates werden in der Release-/Final-Validation ausgewiesen.</w:t>
             </w:r>
+            <w:r/>
           </w:p>
         </w:tc>
       </w:tr>
@@ -4433,7 +4453,7 @@
           </w:tcPr>
           <w:p>
             <w:r>
-              <w:t>v16.1.0-20260919</w:t>
+              <w:t>v16.2.3-20260921</w:t>
             </w:r>
           </w:p>
         </w:tc>
@@ -4446,18 +4466,7 @@
         <w:widowControl w:val="1"/>
       </w:pPr>
       <w:r>
-        <w:t>Normative Grundlage: ZEC – Control &amp; Safety Invariants; ZEC-Hardwareschonungs-Regelwerk V1.0; ZEC Analyse-Regelwerk V1.1; ZEC – Current State &amp; Architecture; ZEC – UI, Settings &amp; Diagnostics Contract; ZEC – Release &amp; Handover Process. Versionsspezifische Aussagen beschreiben ausschließlich den belegten Ist-Zustand von V16.1.0.</w:t>
-      </w:r>
-    </w:p>
-    <w:p>
-      <w:pPr>
-        <w:pStyle w:val="Small"/>
-        <w:spacing w:before="240"/>
-        <w:jc w:val="center"/>
-        <w:widowControl w:val="1"/>
-      </w:pPr>
-      <w:r>
-        <w:t>ZEC · Zendure Energy Controller · Technisches Datenblatt V16.1.0</w:t>
+        <w:t>Normative Grundlage: ZEC – Control &amp; Safety Invariants; ZEC-Hardwareschonungs-Regelwerk V1.0; ZEC Analyse-Regelwerk V1.1; ZEC – Current State &amp; Architecture; ZEC – UI, Settings &amp; Diagnostics Contract; ZEC – Release &amp; Handover Process. Versionsspezifische Aussagen beschreiben ausschließlich den belegten Ist-Zustand von V16.2.3.</w:t>
       </w:r>
     </w:p>
     <w:sectPr>
@@ -4484,7 +4493,7 @@
       <w:jc w:val="right"/>
     </w:pPr>
     <w:r>
-      <w:t xml:space="preserve">Stand 20.09.2026  ·  Seite </w:t>
+      <w:t xml:space="preserve">Stand 21.09.2026  ·  Seite </w:t>
     </w:r>
     <w:r/>
   </w:p>
@@ -4522,7 +4531,7 @@
     </w:pPr>
     <w:r>
       <w:rPr/>
-      <w:t>ZEC · Zendure Energy Controller · Datenblatt V16.1.0</w:t>
+      <w:t>ZEC · Zendure Energy Controller · Datenblatt V16.2.3</w:t>
     </w:r>
   </w:p>
 </w:hdr>

--- a/docs/ZEC_Technisches_Datenblatt.docx
+++ b/docs/ZEC_Technisches_Datenblatt.docx
@@ -29,9 +29,10 @@
     <w:p>
       <w:pPr>
         <w:widowControl w:val="1"/>
+        <w:jc w:val="center"/>
       </w:pPr>
       <w:r>
-        <w:t>Zendure Energy Controller · Version V16.2.3</w:t>
+        <w:t>Zendure Energy Controller · Version V17.0.1</w:t>
       </w:r>
     </w:p>
     <w:p>
@@ -40,7 +41,7 @@
         <w:widowControl w:val="1"/>
       </w:pPr>
       <w:r>
-        <w:t>Lokale, automatische Speichersteuerung für Haushalte mit einem Zendure-Speicher – wahlweise als eigenständiger gesteuerter Speicher oder in Verbindung mit einem Primärspeicher. ZEC umfasst außerdem einen lokalen Deploymentpfad für Update, Clean Fresh Install, mutationsfreie Vorprüfung, Deinstallation und secretsichere Supportdiagnose. Die Regelung versucht, unnötigen Netzbezug und unnötige Einspeisung zu reduzieren, ohne Schutzgrenzen oder die konfigurierte Speicherpriorität zu verletzen.</w:t>
+        <w:t>Lokale, automatische Speichersteuerung für Haushalte mit einem Zendure-Speicher – wahlweise als eigenständiger gesteuerter Speicher oder in Verbindung mit einem Primärspeicher. V17.0.1 ergänzt den bewährten Regler um Fast Capture A400/R100: einen klar getrennten, sicherheitsüberwachten Overlay-Pfad zur schnelleren Nutzung real beobachteter Restüberschüsse in definierten Primärspeicherzuständen. ZEC umfasst außerdem einen lokalen Deploymentpfad für Update, Clean Fresh Install, mutationsfreie Vorprüfung, Deinstallation und secretsichere Supportdiagnose. Schutzgrenzen, Primärspeicherpriorität, Cross-Charge- und Command-Safety bleiben übergeordnet.</w:t>
       </w:r>
     </w:p>
     <w:tbl>
@@ -98,7 +99,7 @@
           </w:tcPr>
           <w:p>
             <w:r>
-              <w:t>V16.2.3  ·  TECHNICAL BUILD PASS · reale V16.2.3-Update-Feldabnahme ausstehend</w:t>
+              <w:t>V17.0.1  ·  RELEASE FREEZE · technische Gesamtgates ausstehend</w:t>
             </w:r>
           </w:p>
         </w:tc>
@@ -150,7 +151,7 @@
               <w:pStyle w:val="CardText"/>
             </w:pPr>
             <w:r>
-              <w:t>ZEC misst die Netzleistung und passt die Zendure-Leistung fortlaufend an. Im Normalbetrieb ist kein tägliches Eingreifen erforderlich.</w:t>
+              <w:t>ZEC misst die Netzleistung und passt die Zendure-Leistung fortlaufend an. Fast Capture kann in definierten Primärspeicherzuständen Restüberschüsse mit einer getrennten A400/R100-Rampe schneller aufnehmen; der sichere Release-Default ist off.</w:t>
             </w:r>
           </w:p>
         </w:tc>
@@ -552,6 +553,28 @@
             </w:pPr>
             <w:r>
               <w:t>Bei fehlenden oder widersprüchlichen Daten wechselt ZEC nicht blind weiter. Sicherheits- und Recovery-Mechanismen begrenzen bzw. neutralisieren die Regelung.</w:t>
+            </w:r>
+          </w:p>
+        </w:tc>
+      </w:tr>
+      <w:tr>
+        <w:tc>
+          <w:tcPr>
+            <w:tcW w:type="dxa" w:w="2324"/>
+          </w:tcPr>
+          <w:p>
+            <w:r>
+              <w:t>Fast Capture / Restexport-Spitze</w:t>
+            </w:r>
+          </w:p>
+        </w:tc>
+        <w:tc>
+          <w:tcPr>
+            <w:tcW w:type="dxa" w:w="7200"/>
+          </w:tcPr>
+          <w:p>
+            <w:r>
+              <w:t>Bei FULL_IDLE oder NEAR_LIMIT kann ZEC einen getrennten Fast-Overlay-Kandidaten bilden. Im Shadow-Modus wird nur gerechnet und protokolliert; Active bleibt unter Import-Guard, Device-Limits, Cross-Charge und Command-Safety.</w:t>
             </w:r>
           </w:p>
         </w:tc>
@@ -1407,6 +1430,28 @@
           </w:p>
         </w:tc>
       </w:tr>
+      <w:tr>
+        <w:tc>
+          <w:tcPr>
+            <w:tcW w:type="dxa" w:w="2494"/>
+          </w:tcPr>
+          <w:p>
+            <w:r>
+              <w:t>Fast Capture (off / shadow / active)</w:t>
+            </w:r>
+          </w:p>
+        </w:tc>
+        <w:tc>
+          <w:tcPr>
+            <w:tcW w:type="dxa" w:w="7030"/>
+          </w:tcPr>
+          <w:p>
+            <w:r>
+              <w:t>Zusätzlicher A400/R100-Overlay-Pfad für definierte Primärspeicherzustände. off = keine Fast-Berechnung mit Reglerwirkung; shadow = Kandidat vollständig diagnostisch ohne Sollwert-/Commandänderung; active = Overlay unter allen bestehenden Safety-/Command-/Cross-Charge-Grenzen. Release-Default ist off.</w:t>
+            </w:r>
+          </w:p>
+        </w:tc>
+      </w:tr>
     </w:tbl>
     <w:p>
       <w:pPr>
@@ -1517,9 +1562,8 @@
           </w:tcPr>
           <w:p>
             <w:r>
-              <w:t>Live-Übersicht zu Netz, Betriebsmodus, Zendure, Primärspeicher, Controller, Messdaten und Warnungen. Beide Speicher verwenden in der Standardansicht denselben Informationsvertrag: SOC, prominent signierte Istleistung, Zustand, relevante Lade-/Entladegrenze sowie „Noch ladbar/entladbar“. Der Restwert wird als SOC-Prozentpunkte und – bei belastbarer Kapazität – zusätzlich in kWh gezeigt. Der Leistungsbalken zeigt konkrete Leistung relativ zur jeweiligen Maximalleistung; Laden füllt grün links→rechts, Entladen orange rechts→links. Fehlende technische Angaben blenden nur die abhängige Zusatzinformation aus. Der normalisierte Primärspeicher-usable-SOC bleibt diagnostisch verfügbar, wird aber nicht als konkurrierender Prozentwert in der Standardkarte angezeigt.</w:t>
+              <w:t>Live-Übersicht zu Netz, Betriebsmodus, Zendure, Primärspeicher, Controller, Messdaten und Warnungen. Beide Speicherkarten zeigen SOC, signierte Istleistung, Zustand, relevante Lade-/Entladegrenze, „Noch ladbar/entladbar“ und den richtungsabhängigen Leistungsbalken. Aktive Warnungen bleiben als höhenneutraler Header-Chip sichtbar; Details erscheinen außerhalb des Kartenflows.</w:t>
             </w:r>
-            <w:r/>
           </w:p>
         </w:tc>
       </w:tr>
@@ -1560,14 +1604,8 @@
             </w:tcMar>
           </w:tcPr>
           <w:p>
-            <w:pPr>
-              <w:pStyle w:val="TableText"/>
-            </w:pPr>
             <w:r>
-              <w:t>Historische und aktuelle Verläufe für Netz, Speicher, SOC und Controllerzustände. Guided-/Free-Ansichten, Cursor-Inspector und Vergleichsfunktionen unterstützen die Ursachenanalyse.</w:t>
-            </w:r>
-            <w:r>
-              <w:t xml:space="preserve"> Tagesansichten trennen aktuelle und historische Cacheeinträge; die „Jetzt“-Markierung ist auf den aktuellen Tag beschränkt.</w:t>
+              <w:t>Historische und aktuelle Verläufe für Netz, Speicher, SOC und Controllerzustände. Guided-/Free-Ansichten, Cursor-Inspector und Vergleiche unterstützen die Ursachenanalyse. Bestätigte Evidence-Gaps unterbrechen numerische Linien und werden auch in der Interaktion als Datenlücke behandelt.</w:t>
             </w:r>
           </w:p>
         </w:tc>
@@ -1609,11 +1647,8 @@
             </w:tcMar>
           </w:tcPr>
           <w:p>
-            <w:pPr>
-              <w:pStyle w:val="TableText"/>
-            </w:pPr>
             <w:r>
-              <w:t>Tooltip und Cursor-Inspector weichen horizontal vom Cursor aus und folgen in den großen Graphen zusätzlich weich der vertikalen Mausposition. Zustände &amp; Ereignisse verwendet einen adaptiven, synchronen Detailausschnitt; Command-Follow hält seine Cursorwerte in einer festen Anzeige außerhalb des Mini-Graphs.</w:t>
+              <w:t>Cursor/Tooltip/Inspector bleiben außerhalb von Evidence-Gaps nearest-sample-basiert. Innerhalb eines bestätigten Gaps werden jedoch keine Werte eines Messpunkts außerhalb der Lücke als lokaler Messwert präsentiert; Command-Follow und Vergleiche folgen demselben Vertrag.</w:t>
             </w:r>
           </w:p>
         </w:tc>
@@ -1655,14 +1690,8 @@
             </w:tcMar>
           </w:tcPr>
           <w:p>
-            <w:pPr>
-              <w:pStyle w:val="TableText"/>
-            </w:pPr>
             <w:r>
-              <w:t>Standard- und Expertenansicht. Änderungen werden zuerst geprüft und erst nach Bestätigung übernommen. Abhängige Quellparameter werden im passenden Konfigurationskontext gemeinsam dargestellt und erreichbar gemacht.</w:t>
-            </w:r>
-            <w:r>
-              <w:t xml:space="preserve"> Auch nach Navigation über die mobile Settings-Suche bleibt die Änderungs-/Speicherleiste nach dem Editieren erreichbar.</w:t>
+              <w:t>Standard- und Expertenansicht. Änderungen werden zuerst geprüft und erst nach Bestätigung übernommen. Produktfreigabe und Hardware-/Konfigurations-Anwendbarkeit werden getrennt behandelt: der Primärspeicher-Aktivierungsschalter bleibt erreichbar, abhängige technische Felder werden passend zur aktuellen Draft-Konfiguration ein-/ausgeblendet. Zielsettings späterer Entwicklungsstufen bleiben trotz passender Hardware verborgen, solange sie nicht operativ freigegeben sind.</w:t>
             </w:r>
           </w:p>
         </w:tc>
@@ -1750,11 +1779,8 @@
             </w:tcMar>
           </w:tcPr>
           <w:p>
-            <w:pPr>
-              <w:pStyle w:val="TableText"/>
-            </w:pPr>
             <w:r>
-              <w:t>Health/Ready, Ereignisse, MQTT-/Messdatenstatus, Storage-Zustand und Diagnosepakete helfen bei Störungen, ohne dass der Benutzer interne Logs manuell zusammensuchen muss.</w:t>
+              <w:t>Health/Ready, Ereignisse, MQTT-/Messdatenstatus, Storage-Zustand und Diagnosepakete helfen bei Störungen. Für Fast Capture liefert Measurement V4 additive Rekonstruktionsdaten; das mitgelieferte read-only Feldanalysewerkzeug bewertet Zustand, Rechnung, physikalische Wirkung und Recovery getrennt.</w:t>
             </w:r>
           </w:p>
         </w:tc>
@@ -2739,15 +2765,12 @@
             </w:tcMar>
           </w:tcPr>
           <w:p>
-            <w:pPr>
-              <w:pStyle w:val="TableText"/>
-            </w:pPr>
             <w:r>
               <w:rPr>
                 <w:b/>
                 <w:color w:val="FFFFFF"/>
               </w:rPr>
-              <w:t>Status V16.2.3</w:t>
+              <w:t>Status V17.0.1</w:t>
             </w:r>
           </w:p>
         </w:tc>
@@ -2924,15 +2947,8 @@
             </w:tcMar>
           </w:tcPr>
           <w:p>
-            <w:pPr>
-              <w:pStyle w:val="TableText"/>
-            </w:pPr>
-            <w:r/>
             <w:r>
-              <w:rPr>
-                <w:b w:val="0"/>
-              </w:rPr>
-              <w:t>ZEC regelt den Zendure-Speicher und berücksichtigt den Primärspeicher. Die konfigurierte Primärspeicherpriorität, Harvest-Logik und der Cross-Charge-Schutz können vollständig genutzt werden.</w:t>
+              <w:t>ZEC regelt den Zendure-Speicher und berücksichtigt den Primärspeicher. Primärspeicherpriorität, Harvest-Logik und Cross-Charge-Schutz können vollständig genutzt werden. In dieser Topologie ist außerdem Fast Capture A400/R100 für FULL_IDLE/NEAR_LIMIT verfügbar; der Auslieferungszustand bleibt off und der reale Rollout beginnt mit shadow.</w:t>
             </w:r>
           </w:p>
         </w:tc>
@@ -2953,14 +2969,7 @@
             </w:tcMar>
           </w:tcPr>
           <w:p>
-            <w:pPr>
-              <w:pStyle w:val="TableText"/>
-            </w:pPr>
-            <w:r/>
             <w:r>
-              <w:rPr>
-                <w:b/>
-              </w:rPr>
               <w:t>2× Zendure, ohne Primärspeicher</w:t>
             </w:r>
           </w:p>
@@ -2977,14 +2986,7 @@
             </w:tcMar>
           </w:tcPr>
           <w:p>
-            <w:pPr>
-              <w:pStyle w:val="TableText"/>
-            </w:pPr>
-            <w:r/>
             <w:r>
-              <w:rPr>
-                <w:b w:val="0"/>
-              </w:rPr>
               <w:t>Keine freigegebene aktive Dual-Headunit-Regelung</w:t>
             </w:r>
           </w:p>
@@ -3001,11 +3003,8 @@
             </w:tcMar>
           </w:tcPr>
           <w:p>
-            <w:pPr>
-              <w:pStyle w:val="TableText"/>
-            </w:pPr>
             <w:r>
-              <w:t>Status-/Datenmodell kann zwei Zendure-Units abbilden; eine freigegebene Sollwertverteilung und getrennte MQTT-Steuerung zweier physischer Headunits ist nicht Bestandteil der V16.2.3-Regelung.</w:t>
+              <w:t>Status-/Datenmodell kann zwei Zendure-Units abbilden; eine freigegebene Sollwertverteilung und getrennte MQTT-Steuerung zweier physischer Headunits ist nicht Bestandteil der V17.0.1-Regelung.</w:t>
             </w:r>
           </w:p>
         </w:tc>
@@ -3026,14 +3025,7 @@
             </w:tcMar>
           </w:tcPr>
           <w:p>
-            <w:pPr>
-              <w:pStyle w:val="TableText"/>
-            </w:pPr>
-            <w:r/>
             <w:r>
-              <w:rPr>
-                <w:b/>
-              </w:rPr>
               <w:t>2× Zendure + 1× Primärspeicher</w:t>
             </w:r>
           </w:p>
@@ -3050,14 +3042,7 @@
             </w:tcMar>
           </w:tcPr>
           <w:p>
-            <w:pPr>
-              <w:pStyle w:val="TableText"/>
-            </w:pPr>
-            <w:r/>
             <w:r>
-              <w:rPr>
-                <w:b w:val="0"/>
-              </w:rPr>
               <w:t>Keine freigegebene aktive Dual-Headunit-Regelung</w:t>
             </w:r>
           </w:p>
@@ -3074,11 +3059,8 @@
             </w:tcMar>
           </w:tcPr>
           <w:p>
-            <w:pPr>
-              <w:pStyle w:val="TableText"/>
-            </w:pPr>
             <w:r>
-              <w:t>Die Oberfläche kann diese Topologie darstellen. Die aktive Leistungsverteilung auf zwei physische Zendure-Headunits ist in V16.2.3 nicht als produktiver Regelpfad freigegeben.</w:t>
+              <w:t>Die Oberfläche kann diese Topologie darstellen. Die aktive Leistungsverteilung auf zwei physische Zendure-Headunits ist in V17.0.1 nicht als produktiver Regelpfad freigegeben.</w:t>
             </w:r>
           </w:p>
         </w:tc>
@@ -3099,14 +3081,7 @@
             </w:tcMar>
           </w:tcPr>
           <w:p>
-            <w:pPr>
-              <w:pStyle w:val="TableText"/>
-            </w:pPr>
-            <w:r/>
             <w:r>
-              <w:rPr>
-                <w:b/>
-              </w:rPr>
               <w:t>Mehr als 2 Zendure-Headunits</w:t>
             </w:r>
           </w:p>
@@ -3123,14 +3098,7 @@
             </w:tcMar>
           </w:tcPr>
           <w:p>
-            <w:pPr>
-              <w:pStyle w:val="TableText"/>
-            </w:pPr>
-            <w:r/>
             <w:r>
-              <w:rPr>
-                <w:b w:val="0"/>
-              </w:rPr>
               <w:t>Nicht unterstützt</w:t>
             </w:r>
           </w:p>
@@ -3147,11 +3115,8 @@
             </w:tcMar>
           </w:tcPr>
           <w:p>
-            <w:pPr>
-              <w:pStyle w:val="TableText"/>
-            </w:pPr>
             <w:r>
-              <w:t>V16.2.3 ist kein generischer Speicher-Flottencontroller. Mehr als zwei Zendure-Headunits gehören nicht zum unterstützten Produktumfang.</w:t>
+              <w:t>V17.0.1 ist kein generischer Speicher-Flottencontroller. Mehr als zwei Zendure-Headunits gehören nicht zum unterstützten Produktumfang.</w:t>
             </w:r>
           </w:p>
         </w:tc>
@@ -3162,7 +3127,7 @@
         <w:pStyle w:val="Small"/>
       </w:pPr>
       <w:r>
-        <w:t>Wichtig: Die Darstellung einer zweiten Zendure-Unit in Status oder Graph ist kein Nachweis für eine aktive Dual-Headunit-Regelung. Maßgeblich ist der freigegebene Command- und Regelpfad von V16.2.3.</w:t>
+        <w:t>Wichtig: Die Darstellung einer zweiten Zendure-Unit in Status oder Graph ist kein Nachweis für eine aktive Dual-Headunit-Regelung. Maßgeblich ist der freigegebene Command- und Regelpfad von V17.0.1.</w:t>
       </w:r>
     </w:p>
     <w:p>
@@ -3873,6 +3838,32 @@
           </w:p>
         </w:tc>
       </w:tr>
+      <w:tr>
+        <w:tc>
+          <w:tcPr>
+            <w:tcW w:type="dxa" w:w="3402"/>
+            <w:shd w:fill="E7F0F3"/>
+          </w:tcPr>
+          <w:p>
+            <w:r>
+              <w:rPr>
+                <w:b/>
+              </w:rPr>
+              <w:t>Fast-Capture-Verifikation</w:t>
+            </w:r>
+          </w:p>
+        </w:tc>
+        <w:tc>
+          <w:tcPr>
+            <w:tcW w:type="dxa" w:w="6123"/>
+          </w:tcPr>
+          <w:p>
+            <w:r>
+              <w:t>read-only tools/fast_capture_field_analysis.py; releasespezifische Feldabnahme über tools/v17_field_acceptance.py</w:t>
+            </w:r>
+          </w:p>
+        </w:tc>
+      </w:tr>
     </w:tbl>
     <w:p>
       <w:pPr>
@@ -3885,7 +3876,7 @@
         <w:widowControl w:val="1"/>
       </w:pPr>
       <w:r>
-        <w:t>7. Zentrale Benutzerfunktionen von V16.2.3</w:t>
+        <w:t>7. Zentrale Benutzerfunktionen von V17.0.1</w:t>
       </w:r>
     </w:p>
     <w:p>
@@ -3894,15 +3885,7 @@
         <w:widowControl w:val="1"/>
       </w:pPr>
       <w:r>
-        <w:rPr>
-          <w:b/>
-          <w:color w:val="173B57"/>
-        </w:rPr>
-        <w:t>Geführte Primärspeicher-Konfiguration — Die gewählte Primärspeicher-Anbindung und die dazugehörigen Einstellungen werden gemeinsam dargestellt. Bei „Direkt per Modbus“ zeigt die Konfiguration die dafür erforderlichen Verbindungs- und Geräteparameter im passenden Kontext.</w:t>
-      </w:r>
-      <w:r/>
-      <w:r>
-        <w:t xml:space="preserve"> Optionale technische Angaben zu Primärspeicher-Kapazität und maximaler Entladeleistung können für Status-/Diagnoseanzeigen hinterlegt werden, wenn die aktive Datenquelle diese Eigenschaften nicht selbst liefert; sie verändern die Regelstrategie nicht.</w:t>
+        <w:t>Geführte Primärspeicher-Konfiguration — Die produktive Settings-Oberfläche trennt Releasefreigabe von der aktuellen Hardware-/Konfigurations-Anwendbarkeit. Der Primärspeicher kann auch aus einer Single-Zendure-Konstellation heraus aktiviert werden; abhängige Quell- und Technikfelder erscheinen kontextabhängig. Kapazität sowie maximale Lade-/Entladeleistung können als manuelle Status-/Diagnose-Fallbackwerte gepflegt werden, wenn keine höherwertige Geräte-/Templatequelle vorliegt. Diese Werte verändern die Regelstrategie nicht.</w:t>
       </w:r>
     </w:p>
     <w:p>
@@ -3911,15 +3894,7 @@
         <w:widowControl w:val="1"/>
       </w:pPr>
       <w:r>
-        <w:rPr>
-          <w:b/>
-          <w:color w:val="173B57"/>
-        </w:rPr>
-        <w:t>Direkte Primärspeicher-Anbindung — Der Sunny-Island-/Primärspeicher kann über eine direkte Modbus-Datenquelle eingebunden werden. ZEC liest darüber die für die Regelung benötigten Werte wie Leistung und Roh-SOC. Beim SMA-Sunny-Island-Profil wird zusätzlich die aktuelle untere Entladegrenze read-only aus Register 31009 erfasst. Aus Roh-SOC und frischer gültiger Entladegrenze bleibt der diagnostisch normalisierte usable SOC intern/API-/Measurement-seitig verfügbar. Diese Capability hat in V16.2.3 ausdrücklich keine Reglerwirkung.</w:t>
-      </w:r>
-      <w:r/>
-      <w:r>
-        <w:t xml:space="preserve"> Die Standardkarte zeigt statt des normalisierten Prozentwerts den unmittelbar nutzbaren SOC-Abstand zur aktuellen Entladegrenze in Prozentpunkten und – bei belastbarer Kapazität – zusätzlich in kWh. Reale/source-seitige Kapazitätswerte haben Vorrang vor manuellen Fallbacks.</w:t>
+        <w:t>Direkte Primärspeicher-Anbindung — Der Sunny-Island-/Primärspeicher kann über eine direkte Modbus-Datenquelle eingebunden werden. ZEC liest darüber Leistung und Roh-SOC; beim SMA-Sunny-Island-Profil zusätzlich die aktuelle untere Entladegrenze read-only aus Register 31009. Der daraus diagnostisch ableitbare usable SOC bleibt verfügbar, besitzt aber auch in V17.0.1 keine Fast-Capture-, FULL/IDLE-, High-SOC-/Taper- oder Safety-Autorität. Fast Capture klassifiziert seine Primärspeicherzustände ausdrücklich mit realem Roh-SOC, frischer Leistung und den bestehenden Geräte-/Commandgrenzen.</w:t>
       </w:r>
     </w:p>
     <w:p>
@@ -3928,15 +3903,7 @@
         <w:widowControl w:val="1"/>
       </w:pPr>
       <w:r>
-        <w:rPr>
-          <w:b/>
-          <w:color w:val="173B57"/>
-        </w:rPr>
-        <w:t>Darstellungsname — Für den Primärspeicher kann ein benutzerdefinierter Name festgelegt werden, der in der Oberfläche durchgängig erscheint. Ein leerer Default erzwingt keinen herstellerspezifischen Namen; ohne expliziten Namen wird ein Geräteprofil-Default oder „Primärspeicher“ verwendet.</w:t>
-      </w:r>
-      <w:r/>
-      <w:r>
-        <w:t xml:space="preserve"> Beide Speicherstatuskarten verwenden denselben Standardvertrag: großer SOC, prominent signierte Istleistung, Zustand, relevante Lade-/Entladegrenze, „Noch ladbar/entladbar“ und ein richtungsabhängiger Leistungsbalken. Laden füllt grün von links nach rechts, Entladen orange von rechts nach links; der Balken zeigt Leistung relativ zur jeweiligen Maximalleistung statt einer zusätzlichen Prozentzahl.</w:t>
+        <w:t>Darstellungsname und Speicherstatus — Für den Primärspeicher kann ein benutzerdefinierter Name festgelegt werden. Beide Speicherstatuskarten verwenden denselben Standardvertrag: großer SOC, prominent signierte Istleistung, Zustand, relevante Lade-/Entladegrenze, „Noch ladbar/entladbar“ und ein richtungsabhängiger Leistungsbalken. Aktive Command-/Limiter-Hinweise bleiben als kompakter Warnchip im Kartenkopf sichtbar; Detailtext öffnet außerhalb des normalen Kartenflows, sodass die eingeklappte Warnung die Kartenreihe nicht vertikal vergrößert. Im Expertenmodus bleiben zusätzliche Strategie-/Diagnoseinformationen zugänglich.</w:t>
       </w:r>
     </w:p>
     <w:p>
@@ -3945,14 +3912,7 @@
         <w:widowControl w:val="1"/>
       </w:pPr>
       <w:r>
-        <w:rPr>
-          <w:b/>
-          <w:color w:val="173B57"/>
-        </w:rPr>
-        <w:t>Graph-Bedienung — Große Graph-Tooltips weichen horizontal vom Cursor aus und folgen zusätzlich weich seiner vertikalen Position. Zustände &amp; Ereignisse besitzt einen cursor-synchronen, bei engem Zoom adaptiven Detailausschnitt. Command-Follow zeigt Cursorwerte in einer festen, reflow-freien Anzeige unterhalb des Mini-Graphs.</w:t>
-      </w:r>
-      <w:r>
-        <w:t xml:space="preserve"> Der Speicher-SOC-Tagesgraph trennt aktuelle und historische Tages-Caches; die „Jetzt“-Markierung wird ausschließlich am aktuellen Kalendertag dargestellt.</w:t>
+        <w:t>Graph-Bedienung — Große Graph-Tooltips, Cursor-Inspector, Command-Follow und Vergleichsansichten verwenden den gemeinsamen Evidence-Vertrag. Bestätigte Datenlücken werden als echte Linienunterbrechung dargestellt; innerhalb einer bestätigten Lücke zeigt die Interaktion keinen nächstgelegenen Messwert von außerhalb der Lücke als scheinbar lokalen Wert. Fehlende Punktzeitstempel werden als Datenlücke/kein Punkt dargestellt und nicht als Unix-Epoch.</w:t>
       </w:r>
     </w:p>
     <w:p>
@@ -3961,18 +3921,13 @@
         <w:widowControl w:val="1"/>
       </w:pPr>
       <w:r>
-        <w:rPr>
-          <w:b/>
-          <w:color w:val="173B57"/>
-        </w:rPr>
-        <w:t>Reglerkern — Der Live-Regelalgorithmus arbeitet unter den beschriebenen Control-&amp;-Safety-, Cross-Charge-, SOC- und Command-Effect-Invarianten. Schutzgrenzen und Neutralisierungslogik bleiben Bestandteil jeder Regelentscheidung.</w:t>
+        <w:t>Reglerkern und Fast Capture — Der normale Regler erzeugt weiterhin die strategische Baseline. Fast Capture A400/R100 ist als getrenntes Overlay implementiert und greift nur in den spezifizierten Primärspeicherzuständen FULL_IDLE und NEAR_LIMIT. RESERVE_UNKNOWN, stale/unklare Daten, Safety-/STOP-/Manual-/Night-Konflikte, nicht bereiter Command-State und Cross-Charge-Konflikte verhindern aktive Fast-Wirkung. Die Overlay-Rampe ist auf +400 W/s begrenzt, der kontrollierte Abbau auf 100 W/s. Bestehende Device-Limits, Cross-Charge und sichere Command-/Readback-Pipeline bleiben nachgelagert autoritativ.</w:t>
       </w:r>
-      <w:r/>
     </w:p>
     <w:p>
       <w:pPr/>
       <w:r>
-        <w:t>Installation und mutationsfreier Preflight — Der kanonische Installer erkennt unterstütztes Update, sauberen Fresh Install und unklare/partielle Installationen. Mit --preflight-only werden Paket, Abhängigkeiten, Installationszustand, Zielpfade und Webport geprüft, ohne produktive ZEC-Dateien, Dienste oder Konfiguration zu verändern.</w:t>
+        <w:t>Installation und mutationsfreier Preflight — Der kanonische Installer erkennt unterstütztes Update, sauberen Fresh Install und unklare/partielle Installationen. Mit --preflight-only werden Paket, Abhängigkeiten, Installationszustand, Zielpfade und Webport ohne Produktivmutation geprüft. Ein erfolgreicher Lauf schreibt den maschinenlesbaren Installationsreport atomar und persistent neben die Deployment-Evidenz; /tmp bleibt nur eine Kompatibilitätskopie. Das Feldtool bevorzugt den persistenten Report und verifiziert bei Updates das reale Rollback-Backup über Pfad, Größe und SHA256.</w:t>
       </w:r>
     </w:p>
     <w:p>
@@ -4033,7 +3988,7 @@
           </w:tcPr>
           <w:p>
             <w:r>
-              <w:t>V16.2.3 Technical-Build-Stand: Der Build-Evidence-/Preflight-Hotfix ist umgesetzt. Vollständige Release-, ResourceWarning-, maschinenlesbare Build-Evidence-, Manifest-, Release-Hygiene-, Datenblatt- und paketierte Fresh-extract-Gates sind PASS. Reglerkern und Command-/Safety-Semantik bleiben unverändert; die reale V16.2.3-Update-Feldabnahme steht noch aus.</w:t>
+              <w:t>V17.0.1 RELEASE FREEZE: Fast Capture A400/R100, additive Measurement-/Feldevidenz, releaseintegrierte read-only Fast-Analyse sowie die Graph-Gap- und höhenneutralen Warning-UI-Follow-ups sind implementiert und fokussiert regressionsgeprüft. Der vollständige technische Build-/Fresh-extract-Nachweis läuft noch; reale Fast-Wirkung ist erst nach Shadow- und anschließend explizit freigegebener Active-Feldevidenz belegt.</w:t>
             </w:r>
           </w:p>
         </w:tc>
@@ -4044,7 +3999,7 @@
         <w:widowControl w:val="1"/>
       </w:pPr>
       <w:r>
-        <w:t>Nachweisstatus: V16.2.3 hat TECHNICAL BUILD PASS. Vollständige Regression und identischer ResourceWarning-Lauf mit jeweils 1112 Tests + 698 Subtests, maschinenlesbarer Build-Evidence-Vertrag, Manifest/Release-Hygiene, Datenblatt und paketierter Fresh Extract sind PASS. Die reale V16.2.3-Update-Feldabnahme steht noch aus.</w:t>
+        <w:t>Nachweisstatus: V17.0.1 befindet sich im Release-Freeze; der vollständige TECHNICAL BUILD PASS wird erst nach vollständiger Regression, identischem ResourceWarning=error-Lauf, Manifest-/Hygiene-, Datenblatt-, Deployment- und Fresh-extract-Gates gesetzt. Die Fast-Capture-Implementierung besitzt fokussierte Controller-, Settings/Measurement-/Analyzer- und UI-Regressionsevidenz. Reale Fast-Capture-Wirkung wird nach Installation zunächst im Shadow-Betrieb mit dem mitgelieferten read-only Feldanalysewerkzeug bewertet; fehlende natürliche Episoden bleiben NOT_EVALUABLE. Ein begrenzter Active-Feldlauf folgt erst nach expliziter Freigabe.</w:t>
       </w:r>
     </w:p>
     <w:p>
@@ -4170,7 +4125,7 @@
           </w:tcPr>
           <w:p>
             <w:r>
-              <w:t>V16.2.3</w:t>
+              <w:t>V17.0.1</w:t>
             </w:r>
           </w:p>
         </w:tc>
@@ -4192,7 +4147,7 @@
           </w:tcPr>
           <w:p>
             <w:r>
-              <w:t>V16.2.3 Technical Build PASS</w:t>
+              <w:t>V17.0.1 Release-Freeze / Technical Build Gates</w:t>
             </w:r>
           </w:p>
         </w:tc>
@@ -4208,7 +4163,7 @@
           </w:tcPr>
           <w:p>
             <w:r>
-              <w:t>Vollständige Regression `1112 + 698`, identischer ResourceWarning-Lauf, kanonische maschinenlesbare Build-Evidenz, Manifest-/Release-Hygiene, Datenblatt und paketierter Fresh Extract sind PASS. Reale V16.2.3-Update-Feldabnahme noch ausstehend.</w:t>
+              <w:t>Fokussierte Fast-Capture- und UI-Gates PASS. Vollständige Regression, identischer ResourceWarning=error-Lauf, Manifest/Hygiene, Deployment, Datenblatt und finaler Fresh Extract müssen vor TECHNICAL BUILD PASS vollständig bestanden sein.</w:t>
             </w:r>
           </w:p>
         </w:tc>
@@ -4248,11 +4203,8 @@
             </w:tcMar>
           </w:tcPr>
           <w:p>
-            <w:pPr>
-              <w:pStyle w:val="TableText"/>
-            </w:pPr>
             <w:r>
-              <w:t>SHA256 des finalen Installer-ZIPs wird extern in der Release-/Final-Validation veröffentlicht.</w:t>
+              <w:t>SHA256 des finalen V17.0.1-Installer-ZIPs wird nach dem finalen Fresh-extract-Gate extern veröffentlicht.</w:t>
             </w:r>
           </w:p>
         </w:tc>
@@ -4295,11 +4247,8 @@
             </w:tcMar>
           </w:tcPr>
           <w:p>
-            <w:pPr>
-              <w:pStyle w:val="TableText"/>
-            </w:pPr>
             <w:r>
-              <w:t>geschützter Kernbereich; Regelalgorithmus unterliegt den kanonischen Control &amp; Safety Invariants</w:t>
+              <w:t>Fast Capture verändert den Reglerkern gezielt innerhalb des freigegebenen A400/R100-Vertrags; Safety-, Command-, Cross-Charge- und Recovery-Invarianten bleiben autoritativ.</w:t>
             </w:r>
           </w:p>
         </w:tc>
@@ -4390,7 +4339,7 @@
           </w:tcPr>
           <w:p>
             <w:r>
-              <w:t>21.09.2026</w:t>
+              <w:t>22.09.2026</w:t>
             </w:r>
           </w:p>
         </w:tc>
@@ -4430,9 +4379,8 @@
           </w:tcPr>
           <w:p>
             <w:r>
-              <w:t>PRODUCTIVE-PASS ist ohne reale Update-Feldabnahme von V16.2.3 und ohne die weiterhin separat offene Clean-Fresh-/FIRST_INSTALL_SETUP-/Uninstaller-Gesamtabnahme nicht zulässig. Die technischen Releasegates werden in der Release-/Final-Validation ausgewiesen.</w:t>
+              <w:t>Kein PRODUCTIVE-PASS vor realer V17-Update-/Shadow-/Active-Evidenz für Fast Capture; die separat zurückgestellte Clean-Fresh-/FIRST_INSTALL_SETUP-/Uninstaller-Gesamtabnahme bleibt darüber hinaus offen.</w:t>
             </w:r>
-            <w:r/>
           </w:p>
         </w:tc>
       </w:tr>
@@ -4440,9 +4388,13 @@
         <w:tc>
           <w:tcPr>
             <w:tcW w:type="dxa" w:w="2835"/>
+            <w:shd w:fill="E7F0F3"/>
           </w:tcPr>
           <w:p>
             <w:r>
+              <w:rPr>
+                <w:b/>
+              </w:rPr>
               <w:t>Build-ID</w:t>
             </w:r>
           </w:p>
@@ -4453,7 +4405,7 @@
           </w:tcPr>
           <w:p>
             <w:r>
-              <w:t>v16.2.3-20260921</w:t>
+              <w:t>v17.0.1-20260922</w:t>
             </w:r>
           </w:p>
         </w:tc>
@@ -4466,7 +4418,7 @@
         <w:widowControl w:val="1"/>
       </w:pPr>
       <w:r>
-        <w:t>Normative Grundlage: ZEC – Control &amp; Safety Invariants; ZEC-Hardwareschonungs-Regelwerk V1.0; ZEC Analyse-Regelwerk V1.1; ZEC – Current State &amp; Architecture; ZEC – UI, Settings &amp; Diagnostics Contract; ZEC – Release &amp; Handover Process. Versionsspezifische Aussagen beschreiben ausschließlich den belegten Ist-Zustand von V16.2.3.</w:t>
+        <w:t>Normative Grundlage: ZEC – Control &amp; Safety Invariants; ZEC-Hardwareschonungs-Regelwerk V1.0; ZEC Analyse-Regelwerk V1.1; ZEC – Current State &amp; Architecture; ZEC – UI, Settings &amp; Diagnostics Contract; ZEC – Release &amp; Handover Process. Versionsspezifische Aussagen beschreiben ausschließlich den belegten Ist-Zustand von V17.0.1.</w:t>
       </w:r>
     </w:p>
     <w:sectPr>
@@ -4493,7 +4445,7 @@
       <w:jc w:val="right"/>
     </w:pPr>
     <w:r>
-      <w:t xml:space="preserve">Stand 21.09.2026  ·  Seite </w:t>
+      <w:t xml:space="preserve">Stand 22.09.2026  ·  Seite </w:t>
     </w:r>
     <w:r/>
   </w:p>
@@ -4531,7 +4483,7 @@
     </w:pPr>
     <w:r>
       <w:rPr/>
-      <w:t>ZEC · Zendure Energy Controller · Datenblatt V16.2.3</w:t>
+      <w:t>ZEC · Zendure Energy Controller · Datenblatt V17.0.1</w:t>
     </w:r>
   </w:p>
 </w:hdr>

--- a/docs/ZEC_Technisches_Datenblatt.docx
+++ b/docs/ZEC_Technisches_Datenblatt.docx
@@ -32,7 +32,7 @@
         <w:jc w:val="center"/>
       </w:pPr>
       <w:r>
-        <w:t>Zendure Energy Controller · Version V17.0.1</w:t>
+        <w:t>Zendure Energy Controller · Version V17.0.2</w:t>
       </w:r>
     </w:p>
     <w:p>
@@ -41,7 +41,7 @@
         <w:widowControl w:val="1"/>
       </w:pPr>
       <w:r>
-        <w:t>Lokale, automatische Speichersteuerung für Haushalte mit einem Zendure-Speicher – wahlweise als eigenständiger gesteuerter Speicher oder in Verbindung mit einem Primärspeicher. V17.0.1 ergänzt den bewährten Regler um Fast Capture A400/R100: einen klar getrennten, sicherheitsüberwachten Overlay-Pfad zur schnelleren Nutzung real beobachteter Restüberschüsse in definierten Primärspeicherzuständen. ZEC umfasst außerdem einen lokalen Deploymentpfad für Update, Clean Fresh Install, mutationsfreie Vorprüfung, Deinstallation und secretsichere Supportdiagnose. Schutzgrenzen, Primärspeicherpriorität, Cross-Charge- und Command-Safety bleiben übergeordnet.</w:t>
+        <w:t>Lokale, automatische Speichersteuerung für Haushalte mit einem Zendure-Speicher – wahlweise als eigenständiger gesteuerter Speicher oder in Verbindung mit einem Primärspeicher. V17.0.2 ergänzt den bewährten Regler um Fast Capture A400/R100: einen klar getrennten, sicherheitsüberwachten Overlay-Pfad zur schnelleren Nutzung real beobachteter Restüberschüsse in definierten Primärspeicherzuständen. ZEC umfasst außerdem einen lokalen Deploymentpfad für Update, Clean Fresh Install, mutationsfreie Vorprüfung, Deinstallation und secretsichere Supportdiagnose. Schutzgrenzen, Primärspeicherpriorität, Cross-Charge- und Command-Safety bleiben übergeordnet.</w:t>
       </w:r>
     </w:p>
     <w:tbl>
@@ -99,7 +99,7 @@
           </w:tcPr>
           <w:p>
             <w:r>
-              <w:t>V17.0.1  ·  RELEASE FREEZE · technische Gesamtgates ausstehend</w:t>
+              <w:t>V17.0.2  ·  TECHNICAL BUILD PASS · reale Feldabnahme ausstehend</w:t>
             </w:r>
           </w:p>
         </w:tc>
@@ -2770,7 +2770,7 @@
                 <w:b/>
                 <w:color w:val="FFFFFF"/>
               </w:rPr>
-              <w:t>Status V17.0.1</w:t>
+              <w:t>Status V17.0.2</w:t>
             </w:r>
           </w:p>
         </w:tc>
@@ -3004,7 +3004,7 @@
           </w:tcPr>
           <w:p>
             <w:r>
-              <w:t>Status-/Datenmodell kann zwei Zendure-Units abbilden; eine freigegebene Sollwertverteilung und getrennte MQTT-Steuerung zweier physischer Headunits ist nicht Bestandteil der V17.0.1-Regelung.</w:t>
+              <w:t>Status-/Datenmodell kann zwei Zendure-Units abbilden; eine freigegebene Sollwertverteilung und getrennte MQTT-Steuerung zweier physischer Headunits ist nicht Bestandteil der V17.0.2-Regelung.</w:t>
             </w:r>
           </w:p>
         </w:tc>
@@ -3060,7 +3060,7 @@
           </w:tcPr>
           <w:p>
             <w:r>
-              <w:t>Die Oberfläche kann diese Topologie darstellen. Die aktive Leistungsverteilung auf zwei physische Zendure-Headunits ist in V17.0.1 nicht als produktiver Regelpfad freigegeben.</w:t>
+              <w:t>Die Oberfläche kann diese Topologie darstellen. Die aktive Leistungsverteilung auf zwei physische Zendure-Headunits ist in V17.0.2 nicht als produktiver Regelpfad freigegeben.</w:t>
             </w:r>
           </w:p>
         </w:tc>
@@ -3116,7 +3116,7 @@
           </w:tcPr>
           <w:p>
             <w:r>
-              <w:t>V17.0.1 ist kein generischer Speicher-Flottencontroller. Mehr als zwei Zendure-Headunits gehören nicht zum unterstützten Produktumfang.</w:t>
+              <w:t>V17.0.2 ist kein generischer Speicher-Flottencontroller. Mehr als zwei Zendure-Headunits gehören nicht zum unterstützten Produktumfang.</w:t>
             </w:r>
           </w:p>
         </w:tc>
@@ -3127,7 +3127,7 @@
         <w:pStyle w:val="Small"/>
       </w:pPr>
       <w:r>
-        <w:t>Wichtig: Die Darstellung einer zweiten Zendure-Unit in Status oder Graph ist kein Nachweis für eine aktive Dual-Headunit-Regelung. Maßgeblich ist der freigegebene Command- und Regelpfad von V17.0.1.</w:t>
+        <w:t>Wichtig: Die Darstellung einer zweiten Zendure-Unit in Status oder Graph ist kein Nachweis für eine aktive Dual-Headunit-Regelung. Maßgeblich ist der freigegebene Command- und Regelpfad von V17.0.2.</w:t>
       </w:r>
     </w:p>
     <w:p>
@@ -3876,7 +3876,7 @@
         <w:widowControl w:val="1"/>
       </w:pPr>
       <w:r>
-        <w:t>7. Zentrale Benutzerfunktionen von V17.0.1</w:t>
+        <w:t>7. Zentrale Benutzerfunktionen von V17.0.2</w:t>
       </w:r>
     </w:p>
     <w:p>
@@ -3894,7 +3894,7 @@
         <w:widowControl w:val="1"/>
       </w:pPr>
       <w:r>
-        <w:t>Direkte Primärspeicher-Anbindung — Der Sunny-Island-/Primärspeicher kann über eine direkte Modbus-Datenquelle eingebunden werden. ZEC liest darüber Leistung und Roh-SOC; beim SMA-Sunny-Island-Profil zusätzlich die aktuelle untere Entladegrenze read-only aus Register 31009. Der daraus diagnostisch ableitbare usable SOC bleibt verfügbar, besitzt aber auch in V17.0.1 keine Fast-Capture-, FULL/IDLE-, High-SOC-/Taper- oder Safety-Autorität. Fast Capture klassifiziert seine Primärspeicherzustände ausdrücklich mit realem Roh-SOC, frischer Leistung und den bestehenden Geräte-/Commandgrenzen.</w:t>
+        <w:t>Direkte Primärspeicher-Anbindung — Der Sunny-Island-/Primärspeicher kann über eine direkte Modbus-Datenquelle eingebunden werden. ZEC liest darüber Leistung und Roh-SOC; beim SMA-Sunny-Island-Profil zusätzlich die aktuelle untere Entladegrenze read-only aus Register 31009. Der daraus diagnostisch ableitbare usable SOC bleibt verfügbar, besitzt aber auch in V17.0.2 keine Fast-Capture-, FULL/IDLE-, High-SOC-/Taper- oder Safety-Autorität. Fast Capture klassifiziert seine Primärspeicherzustände ausdrücklich mit realem Roh-SOC, frischer Leistung und den bestehenden Geräte-/Commandgrenzen.</w:t>
       </w:r>
     </w:p>
     <w:p>
@@ -3988,7 +3988,7 @@
           </w:tcPr>
           <w:p>
             <w:r>
-              <w:t>V17.0.1 RELEASE FREEZE: Fast Capture A400/R100, additive Measurement-/Feldevidenz, releaseintegrierte read-only Fast-Analyse sowie die Graph-Gap- und höhenneutralen Warning-UI-Follow-ups sind implementiert und fokussiert regressionsgeprüft. Der vollständige technische Build-/Fresh-extract-Nachweis läuft noch; reale Fast-Wirkung ist erst nach Shadow- und anschließend explizit freigegebener Active-Feldevidenz belegt.</w:t>
+              <w:t>V17.0.2 TECHNICAL BUILD PASS: Fast Capture A400/R100, additive Measurement-/Feldevidenz, releaseintegrierte read-only Fast-Analyse sowie die Graph-Gap- und höhenneutralen Warning-UI-Follow-ups sind implementiert. Vollständige Regression: 157 Testdateien / 1169 Tests + 706 Subtests PASS; identischer ResourceWarning=error-Lauf sowie statische, Deployment- und Datenblatt-Gates PASS. Reale Fast-Wirkung bleibt bis neuer Shadow- und anschließend ausdrücklich freigegebener Active-Feldevidenz FIELD_PENDING.</w:t>
             </w:r>
           </w:p>
         </w:tc>
@@ -3999,7 +3999,7 @@
         <w:widowControl w:val="1"/>
       </w:pPr>
       <w:r>
-        <w:t>Nachweisstatus: V17.0.1 befindet sich im Release-Freeze; der vollständige TECHNICAL BUILD PASS wird erst nach vollständiger Regression, identischem ResourceWarning=error-Lauf, Manifest-/Hygiene-, Datenblatt-, Deployment- und Fresh-extract-Gates gesetzt. Die Fast-Capture-Implementierung besitzt fokussierte Controller-, Settings/Measurement-/Analyzer- und UI-Regressionsevidenz. Reale Fast-Capture-Wirkung wird nach Installation zunächst im Shadow-Betrieb mit dem mitgelieferten read-only Feldanalysewerkzeug bewertet; fehlende natürliche Episoden bleiben NOT_EVALUABLE. Ein begrenzter Active-Feldlauf folgt erst nach expliziter Freigabe.</w:t>
+        <w:t>Nachweisstatus: V17.0.2 besitzt TECHNICAL BUILD PASS. Die vollständige Regression umfasst 157 Testdateien mit 1169 Tests + 706 Subtests PASS; der identische Lauf mit ResourceWarning=error ist ebenfalls PASS. Bash, Browser-JavaScript, Python-Compileall, Deployment-Harness und Datenblatt-Gate sind PASS. Reale V17.0.2-Fast-Capture-Wirkung bleibt bis zur erneuten Shadow-Feldevidenz und anschließend ausdrücklich freigegebenen begrenzten Active-Evidenz FIELD_PENDING; fehlende natürliche Episoden bleiben NOT_EVALUABLE.</w:t>
       </w:r>
     </w:p>
     <w:p>
@@ -4125,7 +4125,7 @@
           </w:tcPr>
           <w:p>
             <w:r>
-              <w:t>V17.0.1</w:t>
+              <w:t>V17.0.2</w:t>
             </w:r>
           </w:p>
         </w:tc>
@@ -4147,7 +4147,7 @@
           </w:tcPr>
           <w:p>
             <w:r>
-              <w:t>V17.0.1 Release-Freeze / Technical Build Gates</w:t>
+              <w:t>V17.0.2 / TECHNICAL BUILD PASS</w:t>
             </w:r>
           </w:p>
         </w:tc>
@@ -4163,7 +4163,7 @@
           </w:tcPr>
           <w:p>
             <w:r>
-              <w:t>Fokussierte Fast-Capture- und UI-Gates PASS. Vollständige Regression, identischer ResourceWarning=error-Lauf, Manifest/Hygiene, Deployment, Datenblatt und finaler Fresh Extract müssen vor TECHNICAL BUILD PASS vollständig bestanden sein.</w:t>
+              <w:t>Vollständige Regression: 157 Testdateien, 1169 Tests + 706 Subtests PASS; identischer ResourceWarning=error-Lauf PASS. Bash 13/13, Browser-JavaScript 3/3, Python-Compileall, Deployment-Harness 11/11 und Datenblatt-Gate PASS. Manifest-/Hygiene- und finaler Fresh-extract-Nachweis werden unmittelbar am finalen Installer-ZIP ausgeführt.</w:t>
             </w:r>
           </w:p>
         </w:tc>
@@ -4204,7 +4204,7 @@
           </w:tcPr>
           <w:p>
             <w:r>
-              <w:t>SHA256 des finalen V17.0.1-Installer-ZIPs wird nach dem finalen Fresh-extract-Gate extern veröffentlicht.</w:t>
+              <w:t>SHA256 des finalen V17.0.2-Installer-ZIPs wird nach dem finalen Fresh-extract-Gate extern veröffentlicht.</w:t>
             </w:r>
           </w:p>
         </w:tc>
@@ -4339,7 +4339,7 @@
           </w:tcPr>
           <w:p>
             <w:r>
-              <w:t>22.09.2026</w:t>
+              <w:t>23.09.2026</w:t>
             </w:r>
           </w:p>
         </w:tc>
@@ -4405,7 +4405,7 @@
           </w:tcPr>
           <w:p>
             <w:r>
-              <w:t>v17.0.1-20260922</w:t>
+              <w:t>v17.0.2-20260923</w:t>
             </w:r>
           </w:p>
         </w:tc>
@@ -4418,7 +4418,7 @@
         <w:widowControl w:val="1"/>
       </w:pPr>
       <w:r>
-        <w:t>Normative Grundlage: ZEC – Control &amp; Safety Invariants; ZEC-Hardwareschonungs-Regelwerk V1.0; ZEC Analyse-Regelwerk V1.1; ZEC – Current State &amp; Architecture; ZEC – UI, Settings &amp; Diagnostics Contract; ZEC – Release &amp; Handover Process. Versionsspezifische Aussagen beschreiben ausschließlich den belegten Ist-Zustand von V17.0.1.</w:t>
+        <w:t>Normative Grundlage: ZEC – Control &amp; Safety Invariants; ZEC-Hardwareschonungs-Regelwerk V1.0; ZEC Analyse-Regelwerk V1.1; ZEC – Current State &amp; Architecture; ZEC – UI, Settings &amp; Diagnostics Contract; ZEC – Release &amp; Handover Process. Versionsspezifische Aussagen beschreiben ausschließlich den belegten Ist-Zustand von V17.0.2.</w:t>
       </w:r>
     </w:p>
     <w:sectPr>
@@ -4445,7 +4445,7 @@
       <w:jc w:val="right"/>
     </w:pPr>
     <w:r>
-      <w:t xml:space="preserve">Stand 22.09.2026  ·  Seite </w:t>
+      <w:t xml:space="preserve">Stand 23.09.2026  ·  Seite </w:t>
     </w:r>
     <w:r/>
   </w:p>
@@ -4483,7 +4483,7 @@
     </w:pPr>
     <w:r>
       <w:rPr/>
-      <w:t>ZEC · Zendure Energy Controller · Datenblatt V17.0.1</w:t>
+      <w:t>ZEC · Zendure Energy Controller · Datenblatt V17.0.2</w:t>
     </w:r>
   </w:p>
 </w:hdr>

--- a/docs/ZEC_Technisches_Datenblatt.docx
+++ b/docs/ZEC_Technisches_Datenblatt.docx
@@ -32,7 +32,7 @@
         <w:jc w:val="center"/>
       </w:pPr>
       <w:r>
-        <w:t>Zendure Energy Controller · Version V17.0.2</w:t>
+        <w:t>Zendure Energy Controller · Version V17.1.1</w:t>
       </w:r>
     </w:p>
     <w:p>
@@ -41,7 +41,7 @@
         <w:widowControl w:val="1"/>
       </w:pPr>
       <w:r>
-        <w:t>Lokale, automatische Speichersteuerung für Haushalte mit einem Zendure-Speicher – wahlweise als eigenständiger gesteuerter Speicher oder in Verbindung mit einem Primärspeicher. V17.0.2 ergänzt den bewährten Regler um Fast Capture A400/R100: einen klar getrennten, sicherheitsüberwachten Overlay-Pfad zur schnelleren Nutzung real beobachteter Restüberschüsse in definierten Primärspeicherzuständen. ZEC umfasst außerdem einen lokalen Deploymentpfad für Update, Clean Fresh Install, mutationsfreie Vorprüfung, Deinstallation und secretsichere Supportdiagnose. Schutzgrenzen, Primärspeicherpriorität, Cross-Charge- und Command-Safety bleiben übergeordnet.</w:t>
+        <w:t>Lokale, automatische Speichersteuerung für Haushalte mit einem Zendure-Speicher – wahlweise als eigenständiger gesteuerter Speicher oder in Verbindung mit einem Primärspeicher. V17.1.1 ergänzt den bewährten Regler um Fast Capture A400/R100: einen klar getrennten, sicherheitsüberwachten Overlay-Pfad zur schnelleren Nutzung real beobachteter Restüberschüsse in definierten Primärspeicherzuständen. ZEC umfasst außerdem einen lokalen Deploymentpfad für Update, Clean Fresh Install, mutationsfreie Vorprüfung, Deinstallation und secretsichere Supportdiagnose. Schutzgrenzen, Primärspeicherpriorität, Cross-Charge- und Command-Safety bleiben übergeordnet.</w:t>
       </w:r>
     </w:p>
     <w:tbl>
@@ -99,7 +99,7 @@
           </w:tcPr>
           <w:p>
             <w:r>
-              <w:t>V17.0.2  ·  TECHNICAL BUILD PASS · reale Feldabnahme ausstehend</w:t>
+              <w:t>V17.1.1  ·  Technische QA / reale Feldabnahme gesondert nachzuweisen</w:t>
             </w:r>
           </w:p>
         </w:tc>
@@ -2770,7 +2770,7 @@
                 <w:b/>
                 <w:color w:val="FFFFFF"/>
               </w:rPr>
-              <w:t>Status V17.0.2</w:t>
+              <w:t>Status V17.1.1</w:t>
             </w:r>
           </w:p>
         </w:tc>
@@ -3004,7 +3004,7 @@
           </w:tcPr>
           <w:p>
             <w:r>
-              <w:t>Status-/Datenmodell kann zwei Zendure-Units abbilden; eine freigegebene Sollwertverteilung und getrennte MQTT-Steuerung zweier physischer Headunits ist nicht Bestandteil der V17.0.2-Regelung.</w:t>
+              <w:t>Status-/Datenmodell kann zwei Zendure-Units abbilden; eine freigegebene Sollwertverteilung und getrennte MQTT-Steuerung zweier physischer Headunits ist nicht Bestandteil der V17.1.1-Regelung.</w:t>
             </w:r>
           </w:p>
         </w:tc>
@@ -3060,7 +3060,7 @@
           </w:tcPr>
           <w:p>
             <w:r>
-              <w:t>Die Oberfläche kann diese Topologie darstellen. Die aktive Leistungsverteilung auf zwei physische Zendure-Headunits ist in V17.0.2 nicht als produktiver Regelpfad freigegeben.</w:t>
+              <w:t>Die Oberfläche kann diese Topologie darstellen. Die aktive Leistungsverteilung auf zwei physische Zendure-Headunits ist in V17.1.1 nicht als produktiver Regelpfad freigegeben.</w:t>
             </w:r>
           </w:p>
         </w:tc>
@@ -3116,7 +3116,7 @@
           </w:tcPr>
           <w:p>
             <w:r>
-              <w:t>V17.0.2 ist kein generischer Speicher-Flottencontroller. Mehr als zwei Zendure-Headunits gehören nicht zum unterstützten Produktumfang.</w:t>
+              <w:t>V17.1.1 ist kein generischer Speicher-Flottencontroller. Mehr als zwei Zendure-Headunits gehören nicht zum unterstützten Produktumfang.</w:t>
             </w:r>
           </w:p>
         </w:tc>
@@ -3127,7 +3127,7 @@
         <w:pStyle w:val="Small"/>
       </w:pPr>
       <w:r>
-        <w:t>Wichtig: Die Darstellung einer zweiten Zendure-Unit in Status oder Graph ist kein Nachweis für eine aktive Dual-Headunit-Regelung. Maßgeblich ist der freigegebene Command- und Regelpfad von V17.0.2.</w:t>
+        <w:t>Wichtig: Die Darstellung einer zweiten Zendure-Unit in Status oder Graph ist kein Nachweis für eine aktive Dual-Headunit-Regelung. Maßgeblich ist der freigegebene Command- und Regelpfad von V17.1.1.</w:t>
       </w:r>
     </w:p>
     <w:p>
@@ -3876,7 +3876,7 @@
         <w:widowControl w:val="1"/>
       </w:pPr>
       <w:r>
-        <w:t>7. Zentrale Benutzerfunktionen von V17.0.2</w:t>
+        <w:t>7. Zentrale Benutzerfunktionen von V17.1.1</w:t>
       </w:r>
     </w:p>
     <w:p>
@@ -3894,7 +3894,7 @@
         <w:widowControl w:val="1"/>
       </w:pPr>
       <w:r>
-        <w:t>Direkte Primärspeicher-Anbindung — Der Sunny-Island-/Primärspeicher kann über eine direkte Modbus-Datenquelle eingebunden werden. ZEC liest darüber Leistung und Roh-SOC; beim SMA-Sunny-Island-Profil zusätzlich die aktuelle untere Entladegrenze read-only aus Register 31009. Der daraus diagnostisch ableitbare usable SOC bleibt verfügbar, besitzt aber auch in V17.0.2 keine Fast-Capture-, FULL/IDLE-, High-SOC-/Taper- oder Safety-Autorität. Fast Capture klassifiziert seine Primärspeicherzustände ausdrücklich mit realem Roh-SOC, frischer Leistung und den bestehenden Geräte-/Commandgrenzen.</w:t>
+        <w:t>Direkte Primärspeicher-Anbindung — Der Sunny-Island-/Primärspeicher kann über eine direkte Modbus-Datenquelle eingebunden werden. ZEC liest darüber Leistung und Roh-SOC; beim SMA-Sunny-Island-Profil zusätzlich die aktuelle untere Entladegrenze read-only aus Register 31009. Der daraus diagnostisch ableitbare usable SOC bleibt verfügbar, besitzt aber auch in V17.1.1 keine Fast-Capture-, FULL/IDLE-, High-SOC-/Taper- oder Safety-Autorität. Fast Capture klassifiziert seine Primärspeicherzustände ausdrücklich mit realem Roh-SOC, frischer Leistung und den bestehenden Geräte-/Commandgrenzen.</w:t>
       </w:r>
     </w:p>
     <w:p>
@@ -3921,7 +3921,25 @@
         <w:widowControl w:val="1"/>
       </w:pPr>
       <w:r>
-        <w:t>Reglerkern und Fast Capture — Der normale Regler erzeugt weiterhin die strategische Baseline. Fast Capture A400/R100 ist als getrenntes Overlay implementiert und greift nur in den spezifizierten Primärspeicherzuständen FULL_IDLE und NEAR_LIMIT. RESERVE_UNKNOWN, stale/unklare Daten, Safety-/STOP-/Manual-/Night-Konflikte, nicht bereiter Command-State und Cross-Charge-Konflikte verhindern aktive Fast-Wirkung. Die Overlay-Rampe ist auf +400 W/s begrenzt, der kontrollierte Abbau auf 100 W/s. Bestehende Device-Limits, Cross-Charge und sichere Command-/Readback-Pipeline bleiben nachgelagert autoritativ.</w:t>
+        <w:t>Reglerkern, S3 und Fast Capture — Der reguläre Controller berechnet weiterhin den sicheren Leistungszielwert. S3 erlaubt konfigurierbare Tagesfenster/Confirmzeiten und eine standardmäßig deaktivierte, explizit aktivierbare Saisonpolicy für den strategischen High-SOC-Share-Zweig. Bereits vermeidbarer Export und sämtliche Schutzgrenzen haben Vorrang. Fast Capture bleibt der getrennte A400/R100-Overlaypfad mit unveränderter Default-/Sicherheitssemantik.</w:t>
+      </w:r>
+    </w:p>
+    <w:p>
+      <w:pPr/>
+      <w:r>
+        <w:t>Live-Status mit Quellfrische — Bei geöffneter Statusseite werden relevante Netz-, Zendure- und Primärspeicher-Istwerte jede Sekunde neu aus unabhängig gepflegten Empfangs- und Collector-Snapshots angezeigt. Eine Browseraktualisierung garantiert keine neue physische Sensorprobe. Alter, Quelle, Stale und Invalidität bleiben erkennbar; der Regeltakt und Hardwarekommandos werden dadurch nicht erhöht.</w:t>
+      </w:r>
+    </w:p>
+    <w:p>
+      <w:pPr/>
+      <w:r>
+        <w:t>Netzpfad und Betriebsereignisse — Der SMA-Messpfad prüft strukturell Protokoll- und OBIS-Records; weitere Plausibilitätsfilter bleiben aktiv. Länger fehlende/veraltete Netzwerte können ein persistentes, hysteresegefiltertes Betriebsereignis auslösen. Nacht-/MIN_SOC verhindert zulässige PV-Exportaufnahme nicht länger allein wegen gesperrter Entladung.</w:t>
+      </w:r>
+    </w:p>
+    <w:p>
+      <w:pPr/>
+      <w:r>
+        <w:t>Konfiguration und Diagnostik — S3-Profileinstellungen sind mit Runtime, Preview-/Commitvalidierung und klarer Requested-/Effective-/Applicability-Diagnose verbunden; alte, bisher ignorierte Saisonmoduswerte führen ohne explizites Opt-in nicht zu Strategieänderungen.</w:t>
       </w:r>
     </w:p>
     <w:p>
@@ -3988,7 +4006,7 @@
           </w:tcPr>
           <w:p>
             <w:r>
-              <w:t>V17.0.2 TECHNICAL BUILD PASS: Fast Capture A400/R100, additive Measurement-/Feldevidenz, releaseintegrierte read-only Fast-Analyse sowie die Graph-Gap- und höhenneutralen Warning-UI-Follow-ups sind implementiert. Vollständige Regression: 157 Testdateien / 1169 Tests + 706 Subtests PASS; identischer ResourceWarning=error-Lauf sowie statische, Deployment- und Datenblatt-Gates PASS. Reale Fast-Wirkung bleibt bis neuer Shadow- und anschließend ausdrücklich freigegebener Active-Feldevidenz FIELD_PENDING.</w:t>
+              <w:t>V17.1.1 – implementierter Source-Umfang: S3-Tages-/Saisonpolicy mit Opt-in, 1-Hz-Live-Status aus unabhängigen Quellpfaden mit Freshness/Validity, robuste SMA-Speedwire-/OBIS-Recordvalidierung, korrigierter Nacht-/MIN_SOC-Netzpfad und persistente Grid-Stale-Ereignisse. Die vollständige technische QA einschließlich ResourceWarning, JS/Python/Bash, Package-/Manifest-/Fresh-extract-Verifikation und reale Feldabnahme sind separate Nachweise und dürfen nicht durch die reine Implementierung ersetzt werden.</w:t>
             </w:r>
           </w:p>
         </w:tc>
@@ -3999,7 +4017,7 @@
         <w:widowControl w:val="1"/>
       </w:pPr>
       <w:r>
-        <w:t>Nachweisstatus: V17.0.2 besitzt TECHNICAL BUILD PASS. Die vollständige Regression umfasst 157 Testdateien mit 1169 Tests + 706 Subtests PASS; der identische Lauf mit ResourceWarning=error ist ebenfalls PASS. Bash, Browser-JavaScript, Python-Compileall, Deployment-Harness und Datenblatt-Gate sind PASS. Reale V17.0.2-Fast-Capture-Wirkung bleibt bis zur erneuten Shadow-Feldevidenz und anschließend ausdrücklich freigegebenen begrenzten Active-Evidenz FIELD_PENDING; fehlende natürliche Episoden bleiben NOT_EVALUABLE.</w:t>
+        <w:t>Technischer Nachweisstand: V17.1.1 enthält die Quellimplementierung der freigegebenen S3-Saison- und Tagesprofile, die unabhängige sekündliche Statusaktualisierung, strukturiertes SMA-Speedwire-/OBIS-Parsing und die Nacht-/MIN_SOC-Korrektur. Technische Regression, Installer-/Fresh-extract-Gates und reale physische Feldabnahme sind getrennte Nachweisschritte; ein veröffentlichter Produktiv-PASS wird daraus nicht abgeleitet.</w:t>
       </w:r>
     </w:p>
     <w:p>
@@ -4125,7 +4143,7 @@
           </w:tcPr>
           <w:p>
             <w:r>
-              <w:t>V17.0.2</w:t>
+              <w:t>V17.1.1</w:t>
             </w:r>
           </w:p>
         </w:tc>
@@ -4147,7 +4165,7 @@
           </w:tcPr>
           <w:p>
             <w:r>
-              <w:t>V17.0.2 / TECHNICAL BUILD PASS</w:t>
+              <w:t>V17.1.1 – QA-Freigabe und Feldstatus separat dokumentiert</w:t>
             </w:r>
           </w:p>
         </w:tc>
@@ -4163,7 +4181,7 @@
           </w:tcPr>
           <w:p>
             <w:r>
-              <w:t>Vollständige Regression: 157 Testdateien, 1169 Tests + 706 Subtests PASS; identischer ResourceWarning=error-Lauf PASS. Bash 13/13, Browser-JavaScript 3/3, Python-Compileall, Deployment-Harness 11/11 und Datenblatt-Gate PASS. Manifest-/Hygiene- und finaler Fresh-extract-Nachweis werden unmittelbar am finalen Installer-ZIP ausgeführt.</w:t>
+              <w:t>Fachliche und technische Releasegates: Source, Regler-/Safety-Differential, vollständige Regression, ResourceWarning=error, Bash-/Browser-JS-/Compileall, Deployment, Manifest, Build-Evidence und Fresh-extract müssen am finalen Paket tatsächlich bestanden sein. Quantitative Passzahlen gehören in den signierten Build-/Abnahmebericht des aktuellen Releases und werden hier nicht vorweggenommen.</w:t>
             </w:r>
           </w:p>
         </w:tc>
@@ -4204,7 +4222,7 @@
           </w:tcPr>
           <w:p>
             <w:r>
-              <w:t>SHA256 des finalen V17.0.2-Installer-ZIPs wird nach dem finalen Fresh-extract-Gate extern veröffentlicht.</w:t>
+              <w:t>SHA256 des finalen V17.1.1-Installer-ZIPs wird nach dem finalen Fresh-extract-Gate extern veröffentlicht.</w:t>
             </w:r>
           </w:p>
         </w:tc>
@@ -4339,7 +4357,7 @@
           </w:tcPr>
           <w:p>
             <w:r>
-              <w:t>23.09.2026</w:t>
+              <w:t>19.10.2026</w:t>
             </w:r>
           </w:p>
         </w:tc>
@@ -4379,7 +4397,7 @@
           </w:tcPr>
           <w:p>
             <w:r>
-              <w:t>Kein PRODUCTIVE-PASS vor realer V17-Update-/Shadow-/Active-Evidenz für Fast Capture; die separat zurückgestellte Clean-Fresh-/FIRST_INSTALL_SETUP-/Uninstaller-Gesamtabnahme bleibt darüber hinaus offen.</w:t>
+              <w:t>Technischer Build-PASS ist nicht gleich Produktiv-PASS. Reale Pi-Installation, 1-Hz-Quellalter-/Lastmessung, Exportaufnahme bei Nacht/MIN_SOC und SMA-Zählerselektion bleiben durch gesonderte reale Feldabnahme zu bestätigen. Bestehende Fast-Capture-FULL_IDLE-Evidenz und Clean-Fresh-/Uninstaller-Evidenz bleiben separat offen.</w:t>
             </w:r>
           </w:p>
         </w:tc>
@@ -4405,7 +4423,7 @@
           </w:tcPr>
           <w:p>
             <w:r>
-              <w:t>v17.0.2-20260923</w:t>
+              <w:t>v17.1.1-20261020</w:t>
             </w:r>
           </w:p>
         </w:tc>
@@ -4418,7 +4436,7 @@
         <w:widowControl w:val="1"/>
       </w:pPr>
       <w:r>
-        <w:t>Normative Grundlage: ZEC – Control &amp; Safety Invariants; ZEC-Hardwareschonungs-Regelwerk V1.0; ZEC Analyse-Regelwerk V1.1; ZEC – Current State &amp; Architecture; ZEC – UI, Settings &amp; Diagnostics Contract; ZEC – Release &amp; Handover Process. Versionsspezifische Aussagen beschreiben ausschließlich den belegten Ist-Zustand von V17.0.2.</w:t>
+        <w:t>Normative Grundlage: ZEC – Control &amp; Safety Invariants; ZEC-Hardwareschonungs-Regelwerk V1.0; ZEC Analyse-Regelwerk V1.1; ZEC – Current State &amp; Architecture; ZEC – UI, Settings &amp; Diagnostics Contract; ZEC – Release &amp; Handover Process. Versionsspezifische Aussagen beschreiben ausschließlich den belegten Ist-Zustand von V17.1.1.</w:t>
       </w:r>
     </w:p>
     <w:sectPr>
@@ -4445,7 +4463,7 @@
       <w:jc w:val="right"/>
     </w:pPr>
     <w:r>
-      <w:t xml:space="preserve">Stand 23.09.2026  ·  Seite </w:t>
+      <w:t xml:space="preserve">Stand 19.10.2026  ·  Seite </w:t>
     </w:r>
     <w:r/>
   </w:p>
@@ -4483,7 +4501,7 @@
     </w:pPr>
     <w:r>
       <w:rPr/>
-      <w:t>ZEC · Zendure Energy Controller · Datenblatt V17.0.2</w:t>
+      <w:t>ZEC · Zendure Energy Controller · Datenblatt V17.1.1</w:t>
     </w:r>
   </w:p>
 </w:hdr>

--- a/docs/ZEC_Technisches_Datenblatt.docx
+++ b/docs/ZEC_Technisches_Datenblatt.docx
@@ -32,7 +32,7 @@
         <w:jc w:val="center"/>
       </w:pPr>
       <w:r>
-        <w:t>Zendure Energy Controller · Version V17.1.1</w:t>
+        <w:t>Zendure Energy Controller · Version V17.1.2</w:t>
       </w:r>
     </w:p>
     <w:p>
@@ -41,7 +41,7 @@
         <w:widowControl w:val="1"/>
       </w:pPr>
       <w:r>
-        <w:t>Lokale, automatische Speichersteuerung für Haushalte mit einem Zendure-Speicher – wahlweise als eigenständiger gesteuerter Speicher oder in Verbindung mit einem Primärspeicher. V17.1.1 ergänzt den bewährten Regler um Fast Capture A400/R100: einen klar getrennten, sicherheitsüberwachten Overlay-Pfad zur schnelleren Nutzung real beobachteter Restüberschüsse in definierten Primärspeicherzuständen. ZEC umfasst außerdem einen lokalen Deploymentpfad für Update, Clean Fresh Install, mutationsfreie Vorprüfung, Deinstallation und secretsichere Supportdiagnose. Schutzgrenzen, Primärspeicherpriorität, Cross-Charge- und Command-Safety bleiben übergeordnet.</w:t>
+        <w:t>Lokale, automatische Speichersteuerung für Haushalte mit einem Zendure-Speicher – wahlweise als eigenständiger gesteuerter Speicher oder in Verbindung mit einem Primärspeicher. Fast Capture A400/R100 arbeitet innerhalb dieses Reglers klar getrennten, sicherheitsüberwachten Overlay-Pfad zur schnelleren Nutzung real beobachteter Restüberschüsse in definierten Primärspeicherzuständen. ZEC umfasst außerdem einen lokalen Deploymentpfad für Update, Clean Fresh Install, mutationsfreie Vorprüfung, Deinstallation und secretsichere Supportdiagnose. Schutzgrenzen, Primärspeicherpriorität, Cross-Charge- und Command-Safety bleiben übergeordnet.</w:t>
       </w:r>
     </w:p>
     <w:tbl>
@@ -99,7 +99,7 @@
           </w:tcPr>
           <w:p>
             <w:r>
-              <w:t>V17.1.1  ·  Technische QA / reale Feldabnahme gesondert nachzuweisen</w:t>
+              <w:t>V17.1.2  ·  Technische QA / reale Feldabnahme gesondert nachzuweisen</w:t>
             </w:r>
           </w:p>
         </w:tc>
@@ -2770,7 +2770,7 @@
                 <w:b/>
                 <w:color w:val="FFFFFF"/>
               </w:rPr>
-              <w:t>Status V17.1.1</w:t>
+              <w:t>Status V17.1.2</w:t>
             </w:r>
           </w:p>
         </w:tc>
@@ -3004,7 +3004,7 @@
           </w:tcPr>
           <w:p>
             <w:r>
-              <w:t>Status-/Datenmodell kann zwei Zendure-Units abbilden; eine freigegebene Sollwertverteilung und getrennte MQTT-Steuerung zweier physischer Headunits ist nicht Bestandteil der V17.1.1-Regelung.</w:t>
+              <w:t>Status-/Datenmodell kann zwei Zendure-Units abbilden; eine freigegebene Sollwertverteilung und getrennte MQTT-Steuerung zweier physischer Headunits ist nicht Bestandteil der V17.1.2-Regelung.</w:t>
             </w:r>
           </w:p>
         </w:tc>
@@ -3060,7 +3060,7 @@
           </w:tcPr>
           <w:p>
             <w:r>
-              <w:t>Die Oberfläche kann diese Topologie darstellen. Die aktive Leistungsverteilung auf zwei physische Zendure-Headunits ist in V17.1.1 nicht als produktiver Regelpfad freigegeben.</w:t>
+              <w:t>Die Oberfläche kann diese Topologie darstellen. Die aktive Leistungsverteilung auf zwei physische Zendure-Headunits ist in V17.1.2 nicht als produktiver Regelpfad freigegeben.</w:t>
             </w:r>
           </w:p>
         </w:tc>
@@ -3116,7 +3116,7 @@
           </w:tcPr>
           <w:p>
             <w:r>
-              <w:t>V17.1.1 ist kein generischer Speicher-Flottencontroller. Mehr als zwei Zendure-Headunits gehören nicht zum unterstützten Produktumfang.</w:t>
+              <w:t>V17.1.2 ist kein generischer Speicher-Flottencontroller. Mehr als zwei Zendure-Headunits gehören nicht zum unterstützten Produktumfang.</w:t>
             </w:r>
           </w:p>
         </w:tc>
@@ -3127,7 +3127,7 @@
         <w:pStyle w:val="Small"/>
       </w:pPr>
       <w:r>
-        <w:t>Wichtig: Die Darstellung einer zweiten Zendure-Unit in Status oder Graph ist kein Nachweis für eine aktive Dual-Headunit-Regelung. Maßgeblich ist der freigegebene Command- und Regelpfad von V17.1.1.</w:t>
+        <w:t>Wichtig: Die Darstellung einer zweiten Zendure-Unit in Status oder Graph ist kein Nachweis für eine aktive Dual-Headunit-Regelung. Maßgeblich ist der freigegebene Command- und Regelpfad von V17.1.2.</w:t>
       </w:r>
     </w:p>
     <w:p>
@@ -3876,7 +3876,7 @@
         <w:widowControl w:val="1"/>
       </w:pPr>
       <w:r>
-        <w:t>7. Zentrale Benutzerfunktionen von V17.1.1</w:t>
+        <w:t>7. Zentrale Benutzerfunktionen von V17.1.2</w:t>
       </w:r>
     </w:p>
     <w:p>
@@ -3894,7 +3894,7 @@
         <w:widowControl w:val="1"/>
       </w:pPr>
       <w:r>
-        <w:t>Direkte Primärspeicher-Anbindung — Der Sunny-Island-/Primärspeicher kann über eine direkte Modbus-Datenquelle eingebunden werden. ZEC liest darüber Leistung und Roh-SOC; beim SMA-Sunny-Island-Profil zusätzlich die aktuelle untere Entladegrenze read-only aus Register 31009. Der daraus diagnostisch ableitbare usable SOC bleibt verfügbar, besitzt aber auch in V17.1.1 keine Fast-Capture-, FULL/IDLE-, High-SOC-/Taper- oder Safety-Autorität. Fast Capture klassifiziert seine Primärspeicherzustände ausdrücklich mit realem Roh-SOC, frischer Leistung und den bestehenden Geräte-/Commandgrenzen.</w:t>
+        <w:t>Direkte Primärspeicher-Anbindung — Der Sunny-Island-/Primärspeicher kann über eine direkte Modbus-Datenquelle eingebunden werden. ZEC liest darüber Leistung und Roh-SOC; beim SMA-Sunny-Island-Profil zusätzlich die aktuelle untere Entladegrenze read-only aus Register 31009. Der daraus diagnostisch ableitbare usable SOC bleibt verfügbar, besitzt aber auch in V17.1.2 keine Fast-Capture-, FULL/IDLE-, High-SOC-/Taper- oder Safety-Autorität. Fast Capture klassifiziert seine Primärspeicherzustände ausdrücklich mit realem Roh-SOC, frischer Leistung und den bestehenden Geräte-/Commandgrenzen.</w:t>
       </w:r>
     </w:p>
     <w:p>
@@ -4006,7 +4006,7 @@
           </w:tcPr>
           <w:p>
             <w:r>
-              <w:t>V17.1.1 – implementierter Source-Umfang: S3-Tages-/Saisonpolicy mit Opt-in, 1-Hz-Live-Status aus unabhängigen Quellpfaden mit Freshness/Validity, robuste SMA-Speedwire-/OBIS-Recordvalidierung, korrigierter Nacht-/MIN_SOC-Netzpfad und persistente Grid-Stale-Ereignisse. Die vollständige technische QA einschließlich ResourceWarning, JS/Python/Bash, Package-/Manifest-/Fresh-extract-Verifikation und reale Feldabnahme sind separate Nachweise und dürfen nicht durch die reine Implementierung ersetzt werden.</w:t>
+              <w:t>V17.1.2 – implementierter Source-Umfang: S3-Tages-/Saisonpolicy mit Opt-in, 1-Hz-Live-Status aus unabhängigen Quellpfaden mit Freshness/Validity, robuste SMA-Speedwire-/OBIS-Recordvalidierung, korrigierter Nacht-/MIN_SOC-Netzpfad und persistente Grid-Stale-Ereignisse. Die vollständige technische QA einschließlich ResourceWarning, JS/Python/Bash, Package-/Manifest-/Fresh-extract-Verifikation und reale Feldabnahme sind separate Nachweise und dürfen nicht durch die reine Implementierung ersetzt werden.</w:t>
             </w:r>
           </w:p>
         </w:tc>
@@ -4017,7 +4017,7 @@
         <w:widowControl w:val="1"/>
       </w:pPr>
       <w:r>
-        <w:t>Technischer Nachweisstand: V17.1.1 enthält die Quellimplementierung der freigegebenen S3-Saison- und Tagesprofile, die unabhängige sekündliche Statusaktualisierung, strukturiertes SMA-Speedwire-/OBIS-Parsing und die Nacht-/MIN_SOC-Korrektur. Technische Regression, Installer-/Fresh-extract-Gates und reale physische Feldabnahme sind getrennte Nachweisschritte; ein veröffentlichter Produktiv-PASS wird daraus nicht abgeleitet.</w:t>
+        <w:t>Technischer Nachweisstand: V17.1.2 enthält die Quellimplementierung der freigegebenen S3-Saison- und Tagesprofile, die unabhängige sekündliche Statusaktualisierung, strukturiertes SMA-Speedwire-/OBIS-Parsing und die Nacht-/MIN_SOC-Korrektur. Technische Regression, Installer-/Fresh-extract-Gates und reale physische Feldabnahme sind getrennte Nachweisschritte; ein veröffentlichter Produktiv-PASS wird daraus nicht abgeleitet.</w:t>
       </w:r>
     </w:p>
     <w:p>
@@ -4143,7 +4143,7 @@
           </w:tcPr>
           <w:p>
             <w:r>
-              <w:t>V17.1.1</w:t>
+              <w:t>V17.1.2</w:t>
             </w:r>
           </w:p>
         </w:tc>
@@ -4165,7 +4165,7 @@
           </w:tcPr>
           <w:p>
             <w:r>
-              <w:t>V17.1.1 – QA-Freigabe und Feldstatus separat dokumentiert</w:t>
+              <w:t>V17.1.2 – QA-Freigabe und Feldstatus separat dokumentiert</w:t>
             </w:r>
           </w:p>
         </w:tc>
@@ -4222,7 +4222,7 @@
           </w:tcPr>
           <w:p>
             <w:r>
-              <w:t>SHA256 des finalen V17.1.1-Installer-ZIPs wird nach dem finalen Fresh-extract-Gate extern veröffentlicht.</w:t>
+              <w:t>SHA256 des finalen V17.1.2-Installer-ZIPs wird nach dem finalen Fresh-extract-Gate extern veröffentlicht.</w:t>
             </w:r>
           </w:p>
         </w:tc>
@@ -4423,7 +4423,7 @@
           </w:tcPr>
           <w:p>
             <w:r>
-              <w:t>v17.1.1-20261020</w:t>
+              <w:t>v17.1.2-20261021</w:t>
             </w:r>
           </w:p>
         </w:tc>
@@ -4436,7 +4436,7 @@
         <w:widowControl w:val="1"/>
       </w:pPr>
       <w:r>
-        <w:t>Normative Grundlage: ZEC – Control &amp; Safety Invariants; ZEC-Hardwareschonungs-Regelwerk V1.0; ZEC Analyse-Regelwerk V1.1; ZEC – Current State &amp; Architecture; ZEC – UI, Settings &amp; Diagnostics Contract; ZEC – Release &amp; Handover Process. Versionsspezifische Aussagen beschreiben ausschließlich den belegten Ist-Zustand von V17.1.1.</w:t>
+        <w:t>Normative Grundlage: ZEC – Control &amp; Safety Invariants; ZEC-Hardwareschonungs-Regelwerk V1.0; ZEC Analyse-Regelwerk V1.1; ZEC – Current State &amp; Architecture; ZEC – UI, Settings &amp; Diagnostics Contract; ZEC – Release &amp; Handover Process. Versionsspezifische Aussagen beschreiben ausschließlich den belegten Ist-Zustand von V17.1.2.</w:t>
       </w:r>
     </w:p>
     <w:sectPr>
@@ -4501,7 +4501,7 @@
     </w:pPr>
     <w:r>
       <w:rPr/>
-      <w:t>ZEC · Zendure Energy Controller · Datenblatt V17.1.1</w:t>
+      <w:t>ZEC · Zendure Energy Controller · Datenblatt V17.1.2</w:t>
     </w:r>
   </w:p>
 </w:hdr>

--- a/docs/ZEC_Technisches_Datenblatt.docx
+++ b/docs/ZEC_Technisches_Datenblatt.docx
@@ -32,7 +32,7 @@
         <w:jc w:val="center"/>
       </w:pPr>
       <w:r>
-        <w:t>Zendure Energy Controller · Version V17.1.2</w:t>
+        <w:t>Zendure Energy Controller · Version V17.1.3</w:t>
       </w:r>
     </w:p>
     <w:p>
@@ -99,7 +99,7 @@
           </w:tcPr>
           <w:p>
             <w:r>
-              <w:t>V17.1.2  ·  Technische QA / reale Feldabnahme gesondert nachzuweisen</w:t>
+              <w:t>V17.1.3  ·  Technische QA / reale Feldabnahme gesondert nachzuweisen</w:t>
             </w:r>
           </w:p>
         </w:tc>
@@ -2770,7 +2770,7 @@
                 <w:b/>
                 <w:color w:val="FFFFFF"/>
               </w:rPr>
-              <w:t>Status V17.1.2</w:t>
+              <w:t>Status V17.1.3</w:t>
             </w:r>
           </w:p>
         </w:tc>
@@ -3004,7 +3004,7 @@
           </w:tcPr>
           <w:p>
             <w:r>
-              <w:t>Status-/Datenmodell kann zwei Zendure-Units abbilden; eine freigegebene Sollwertverteilung und getrennte MQTT-Steuerung zweier physischer Headunits ist nicht Bestandteil der V17.1.2-Regelung.</w:t>
+              <w:t>Status-/Datenmodell kann zwei Zendure-Units abbilden; eine freigegebene Sollwertverteilung und getrennte MQTT-Steuerung zweier physischer Headunits ist nicht Bestandteil der V17.1.3-Regelung.</w:t>
             </w:r>
           </w:p>
         </w:tc>
@@ -3060,7 +3060,7 @@
           </w:tcPr>
           <w:p>
             <w:r>
-              <w:t>Die Oberfläche kann diese Topologie darstellen. Die aktive Leistungsverteilung auf zwei physische Zendure-Headunits ist in V17.1.2 nicht als produktiver Regelpfad freigegeben.</w:t>
+              <w:t>Die Oberfläche kann diese Topologie darstellen. Die aktive Leistungsverteilung auf zwei physische Zendure-Headunits ist in V17.1.3 nicht als produktiver Regelpfad freigegeben.</w:t>
             </w:r>
           </w:p>
         </w:tc>
@@ -3116,7 +3116,7 @@
           </w:tcPr>
           <w:p>
             <w:r>
-              <w:t>V17.1.2 ist kein generischer Speicher-Flottencontroller. Mehr als zwei Zendure-Headunits gehören nicht zum unterstützten Produktumfang.</w:t>
+              <w:t>V17.1.3 ist kein generischer Speicher-Flottencontroller. Mehr als zwei Zendure-Headunits gehören nicht zum unterstützten Produktumfang.</w:t>
             </w:r>
           </w:p>
         </w:tc>
@@ -3127,7 +3127,7 @@
         <w:pStyle w:val="Small"/>
       </w:pPr>
       <w:r>
-        <w:t>Wichtig: Die Darstellung einer zweiten Zendure-Unit in Status oder Graph ist kein Nachweis für eine aktive Dual-Headunit-Regelung. Maßgeblich ist der freigegebene Command- und Regelpfad von V17.1.2.</w:t>
+        <w:t>Wichtig: Die Darstellung einer zweiten Zendure-Unit in Status oder Graph ist kein Nachweis für eine aktive Dual-Headunit-Regelung. Maßgeblich ist der freigegebene Command- und Regelpfad von V17.1.3.</w:t>
       </w:r>
     </w:p>
     <w:p>
@@ -3876,7 +3876,7 @@
         <w:widowControl w:val="1"/>
       </w:pPr>
       <w:r>
-        <w:t>7. Zentrale Benutzerfunktionen von V17.1.2</w:t>
+        <w:t>7. Zentrale Benutzerfunktionen von V17.1.3</w:t>
       </w:r>
     </w:p>
     <w:p>
@@ -3894,7 +3894,7 @@
         <w:widowControl w:val="1"/>
       </w:pPr>
       <w:r>
-        <w:t>Direkte Primärspeicher-Anbindung — Der Sunny-Island-/Primärspeicher kann über eine direkte Modbus-Datenquelle eingebunden werden. ZEC liest darüber Leistung und Roh-SOC; beim SMA-Sunny-Island-Profil zusätzlich die aktuelle untere Entladegrenze read-only aus Register 31009. Der daraus diagnostisch ableitbare usable SOC bleibt verfügbar, besitzt aber auch in V17.1.2 keine Fast-Capture-, FULL/IDLE-, High-SOC-/Taper- oder Safety-Autorität. Fast Capture klassifiziert seine Primärspeicherzustände ausdrücklich mit realem Roh-SOC, frischer Leistung und den bestehenden Geräte-/Commandgrenzen.</w:t>
+        <w:t>Direkte Primärspeicher-Anbindung — Der Sunny-Island-/Primärspeicher kann über eine direkte Modbus-Datenquelle eingebunden werden. ZEC liest darüber Leistung und Roh-SOC; beim SMA-Sunny-Island-Profil zusätzlich die aktuelle untere Entladegrenze read-only aus Register 31009. Der daraus diagnostisch ableitbare usable SOC bleibt verfügbar, besitzt aber auch in V17.1.3 keine Fast-Capture-, FULL/IDLE-, High-SOC-/Taper- oder Safety-Autorität. Fast Capture klassifiziert seine Primärspeicherzustände ausdrücklich mit realem Roh-SOC, frischer Leistung und den bestehenden Geräte-/Commandgrenzen.</w:t>
       </w:r>
     </w:p>
     <w:p>
@@ -4006,7 +4006,7 @@
           </w:tcPr>
           <w:p>
             <w:r>
-              <w:t>V17.1.2 – implementierter Source-Umfang: S3-Tages-/Saisonpolicy mit Opt-in, 1-Hz-Live-Status aus unabhängigen Quellpfaden mit Freshness/Validity, robuste SMA-Speedwire-/OBIS-Recordvalidierung, korrigierter Nacht-/MIN_SOC-Netzpfad und persistente Grid-Stale-Ereignisse. Die vollständige technische QA einschließlich ResourceWarning, JS/Python/Bash, Package-/Manifest-/Fresh-extract-Verifikation und reale Feldabnahme sind separate Nachweise und dürfen nicht durch die reine Implementierung ersetzt werden.</w:t>
+              <w:t>V17.1.3 – implementierter Source-Umfang: S3-Tages-/Saisonpolicy mit Opt-in, 1-Hz-Live-Status aus unabhängigen Quellpfaden mit Freshness/Validity, robuste SMA-Speedwire-/OBIS-Recordvalidierung, korrigierter Nacht-/MIN_SOC-Netzpfad und persistente Grid-Stale-Ereignisse. Die vollständige technische QA einschließlich ResourceWarning, JS/Python/Bash, Package-/Manifest-/Fresh-extract-Verifikation und reale Feldabnahme sind separate Nachweise und dürfen nicht durch die reine Implementierung ersetzt werden.</w:t>
             </w:r>
           </w:p>
         </w:tc>
@@ -4017,7 +4017,7 @@
         <w:widowControl w:val="1"/>
       </w:pPr>
       <w:r>
-        <w:t>Technischer Nachweisstand: V17.1.2 enthält die Quellimplementierung der freigegebenen S3-Saison- und Tagesprofile, die unabhängige sekündliche Statusaktualisierung, strukturiertes SMA-Speedwire-/OBIS-Parsing und die Nacht-/MIN_SOC-Korrektur. Technische Regression, Installer-/Fresh-extract-Gates und reale physische Feldabnahme sind getrennte Nachweisschritte; ein veröffentlichter Produktiv-PASS wird daraus nicht abgeleitet.</w:t>
+        <w:t>Technischer Nachweisstand: V17.1.3 enthält die Quellimplementierung der freigegebenen S3-Saison- und Tagesprofile, die unabhängige sekündliche Statusaktualisierung, strukturiertes SMA-Speedwire-/OBIS-Parsing und die Nacht-/MIN_SOC-Korrektur. Technische Regression, Installer-/Fresh-extract-Gates und reale physische Feldabnahme sind getrennte Nachweisschritte; ein veröffentlichter Produktiv-PASS wird daraus nicht abgeleitet.</w:t>
       </w:r>
     </w:p>
     <w:p>
@@ -4143,7 +4143,7 @@
           </w:tcPr>
           <w:p>
             <w:r>
-              <w:t>V17.1.2</w:t>
+              <w:t>V17.1.3</w:t>
             </w:r>
           </w:p>
         </w:tc>
@@ -4165,7 +4165,7 @@
           </w:tcPr>
           <w:p>
             <w:r>
-              <w:t>V17.1.2 – QA-Freigabe und Feldstatus separat dokumentiert</w:t>
+              <w:t>V17.1.3 – QA-Freigabe und Feldstatus separat dokumentiert</w:t>
             </w:r>
           </w:p>
         </w:tc>
@@ -4222,7 +4222,7 @@
           </w:tcPr>
           <w:p>
             <w:r>
-              <w:t>SHA256 des finalen V17.1.2-Installer-ZIPs wird nach dem finalen Fresh-extract-Gate extern veröffentlicht.</w:t>
+              <w:t>SHA256 des finalen V17.1.3-Installer-ZIPs wird nach dem finalen Fresh-extract-Gate extern veröffentlicht.</w:t>
             </w:r>
           </w:p>
         </w:tc>
@@ -4423,7 +4423,7 @@
           </w:tcPr>
           <w:p>
             <w:r>
-              <w:t>v17.1.2-20261021</w:t>
+              <w:t>v17.1.3-20261022</w:t>
             </w:r>
           </w:p>
         </w:tc>
@@ -4436,7 +4436,128 @@
         <w:widowControl w:val="1"/>
       </w:pPr>
       <w:r>
-        <w:t>Normative Grundlage: ZEC – Control &amp; Safety Invariants; ZEC-Hardwareschonungs-Regelwerk V1.0; ZEC Analyse-Regelwerk V1.1; ZEC – Current State &amp; Architecture; ZEC – UI, Settings &amp; Diagnostics Contract; ZEC – Release &amp; Handover Process. Versionsspezifische Aussagen beschreiben ausschließlich den belegten Ist-Zustand von V17.1.2.</w:t>
+        <w:t>Normative Grundlage: ZEC – Control &amp; Safety Invariants; ZEC-Hardwareschonungs-Regelwerk V1.0; ZEC Analyse-Regelwerk V1.1; ZEC – Current State &amp; Architecture; ZEC – UI, Settings &amp; Diagnostics Contract; ZEC – Release &amp; Handover Process. Versionsspezifische Aussagen beschreiben ausschließlich den belegten Ist-Zustand von V17.1.3.</w:t>
+      </w:r>
+    </w:p>
+    <w:p>
+      <w:r>
+        <w:br w:type="page"/>
+      </w:r>
+    </w:p>
+    <w:p>
+      <w:pPr>
+        <w:pStyle w:val="Heading1"/>
+      </w:pPr>
+      <w:r>
+        <w:t>11. Reglerarchitektur und UML-Regleratlas</w:t>
+      </w:r>
+    </w:p>
+    <w:p>
+      <w:r>
+        <w:t>Der aktuelle Regleratlas gehört zur versionsgebundenen technischen As-built-Dokumentation. Er umfasst 22 nachvollziehbare Ablauf-, Zustands- und Datenflussdiagramme, deren bearbeitbare DOT-Quellen sowie offline lesbare SVG- und PNG-Abbildungen unter docs/architecture/uml/. Der Atlas erklärt auch S3-Saisonpolicy, die von der Regelung getrennte Statusaktualisierung und den Betriebsvorfall-Zyklus veralteter Netzleistungsdaten. Er ersetzt weder Bedienereinstellungen noch physikalische Feldabnahmen.</w:t>
+      </w:r>
+    </w:p>
+    <w:p>
+      <w:r>
+        <w:t>Vollständiger Atlas: docs/architecture/uml/INDEX.md. Quellenzuordnung: docs/architecture/uml/RELEASE_TRACEABILITY.md. Änderungs-/Prüfstand: docs/architecture/uml/CHANGE_IMPACT.md und manifest.json.</w:t>
+      </w:r>
+    </w:p>
+    <w:p>
+      <w:pPr>
+        <w:pStyle w:val="Heading2"/>
+      </w:pPr>
+      <w:r>
+        <w:t>S3: separate Aktivierung und wirksame Saisonstrategie</w:t>
+      </w:r>
+    </w:p>
+    <w:p>
+      <w:r>
+        <w:drawing>
+          <wp:inline xmlns:a="http://schemas.openxmlformats.org/drawingml/2006/main" xmlns:pic="http://schemas.openxmlformats.org/drawingml/2006/picture">
+            <wp:extent cx="5760720" cy="3038621"/>
+            <wp:docPr id="1" name="Picture 1"/>
+            <wp:cNvGraphicFramePr>
+              <a:graphicFrameLocks noChangeAspect="1"/>
+            </wp:cNvGraphicFramePr>
+            <a:graphic>
+              <a:graphicData uri="http://schemas.openxmlformats.org/drawingml/2006/picture">
+                <pic:pic>
+                  <pic:nvPicPr>
+                    <pic:cNvPr id="0" name="20_S3_POLICY_OPT_IN.png"/>
+                    <pic:cNvPicPr/>
+                  </pic:nvPicPr>
+                  <pic:blipFill>
+                    <a:blip r:embed="rId15"/>
+                    <a:stretch>
+                      <a:fillRect/>
+                    </a:stretch>
+                  </pic:blipFill>
+                  <pic:spPr>
+                    <a:xfrm>
+                      <a:off x="0" y="0"/>
+                      <a:ext cx="5760720" cy="3038621"/>
+                    </a:xfrm>
+                    <a:prstGeom prst="rect"/>
+                  </pic:spPr>
+                </pic:pic>
+              </a:graphicData>
+            </a:graphic>
+          </wp:inline>
+        </w:drawing>
+      </w:r>
+    </w:p>
+    <w:p>
+      <w:r>
+        <w:t>Schematische Darstellung; physische Wirkung ist im jeweiligen Betriebsfall gesondert nachzuweisen.</w:t>
+      </w:r>
+    </w:p>
+    <w:p>
+      <w:pPr>
+        <w:pStyle w:val="Heading2"/>
+      </w:pPr>
+      <w:r>
+        <w:t>Grid-Stale: Erkennen, dokumentieren und Auflösen</w:t>
+      </w:r>
+    </w:p>
+    <w:p>
+      <w:r>
+        <w:drawing>
+          <wp:inline xmlns:a="http://schemas.openxmlformats.org/drawingml/2006/main" xmlns:pic="http://schemas.openxmlformats.org/drawingml/2006/picture">
+            <wp:extent cx="5760720" cy="3276374"/>
+            <wp:docPr id="2" name="Picture 2"/>
+            <wp:cNvGraphicFramePr>
+              <a:graphicFrameLocks noChangeAspect="1"/>
+            </wp:cNvGraphicFramePr>
+            <a:graphic>
+              <a:graphicData uri="http://schemas.openxmlformats.org/drawingml/2006/picture">
+                <pic:pic>
+                  <pic:nvPicPr>
+                    <pic:cNvPr id="0" name="22_GRID_STALE_EVENT.png"/>
+                    <pic:cNvPicPr/>
+                  </pic:nvPicPr>
+                  <pic:blipFill>
+                    <a:blip r:embed="rId16"/>
+                    <a:stretch>
+                      <a:fillRect/>
+                    </a:stretch>
+                  </pic:blipFill>
+                  <pic:spPr>
+                    <a:xfrm>
+                      <a:off x="0" y="0"/>
+                      <a:ext cx="5760720" cy="3276374"/>
+                    </a:xfrm>
+                    <a:prstGeom prst="rect"/>
+                  </pic:spPr>
+                </pic:pic>
+              </a:graphicData>
+            </a:graphic>
+          </wp:inline>
+        </w:drawing>
+      </w:r>
+    </w:p>
+    <w:p>
+      <w:r>
+        <w:t>Schematische Darstellung; physische Wirkung ist im jeweiligen Betriebsfall gesondert nachzuweisen.</w:t>
       </w:r>
     </w:p>
     <w:sectPr>
@@ -4463,7 +4584,7 @@
       <w:jc w:val="right"/>
     </w:pPr>
     <w:r>
-      <w:t xml:space="preserve">Stand 19.10.2026  ·  Seite </w:t>
+      <w:t xml:space="preserve">Stand 22.10.2026  ·  Seite </w:t>
     </w:r>
     <w:r/>
   </w:p>
@@ -4501,7 +4622,7 @@
     </w:pPr>
     <w:r>
       <w:rPr/>
-      <w:t>ZEC · Zendure Energy Controller · Datenblatt V17.1.2</w:t>
+      <w:t>ZEC · Zendure Energy Controller · Datenblatt V17.1.3</w:t>
     </w:r>
   </w:p>
 </w:hdr>

--- a/docs/ZEC_Technisches_Datenblatt.docx
+++ b/docs/ZEC_Technisches_Datenblatt.docx
@@ -4,102 +4,313 @@
   <w:body>
     <w:p>
       <w:pPr>
-        <w:spacing w:after="40"/>
-        <w:widowControl w:val="1"/>
+        <w:pStyle w:val="Subtitle"/>
       </w:pPr>
       <w:r>
-        <w:rPr>
-          <w:rFonts w:ascii="Aptos Display" w:hAnsi="Aptos Display"/>
-          <w:b/>
-          <w:color w:val="1B7A78"/>
-          <w:sz w:val="68"/>
-        </w:rPr>
-        <w:t>ZEC</w:t>
+        <w:t>V18.0.0 · Battery Care</w:t>
       </w:r>
     </w:p>
     <w:p>
       <w:pPr>
         <w:pStyle w:val="Title"/>
-        <w:widowControl w:val="1"/>
       </w:pPr>
       <w:r>
         <w:t>Technisches Datenblatt</w:t>
       </w:r>
     </w:p>
     <w:p>
-      <w:pPr>
-        <w:widowControl w:val="1"/>
-        <w:jc w:val="center"/>
-      </w:pPr>
       <w:r>
-        <w:t>Zendure Energy Controller · Version V17.1.3</w:t>
+        <w:rPr>
+          <w:color w:val="9F3F19"/>
+        </w:rPr>
+        <w:t>V18.0.0  |  Technische Releasefassung – reale Inbetriebnahme-/Wirkungsabnahme folgt</w:t>
       </w:r>
     </w:p>
     <w:p>
       <w:pPr>
-        <w:pStyle w:val="Lead"/>
-        <w:widowControl w:val="1"/>
+        <w:pStyle w:val="Heading1"/>
       </w:pPr>
       <w:r>
-        <w:t>Lokale, automatische Speichersteuerung für Haushalte mit einem Zendure-Speicher – wahlweise als eigenständiger gesteuerter Speicher oder in Verbindung mit einem Primärspeicher. Fast Capture A400/R100 arbeitet innerhalb dieses Reglers klar getrennten, sicherheitsüberwachten Overlay-Pfad zur schnelleren Nutzung real beobachteter Restüberschüsse in definierten Primärspeicherzuständen. ZEC umfasst außerdem einen lokalen Deploymentpfad für Update, Clean Fresh Install, mutationsfreie Vorprüfung, Deinstallation und secretsichere Supportdiagnose. Schutzgrenzen, Primärspeicherpriorität, Cross-Charge- und Command-Safety bleiben übergeordnet.</w:t>
+        <w:t>1. Produkt und Anwendungsbereich</w:t>
+      </w:r>
+    </w:p>
+    <w:p>
+      <w:r>
+        <w:t>ZEC ist eine lokal betriebene Regel- und Diagnosesoftware für einen Zendure-Speicher in einem Haushalt mit Netzleistungsmessung. Je nach Konfiguration kann ein Primärspeicher über eine unabhängige Datenquelle eingebunden werden. Der Controller berechnet begrenzte Lade-/Entladeanforderungen; die Geräteelektronik bleibt für ihre eigenen Schutzfunktionen zuständig.</w:t>
+      </w:r>
+    </w:p>
+    <w:p>
+      <w:r>
+        <w:t>V18.0.0 ergänzt Battery Care als standardmäßig ausgeschaltete, saisonale Pflegefunktion. Ausgangsrelease für das Update ist 17.1.3 (Build v17.1.3-20261022); V18 besitzt die Build-ID v18.0.0-20261027. Die Wirksamkeit der drei Pflegestufen wird bei realem Betrieb gesondert überprüft.</w:t>
+      </w:r>
+    </w:p>
+    <w:p>
+      <w:pPr>
+        <w:pStyle w:val="Heading1"/>
+      </w:pPr>
+      <w:r>
+        <w:t>2. Aufbau und Messpfade</w:t>
       </w:r>
     </w:p>
     <w:tbl>
       <w:tblPr>
+        <w:tblStyle w:val="LightShading-Accent1"/>
         <w:tblW w:type="auto" w:w="0"/>
         <w:jc w:val="center"/>
-        <w:tblLayout w:type="fixed"/>
         <w:tblLook w:firstColumn="1" w:firstRow="1" w:lastColumn="0" w:lastRow="0" w:noHBand="0" w:noVBand="1" w:val="04A0"/>
       </w:tblPr>
       <w:tblGrid>
-        <w:gridCol w:w="2381"/>
-        <w:gridCol w:w="7143"/>
+        <w:gridCol w:w="4762"/>
+        <w:gridCol w:w="4762"/>
       </w:tblGrid>
       <w:tr>
-        <w:trPr>
-          <w:cantSplit/>
-        </w:trPr>
         <w:tc>
           <w:tcPr>
-            <w:tcW w:type="dxa" w:w="4933"/>
-            <w:shd w:fill="1B7A78"/>
+            <w:tcW w:type="dxa" w:w="4762"/>
             <w:tcMar>
-              <w:top w:w="150" w:type="dxa"/>
-              <w:start w:w="160" w:type="dxa"/>
-              <w:bottom w:w="150" w:type="dxa"/>
-              <w:end w:w="160" w:type="dxa"/>
+              <w:top w:w="45" w:type="dxa"/>
+              <w:left w:w="45" w:type="dxa"/>
+              <w:bottom w:w="45" w:type="dxa"/>
+              <w:right w:w="45" w:type="dxa"/>
             </w:tcMar>
-            <w:vAlign w:val="center"/>
           </w:tcPr>
           <w:p>
-            <w:pPr>
-              <w:jc w:val="center"/>
-            </w:pPr>
             <w:r>
               <w:rPr>
                 <w:b/>
-                <w:color w:val="FFFFFF"/>
-                <w:sz w:val="20"/>
+                <w:color w:val="104A59"/>
               </w:rPr>
-              <w:t>AKTUELLER STAND</w:t>
+              <w:t>Komponente</w:t>
             </w:r>
           </w:p>
         </w:tc>
         <w:tc>
           <w:tcPr>
-            <w:tcW w:type="dxa" w:w="4933"/>
-            <w:shd w:fill="EAF2F5"/>
+            <w:tcW w:type="dxa" w:w="4762"/>
             <w:tcMar>
-              <w:top w:w="150" w:type="dxa"/>
-              <w:start w:w="160" w:type="dxa"/>
-              <w:bottom w:w="150" w:type="dxa"/>
-              <w:end w:w="160" w:type="dxa"/>
+              <w:top w:w="45" w:type="dxa"/>
+              <w:left w:w="45" w:type="dxa"/>
+              <w:bottom w:w="45" w:type="dxa"/>
+              <w:right w:w="45" w:type="dxa"/>
             </w:tcMar>
-            <w:vAlign w:val="center"/>
           </w:tcPr>
           <w:p>
             <w:r>
-              <w:t>V17.1.3  ·  Technische QA / reale Feldabnahme gesondert nachzuweisen</w:t>
+              <w:rPr>
+                <w:b/>
+                <w:color w:val="104A59"/>
+              </w:rPr>
+              <w:t>Technischer Bezug / Funktion</w:t>
+            </w:r>
+          </w:p>
+        </w:tc>
+      </w:tr>
+      <w:tr>
+        <w:tc>
+          <w:tcPr>
+            <w:tcW w:type="dxa" w:w="4762"/>
+            <w:vAlign w:val="center"/>
+            <w:tcMar>
+              <w:top w:w="45" w:type="dxa"/>
+              <w:left w:w="45" w:type="dxa"/>
+              <w:bottom w:w="45" w:type="dxa"/>
+              <w:right w:w="45" w:type="dxa"/>
+            </w:tcMar>
+          </w:tcPr>
+          <w:p>
+            <w:pPr>
+              <w:spacing w:after="40"/>
+            </w:pPr>
+            <w:r>
+              <w:t>Controller</w:t>
+            </w:r>
+          </w:p>
+        </w:tc>
+        <w:tc>
+          <w:tcPr>
+            <w:tcW w:type="dxa" w:w="4762"/>
+            <w:vAlign w:val="center"/>
+            <w:tcMar>
+              <w:top w:w="45" w:type="dxa"/>
+              <w:left w:w="45" w:type="dxa"/>
+              <w:bottom w:w="45" w:type="dxa"/>
+              <w:right w:w="45" w:type="dxa"/>
+            </w:tcMar>
+          </w:tcPr>
+          <w:p>
+            <w:pPr>
+              <w:spacing w:after="40"/>
+            </w:pPr>
+            <w:r>
+              <w:t>Raspberry Pi / Linux mit systemd; lokaler Python-3-Controller mit Weboberfläche und persistenten Daten.</w:t>
+            </w:r>
+          </w:p>
+        </w:tc>
+      </w:tr>
+      <w:tr>
+        <w:tc>
+          <w:tcPr>
+            <w:tcW w:type="dxa" w:w="4762"/>
+            <w:vAlign w:val="center"/>
+            <w:tcMar>
+              <w:top w:w="45" w:type="dxa"/>
+              <w:left w:w="45" w:type="dxa"/>
+              <w:bottom w:w="45" w:type="dxa"/>
+              <w:right w:w="45" w:type="dxa"/>
+            </w:tcMar>
+          </w:tcPr>
+          <w:p>
+            <w:pPr>
+              <w:spacing w:after="40"/>
+            </w:pPr>
+            <w:r>
+              <w:t>Zendure</w:t>
+            </w:r>
+          </w:p>
+        </w:tc>
+        <w:tc>
+          <w:tcPr>
+            <w:tcW w:type="dxa" w:w="4762"/>
+            <w:vAlign w:val="center"/>
+            <w:tcMar>
+              <w:top w:w="45" w:type="dxa"/>
+              <w:left w:w="45" w:type="dxa"/>
+              <w:bottom w:w="45" w:type="dxa"/>
+              <w:right w:w="45" w:type="dxa"/>
+            </w:tcMar>
+          </w:tcPr>
+          <w:p>
+            <w:pPr>
+              <w:spacing w:after="40"/>
+            </w:pPr>
+            <w:r>
+              <w:t>Unterstützte SolarFlow-Headunit; MQTT-Befehle und getrennte Ist-/Readback-Auswertung. Referenz: SolarFlow 2400 AC/AC+.</w:t>
+            </w:r>
+          </w:p>
+        </w:tc>
+      </w:tr>
+      <w:tr>
+        <w:tc>
+          <w:tcPr>
+            <w:tcW w:type="dxa" w:w="4762"/>
+            <w:vAlign w:val="center"/>
+            <w:tcMar>
+              <w:top w:w="45" w:type="dxa"/>
+              <w:left w:w="45" w:type="dxa"/>
+              <w:bottom w:w="45" w:type="dxa"/>
+              <w:right w:w="45" w:type="dxa"/>
+            </w:tcMar>
+          </w:tcPr>
+          <w:p>
+            <w:pPr>
+              <w:spacing w:after="40"/>
+            </w:pPr>
+            <w:r>
+              <w:t>Netzmessung</w:t>
+            </w:r>
+          </w:p>
+        </w:tc>
+        <w:tc>
+          <w:tcPr>
+            <w:tcW w:type="dxa" w:w="4762"/>
+            <w:vAlign w:val="center"/>
+            <w:tcMar>
+              <w:top w:w="45" w:type="dxa"/>
+              <w:left w:w="45" w:type="dxa"/>
+              <w:bottom w:w="45" w:type="dxa"/>
+              <w:right w:w="45" w:type="dxa"/>
+            </w:tcMar>
+          </w:tcPr>
+          <w:p>
+            <w:pPr>
+              <w:spacing w:after="40"/>
+            </w:pPr>
+            <w:r>
+              <w:t>SMA Energy Meter / Sunny Home Manager über Speedwire/UDP oder Shelly Pro 3EM bzw. Shelly-kompatibler HTTP-Messpfad.</w:t>
+            </w:r>
+          </w:p>
+        </w:tc>
+      </w:tr>
+      <w:tr>
+        <w:tc>
+          <w:tcPr>
+            <w:tcW w:type="dxa" w:w="4762"/>
+            <w:vAlign w:val="center"/>
+            <w:tcMar>
+              <w:top w:w="45" w:type="dxa"/>
+              <w:left w:w="45" w:type="dxa"/>
+              <w:bottom w:w="45" w:type="dxa"/>
+              <w:right w:w="45" w:type="dxa"/>
+            </w:tcMar>
+          </w:tcPr>
+          <w:p>
+            <w:pPr>
+              <w:spacing w:after="40"/>
+            </w:pPr>
+            <w:r>
+              <w:t>Primärspeicher (optional)</w:t>
+            </w:r>
+          </w:p>
+        </w:tc>
+        <w:tc>
+          <w:tcPr>
+            <w:tcW w:type="dxa" w:w="4762"/>
+            <w:vAlign w:val="center"/>
+            <w:tcMar>
+              <w:top w:w="45" w:type="dxa"/>
+              <w:left w:w="45" w:type="dxa"/>
+              <w:bottom w:w="45" w:type="dxa"/>
+              <w:right w:w="45" w:type="dxa"/>
+            </w:tcMar>
+          </w:tcPr>
+          <w:p>
+            <w:pPr>
+              <w:spacing w:after="40"/>
+            </w:pPr>
+            <w:r>
+              <w:t>Konfigurierte Leistung-/SOC-Datenquelle, z. B. SMA Sunny Island über Modbus TCP. ZEC sendet keine Battery-Care-Ladekommandos an den Primärspeicher.</w:t>
+            </w:r>
+          </w:p>
+        </w:tc>
+      </w:tr>
+      <w:tr>
+        <w:tc>
+          <w:tcPr>
+            <w:tcW w:type="dxa" w:w="4762"/>
+            <w:vAlign w:val="center"/>
+            <w:tcMar>
+              <w:top w:w="45" w:type="dxa"/>
+              <w:left w:w="45" w:type="dxa"/>
+              <w:bottom w:w="45" w:type="dxa"/>
+              <w:right w:w="45" w:type="dxa"/>
+            </w:tcMar>
+          </w:tcPr>
+          <w:p>
+            <w:pPr>
+              <w:spacing w:after="40"/>
+            </w:pPr>
+            <w:r>
+              <w:t>Speicher und Diagnose</w:t>
+            </w:r>
+          </w:p>
+        </w:tc>
+        <w:tc>
+          <w:tcPr>
+            <w:tcW w:type="dxa" w:w="4762"/>
+            <w:vAlign w:val="center"/>
+            <w:tcMar>
+              <w:top w:w="45" w:type="dxa"/>
+              <w:left w:w="45" w:type="dxa"/>
+              <w:bottom w:w="45" w:type="dxa"/>
+              <w:right w:w="45" w:type="dxa"/>
+            </w:tcMar>
+          </w:tcPr>
+          <w:p>
+            <w:pPr>
+              <w:spacing w:after="40"/>
+            </w:pPr>
+            <w:r>
+              <w:t>Lokale Konfiguration, SQLite-Ereignisse/Episoden, Graphhistorie, Health- und Diagnoseoberflächen.</w:t>
             </w:r>
           </w:p>
         </w:tc>
@@ -107,4336 +318,20 @@
     </w:tbl>
     <w:p>
       <w:pPr>
-        <w:spacing w:after="80"/>
-        <w:widowControl w:val="1"/>
+        <w:spacing w:after="0"/>
       </w:pPr>
-    </w:p>
-    <w:tbl>
-      <w:tblPr>
-        <w:tblW w:type="auto" w:w="0"/>
-        <w:jc w:val="center"/>
-        <w:tblLayout w:type="fixed"/>
-        <w:tblLook w:firstColumn="1" w:firstRow="1" w:lastColumn="0" w:lastRow="0" w:noHBand="0" w:noVBand="1" w:val="04A0"/>
-      </w:tblPr>
-      <w:tblGrid>
-        <w:gridCol w:w="4933"/>
-        <w:gridCol w:w="4933"/>
-      </w:tblGrid>
-      <w:tr>
-        <w:trPr>
-          <w:trHeight w:hRule="atLeast" w:val="1219"/>
-          <w:cantSplit/>
-        </w:trPr>
-        <w:tc>
-          <w:tcPr>
-            <w:tcW w:type="dxa" w:w="4933"/>
-            <w:shd w:fill="F5F8FA"/>
-            <w:tcMar>
-              <w:top w:w="140" w:type="dxa"/>
-              <w:start w:w="160" w:type="dxa"/>
-              <w:bottom w:w="140" w:type="dxa"/>
-              <w:end w:w="160" w:type="dxa"/>
-            </w:tcMar>
-          </w:tcPr>
-          <w:p>
-            <w:pPr>
-              <w:pStyle w:val="CardTitle"/>
-            </w:pPr>
-            <w:r>
-              <w:t>AUTOMATISCH IM HINTERGRUND</w:t>
-            </w:r>
-          </w:p>
-          <w:p>
-            <w:pPr>
-              <w:pStyle w:val="CardText"/>
-            </w:pPr>
-            <w:r>
-              <w:t>ZEC misst die Netzleistung und passt die Zendure-Leistung fortlaufend an. Fast Capture kann in definierten Primärspeicherzuständen Restüberschüsse mit einer getrennten A400/R100-Rampe schneller aufnehmen; der sichere Release-Default ist off.</w:t>
-            </w:r>
-          </w:p>
-        </w:tc>
-        <w:tc>
-          <w:tcPr>
-            <w:tcW w:type="dxa" w:w="4933"/>
-            <w:shd w:fill="F5F8FA"/>
-            <w:tcMar>
-              <w:top w:w="140" w:type="dxa"/>
-              <w:start w:w="160" w:type="dxa"/>
-              <w:bottom w:w="140" w:type="dxa"/>
-              <w:end w:w="160" w:type="dxa"/>
-            </w:tcMar>
-          </w:tcPr>
-          <w:p>
-            <w:pPr>
-              <w:pStyle w:val="CardTitle"/>
-            </w:pPr>
-            <w:r>
-              <w:t>PRIMÄRSPEICHER HAT VORRANG</w:t>
-            </w:r>
-          </w:p>
-          <w:p>
-            <w:pPr>
-              <w:pStyle w:val="CardText"/>
-            </w:pPr>
-            <w:r>
-              <w:t>Ein vorhandener Primärspeicher bleibt führend. ZEC nutzt mit dem Zendure-Speicher gezielt Restüberschüsse oder deckt verbleibenden Netzbezug ab.</w:t>
-            </w:r>
-          </w:p>
-        </w:tc>
-      </w:tr>
-      <w:tr>
-        <w:trPr>
-          <w:trHeight w:hRule="atLeast" w:val="1219"/>
-          <w:cantSplit/>
-        </w:trPr>
-        <w:tc>
-          <w:tcPr>
-            <w:tcW w:type="dxa" w:w="4933"/>
-            <w:shd w:fill="F5F8FA"/>
-            <w:tcMar>
-              <w:top w:w="140" w:type="dxa"/>
-              <w:start w:w="160" w:type="dxa"/>
-              <w:bottom w:w="140" w:type="dxa"/>
-              <w:end w:w="160" w:type="dxa"/>
-            </w:tcMar>
-          </w:tcPr>
-          <w:p>
-            <w:pPr>
-              <w:pStyle w:val="CardTitle"/>
-            </w:pPr>
-            <w:r>
-              <w:t>LOKAL &amp; NACHVOLLZIEHBAR</w:t>
-            </w:r>
-          </w:p>
-          <w:p>
-            <w:pPr>
-              <w:pStyle w:val="CardText"/>
-            </w:pPr>
-            <w:r>
-              <w:t>Regelung, Weboberfläche, Historie und Diagnose laufen lokal. Status, Graphen und Ereignisse zeigen, was der Controller tut und warum.</w:t>
-            </w:r>
-          </w:p>
-        </w:tc>
-        <w:tc>
-          <w:tcPr>
-            <w:tcW w:type="dxa" w:w="4933"/>
-            <w:shd w:fill="F5F8FA"/>
-            <w:tcMar>
-              <w:top w:w="140" w:type="dxa"/>
-              <w:start w:w="160" w:type="dxa"/>
-              <w:bottom w:w="140" w:type="dxa"/>
-              <w:end w:w="160" w:type="dxa"/>
-            </w:tcMar>
-          </w:tcPr>
-          <w:p>
-            <w:pPr>
-              <w:pStyle w:val="CardTitle"/>
-            </w:pPr>
-            <w:r>
-              <w:t>GEFÜHRTE KONFIGURATION</w:t>
-              <w:br/>
-              <w:t>Die Primärspeicher-Einrichtung ordnet der gewählten Datenquelle die dazugehörigen Parameter verständlich und im passenden Kontext zu.</w:t>
-            </w:r>
-          </w:p>
-          <w:p>
-            <w:pPr>
-              <w:pStyle w:val="CardText"/>
-            </w:pPr>
-            <w:r/>
-          </w:p>
-        </w:tc>
-      </w:tr>
-    </w:tbl>
-    <w:p>
-      <w:pPr>
-        <w:pStyle w:val="Small"/>
-        <w:widowControl w:val="1"/>
-      </w:pPr>
-      <w:r>
-        <w:t>Kurz gesagt: ZEC koordiniert den Zendure-Speicher mit der Netzsituation und – sofern vorhanden – mit einem Primärspeicher, damit die beteiligten Speicher nicht unnötig gegeneinander arbeiten.</w:t>
-      </w:r>
     </w:p>
     <w:p>
       <w:pPr>
         <w:pStyle w:val="Heading1"/>
-        <w:pBdr>
-          <w:bottom w:val="single" w:sz="10" w:space="1" w:color="1B7A78"/>
-        </w:pBdr>
-        <w:keepNext/>
-        <w:keepLines/>
-        <w:widowControl w:val="1"/>
       </w:pPr>
       <w:r>
-        <w:t>1. Was ZEC im Alltag für den Benutzer macht</w:t>
-      </w:r>
-    </w:p>
-    <w:tbl>
-      <w:tblPr>
-        <w:tblW w:type="auto" w:w="0"/>
-        <w:jc w:val="center"/>
-        <w:tblLayout w:type="fixed"/>
-        <w:tblLook w:firstColumn="1" w:firstRow="1" w:lastColumn="0" w:lastRow="0" w:noHBand="0" w:noVBand="1" w:val="04A0"/>
-      </w:tblPr>
-      <w:tblGrid>
-        <w:gridCol w:w="2324"/>
-        <w:gridCol w:w="7200"/>
-      </w:tblGrid>
-      <w:tr>
-        <w:trPr>
-          <w:tblHeader w:val="true"/>
-          <w:cantSplit/>
-        </w:trPr>
-        <w:tc>
-          <w:tcPr>
-            <w:tcW w:type="dxa" w:w="4933"/>
-            <w:shd w:fill="173B57"/>
-            <w:tcMar>
-              <w:top w:w="100" w:type="dxa"/>
-              <w:start w:w="120" w:type="dxa"/>
-              <w:bottom w:w="100" w:type="dxa"/>
-              <w:end w:w="120" w:type="dxa"/>
-            </w:tcMar>
-          </w:tcPr>
-          <w:p>
-            <w:pPr>
-              <w:pStyle w:val="TableHead"/>
-            </w:pPr>
-            <w:r>
-              <w:t>Situation</w:t>
-            </w:r>
-          </w:p>
-        </w:tc>
-        <w:tc>
-          <w:tcPr>
-            <w:tcW w:type="dxa" w:w="4933"/>
-            <w:shd w:fill="173B57"/>
-            <w:tcMar>
-              <w:top w:w="100" w:type="dxa"/>
-              <w:start w:w="120" w:type="dxa"/>
-              <w:bottom w:w="100" w:type="dxa"/>
-              <w:end w:w="120" w:type="dxa"/>
-            </w:tcMar>
-          </w:tcPr>
-          <w:p>
-            <w:pPr>
-              <w:pStyle w:val="TableHead"/>
-            </w:pPr>
-            <w:r>
-              <w:t>Was ZEC für den Benutzer tut</w:t>
-            </w:r>
-          </w:p>
-        </w:tc>
-      </w:tr>
-      <w:tr>
-        <w:trPr>
-          <w:cantSplit/>
-        </w:trPr>
-        <w:tc>
-          <w:tcPr>
-            <w:tcW w:type="dxa" w:w="2324"/>
-            <w:tcMar>
-              <w:top w:w="100" w:type="dxa"/>
-              <w:start w:w="120" w:type="dxa"/>
-              <w:bottom w:w="100" w:type="dxa"/>
-              <w:end w:w="120" w:type="dxa"/>
-            </w:tcMar>
-          </w:tcPr>
-          <w:p>
-            <w:pPr>
-              <w:pStyle w:val="TableText"/>
-            </w:pPr>
-            <w:r>
-              <w:rPr>
-                <w:b/>
-              </w:rPr>
-              <w:t>PV-Überschuss</w:t>
-            </w:r>
-          </w:p>
-        </w:tc>
-        <w:tc>
-          <w:tcPr>
-            <w:tcW w:type="dxa" w:w="7200"/>
-            <w:tcMar>
-              <w:top w:w="100" w:type="dxa"/>
-              <w:start w:w="120" w:type="dxa"/>
-              <w:bottom w:w="100" w:type="dxa"/>
-              <w:end w:w="120" w:type="dxa"/>
-            </w:tcMar>
-          </w:tcPr>
-          <w:p>
-            <w:pPr>
-              <w:pStyle w:val="TableText"/>
-            </w:pPr>
-            <w:r>
-              <w:t>Bei Einspeisung kann ZEC den Zendure-Speicher laden. Dabei berücksichtigt es, ob und wie der Primärspeicher bereits lädt und ob Restleistung übrig bleibt.</w:t>
-            </w:r>
-          </w:p>
-        </w:tc>
-      </w:tr>
-      <w:tr>
-        <w:trPr>
-          <w:cantSplit/>
-        </w:trPr>
-        <w:tc>
-          <w:tcPr>
-            <w:tcW w:type="dxa" w:w="2324"/>
-            <w:tcMar>
-              <w:top w:w="100" w:type="dxa"/>
-              <w:start w:w="120" w:type="dxa"/>
-              <w:bottom w:w="100" w:type="dxa"/>
-              <w:end w:w="120" w:type="dxa"/>
-            </w:tcMar>
-          </w:tcPr>
-          <w:p>
-            <w:pPr>
-              <w:pStyle w:val="TableText"/>
-            </w:pPr>
-            <w:r>
-              <w:rPr>
-                <w:b/>
-              </w:rPr>
-              <w:t>Netzbezug</w:t>
-            </w:r>
-          </w:p>
-        </w:tc>
-        <w:tc>
-          <w:tcPr>
-            <w:tcW w:type="dxa" w:w="7200"/>
-            <w:tcMar>
-              <w:top w:w="100" w:type="dxa"/>
-              <w:start w:w="120" w:type="dxa"/>
-              <w:bottom w:w="100" w:type="dxa"/>
-              <w:end w:w="120" w:type="dxa"/>
-            </w:tcMar>
-          </w:tcPr>
-          <w:p>
-            <w:pPr>
-              <w:pStyle w:val="TableText"/>
-            </w:pPr>
-            <w:r>
-              <w:t>Bei Bezug kann ZEC den Zendure-Speicher entladen, soweit SOC-, Leistungs- und Schutzgrenzen das zulassen.</w:t>
-            </w:r>
-          </w:p>
-        </w:tc>
-      </w:tr>
-      <w:tr>
-        <w:trPr>
-          <w:cantSplit/>
-        </w:trPr>
-        <w:tc>
-          <w:tcPr>
-            <w:tcW w:type="dxa" w:w="2324"/>
-            <w:tcMar>
-              <w:top w:w="100" w:type="dxa"/>
-              <w:start w:w="120" w:type="dxa"/>
-              <w:bottom w:w="100" w:type="dxa"/>
-              <w:end w:w="120" w:type="dxa"/>
-            </w:tcMar>
-          </w:tcPr>
-          <w:p>
-            <w:pPr>
-              <w:pStyle w:val="TableText"/>
-            </w:pPr>
-            <w:r>
-              <w:rPr>
-                <w:b/>
-              </w:rPr>
-              <w:t>Zwei Speicher im selben Haus</w:t>
-            </w:r>
-          </w:p>
-        </w:tc>
-        <w:tc>
-          <w:tcPr>
-            <w:tcW w:type="dxa" w:w="7200"/>
-            <w:tcMar>
-              <w:top w:w="100" w:type="dxa"/>
-              <w:start w:w="120" w:type="dxa"/>
-              <w:bottom w:w="100" w:type="dxa"/>
-              <w:end w:w="120" w:type="dxa"/>
-            </w:tcMar>
-          </w:tcPr>
-          <w:p>
-            <w:pPr>
-              <w:pStyle w:val="TableText"/>
-            </w:pPr>
-            <w:r>
-              <w:t>Cross-Charge-Schutz soll verhindern, dass ein Speicher unnötig aus dem anderen geladen wird. Der Primärspeicher behält grundsätzlich Priorität.</w:t>
-            </w:r>
-          </w:p>
-        </w:tc>
-      </w:tr>
-      <w:tr>
-        <w:trPr>
-          <w:cantSplit/>
-        </w:trPr>
-        <w:tc>
-          <w:tcPr>
-            <w:tcW w:type="dxa" w:w="2324"/>
-            <w:tcMar>
-              <w:top w:w="100" w:type="dxa"/>
-              <w:start w:w="120" w:type="dxa"/>
-              <w:bottom w:w="100" w:type="dxa"/>
-              <w:end w:w="120" w:type="dxa"/>
-            </w:tcMar>
-          </w:tcPr>
-          <w:p>
-            <w:pPr>
-              <w:pStyle w:val="TableText"/>
-            </w:pPr>
-            <w:r>
-              <w:rPr>
-                <w:b/>
-              </w:rPr>
-              <w:t>Nacht / Reserve</w:t>
-            </w:r>
-          </w:p>
-        </w:tc>
-        <w:tc>
-          <w:tcPr>
-            <w:tcW w:type="dxa" w:w="7200"/>
-            <w:tcMar>
-              <w:top w:w="100" w:type="dxa"/>
-              <w:start w:w="120" w:type="dxa"/>
-              <w:bottom w:w="100" w:type="dxa"/>
-              <w:end w:w="120" w:type="dxa"/>
-            </w:tcMar>
-          </w:tcPr>
-          <w:p>
-            <w:pPr>
-              <w:pStyle w:val="TableText"/>
-            </w:pPr>
-            <w:r>
-              <w:t>Ein Nachtmodus kann zeitgesteuert entladen und bei einer definierten Reserve sauber auf 0 W neutralisieren.</w:t>
-            </w:r>
-          </w:p>
-        </w:tc>
-      </w:tr>
-      <w:tr>
-        <w:trPr>
-          <w:cantSplit/>
-        </w:trPr>
-        <w:tc>
-          <w:tcPr>
-            <w:tcW w:type="dxa" w:w="2324"/>
-            <w:tcMar>
-              <w:top w:w="100" w:type="dxa"/>
-              <w:start w:w="120" w:type="dxa"/>
-              <w:bottom w:w="100" w:type="dxa"/>
-              <w:end w:w="120" w:type="dxa"/>
-            </w:tcMar>
-          </w:tcPr>
-          <w:p>
-            <w:pPr>
-              <w:pStyle w:val="TableText"/>
-            </w:pPr>
-            <w:r>
-              <w:rPr>
-                <w:b/>
-              </w:rPr>
-              <w:t>Fehlerfall</w:t>
-            </w:r>
-          </w:p>
-        </w:tc>
-        <w:tc>
-          <w:tcPr>
-            <w:tcW w:type="dxa" w:w="7200"/>
-            <w:tcMar>
-              <w:top w:w="100" w:type="dxa"/>
-              <w:start w:w="120" w:type="dxa"/>
-              <w:bottom w:w="100" w:type="dxa"/>
-              <w:end w:w="120" w:type="dxa"/>
-            </w:tcMar>
-          </w:tcPr>
-          <w:p>
-            <w:pPr>
-              <w:pStyle w:val="TableText"/>
-            </w:pPr>
-            <w:r>
-              <w:t>Bei fehlenden oder widersprüchlichen Daten wechselt ZEC nicht blind weiter. Sicherheits- und Recovery-Mechanismen begrenzen bzw. neutralisieren die Regelung.</w:t>
-            </w:r>
-          </w:p>
-        </w:tc>
-      </w:tr>
-      <w:tr>
-        <w:tc>
-          <w:tcPr>
-            <w:tcW w:type="dxa" w:w="2324"/>
-          </w:tcPr>
-          <w:p>
-            <w:r>
-              <w:t>Fast Capture / Restexport-Spitze</w:t>
-            </w:r>
-          </w:p>
-        </w:tc>
-        <w:tc>
-          <w:tcPr>
-            <w:tcW w:type="dxa" w:w="7200"/>
-          </w:tcPr>
-          <w:p>
-            <w:r>
-              <w:t>Bei FULL_IDLE oder NEAR_LIMIT kann ZEC einen getrennten Fast-Overlay-Kandidaten bilden. Im Shadow-Modus wird nur gerechnet und protokolliert; Active bleibt unter Import-Guard, Device-Limits, Cross-Charge und Command-Safety.</w:t>
-            </w:r>
-          </w:p>
-        </w:tc>
-      </w:tr>
-    </w:tbl>
-    <w:p>
-      <w:pPr>
-        <w:pStyle w:val="Heading1"/>
-        <w:pBdr>
-          <w:bottom w:val="single" w:sz="10" w:space="1" w:color="1B7A78"/>
-        </w:pBdr>
-        <w:keepNext/>
-        <w:keepLines/>
-        <w:widowControl w:val="1"/>
-      </w:pPr>
-      <w:r>
-        <w:t>2. Was angeschlossen bzw. eingebunden wird</w:t>
+        <w:t>3. Betriebsarten</w:t>
       </w:r>
     </w:p>
     <w:p>
-      <w:pPr>
-        <w:widowControl w:val="1"/>
-      </w:pPr>
       <w:r>
-        <w:t>ZEC verbindet keine Verbraucher elektrisch miteinander. Es liest Mess- und Speicherzustände über das Heimnetz und sendet daraus abgeleitete Leistungsgrenzen an den Zendure-Speicher.</w:t>
-      </w:r>
-    </w:p>
-    <w:tbl>
-      <w:tblPr>
-        <w:tblW w:type="auto" w:w="0"/>
-        <w:jc w:val="center"/>
-        <w:tblLayout w:type="fixed"/>
-        <w:tblLook w:firstColumn="1" w:firstRow="1" w:lastColumn="0" w:lastRow="0" w:noHBand="0" w:noVBand="1" w:val="04A0"/>
-      </w:tblPr>
-      <w:tblGrid>
-        <w:gridCol w:w="1757"/>
-        <w:gridCol w:w="3855"/>
-        <w:gridCol w:w="3912"/>
-      </w:tblGrid>
-      <w:tr>
-        <w:trPr>
-          <w:tblHeader w:val="true"/>
-          <w:cantSplit/>
-        </w:trPr>
-        <w:tc>
-          <w:tcPr>
-            <w:tcW w:type="dxa" w:w="3289"/>
-            <w:shd w:fill="173B57"/>
-            <w:tcMar>
-              <w:top w:w="100" w:type="dxa"/>
-              <w:start w:w="120" w:type="dxa"/>
-              <w:bottom w:w="100" w:type="dxa"/>
-              <w:end w:w="120" w:type="dxa"/>
-            </w:tcMar>
-          </w:tcPr>
-          <w:p>
-            <w:pPr>
-              <w:pStyle w:val="TableHead"/>
-            </w:pPr>
-            <w:r>
-              <w:t>Bereich</w:t>
-            </w:r>
-          </w:p>
-        </w:tc>
-        <w:tc>
-          <w:tcPr>
-            <w:tcW w:type="dxa" w:w="3289"/>
-            <w:shd w:fill="173B57"/>
-            <w:tcMar>
-              <w:top w:w="100" w:type="dxa"/>
-              <w:start w:w="120" w:type="dxa"/>
-              <w:bottom w:w="100" w:type="dxa"/>
-              <w:end w:w="120" w:type="dxa"/>
-            </w:tcMar>
-          </w:tcPr>
-          <w:p>
-            <w:pPr>
-              <w:pStyle w:val="TableHead"/>
-            </w:pPr>
-            <w:r>
-              <w:t>Technischer Anschluss</w:t>
-            </w:r>
-          </w:p>
-        </w:tc>
-        <w:tc>
-          <w:tcPr>
-            <w:tcW w:type="dxa" w:w="3289"/>
-            <w:shd w:fill="173B57"/>
-            <w:tcMar>
-              <w:top w:w="100" w:type="dxa"/>
-              <w:start w:w="120" w:type="dxa"/>
-              <w:bottom w:w="100" w:type="dxa"/>
-              <w:end w:w="120" w:type="dxa"/>
-            </w:tcMar>
-          </w:tcPr>
-          <w:p>
-            <w:pPr>
-              <w:pStyle w:val="TableHead"/>
-            </w:pPr>
-            <w:r>
-              <w:t>Bedeutung für den Benutzer</w:t>
-            </w:r>
-          </w:p>
-        </w:tc>
-      </w:tr>
-      <w:tr>
-        <w:trPr>
-          <w:cantSplit/>
-        </w:trPr>
-        <w:tc>
-          <w:tcPr>
-            <w:tcW w:type="dxa" w:w="1757"/>
-            <w:tcMar>
-              <w:top w:w="100" w:type="dxa"/>
-              <w:start w:w="120" w:type="dxa"/>
-              <w:bottom w:w="100" w:type="dxa"/>
-              <w:end w:w="120" w:type="dxa"/>
-            </w:tcMar>
-          </w:tcPr>
-          <w:p>
-            <w:pPr>
-              <w:pStyle w:val="TableText"/>
-            </w:pPr>
-            <w:r>
-              <w:rPr>
-                <w:b/>
-              </w:rPr>
-              <w:t>Netzleistung</w:t>
-            </w:r>
-          </w:p>
-        </w:tc>
-        <w:tc>
-          <w:tcPr>
-            <w:tcW w:type="dxa" w:w="3855"/>
-            <w:tcMar>
-              <w:top w:w="100" w:type="dxa"/>
-              <w:start w:w="120" w:type="dxa"/>
-              <w:bottom w:w="100" w:type="dxa"/>
-              <w:end w:w="120" w:type="dxa"/>
-            </w:tcMar>
-            <w:vAlign w:val="center"/>
-          </w:tcPr>
-          <w:p>
-            <w:pPr>
-              <w:pStyle w:val="TableText"/>
-            </w:pPr>
-            <w:r>
-              <w:t>SMA Energy Meter / Sunny Home Manager per Speedwire/UDP oder Shelly Pro 3EM bzw. Shelly-kompatibler HTTP-Endpunkt.</w:t>
-            </w:r>
-            <w:r>
-              <w:rPr>
-                <w:b w:val="0"/>
-              </w:rPr>
-            </w:r>
-          </w:p>
-        </w:tc>
-        <w:tc>
-          <w:tcPr>
-            <w:tcW w:type="dxa" w:w="3912"/>
-            <w:tcMar>
-              <w:top w:w="100" w:type="dxa"/>
-              <w:start w:w="120" w:type="dxa"/>
-              <w:bottom w:w="100" w:type="dxa"/>
-              <w:end w:w="120" w:type="dxa"/>
-            </w:tcMar>
-            <w:vAlign w:val="center"/>
-          </w:tcPr>
-          <w:p>
-            <w:pPr>
-              <w:pStyle w:val="TableText"/>
-            </w:pPr>
-            <w:r>
-              <w:t>Grundlage dafür, ob gerade eingespeist oder aus dem Netz bezogen wird. In den Einstellungen wird die aktive Netzleistungsquelle ausgewählt; ihre Messdaten müssen aktuell und für ZEC erreichbar sein.</w:t>
-            </w:r>
-            <w:r>
-              <w:rPr>
-                <w:b w:val="0"/>
-              </w:rPr>
-            </w:r>
-          </w:p>
-        </w:tc>
-      </w:tr>
-      <w:tr>
-        <w:trPr>
-          <w:cantSplit/>
-        </w:trPr>
-        <w:tc>
-          <w:tcPr>
-            <w:tcW w:type="dxa" w:w="1757"/>
-            <w:tcMar>
-              <w:top w:w="100" w:type="dxa"/>
-              <w:start w:w="120" w:type="dxa"/>
-              <w:bottom w:w="100" w:type="dxa"/>
-              <w:end w:w="120" w:type="dxa"/>
-            </w:tcMar>
-          </w:tcPr>
-          <w:p>
-            <w:pPr>
-              <w:pStyle w:val="TableText"/>
-            </w:pPr>
-            <w:r>
-              <w:rPr>
-                <w:b/>
-              </w:rPr>
-              <w:t>Zendure-Zweitspeicher</w:t>
-            </w:r>
-          </w:p>
-        </w:tc>
-        <w:tc>
-          <w:tcPr>
-            <w:tcW w:type="dxa" w:w="3855"/>
-            <w:tcMar>
-              <w:top w:w="100" w:type="dxa"/>
-              <w:start w:w="120" w:type="dxa"/>
-              <w:bottom w:w="100" w:type="dxa"/>
-              <w:end w:w="120" w:type="dxa"/>
-            </w:tcMar>
-          </w:tcPr>
-          <w:p>
-            <w:pPr>
-              <w:pStyle w:val="TableText"/>
-            </w:pPr>
-            <w:r>
-              <w:rPr>
-                <w:b w:val="0"/>
-              </w:rPr>
-              <w:t>Zendure SolarFlow 2400 AC über MQTT; optionale lokale API als ergänzender Diagnose-/Telemetriepfad.</w:t>
-            </w:r>
-          </w:p>
-        </w:tc>
-        <w:tc>
-          <w:tcPr>
-            <w:tcW w:type="dxa" w:w="3912"/>
-            <w:tcMar>
-              <w:top w:w="100" w:type="dxa"/>
-              <w:start w:w="120" w:type="dxa"/>
-              <w:bottom w:w="100" w:type="dxa"/>
-              <w:end w:w="120" w:type="dxa"/>
-            </w:tcMar>
-          </w:tcPr>
-          <w:p>
-            <w:pPr>
-              <w:pStyle w:val="TableText"/>
-            </w:pPr>
-            <w:r>
-              <w:rPr>
-                <w:b w:val="0"/>
-              </w:rPr>
-              <w:t>ZEC gibt Lade- bzw. Entladeleistung vor und überwacht den zurückgelesenen Gerätezustand.</w:t>
-            </w:r>
-          </w:p>
-        </w:tc>
-      </w:tr>
-      <w:tr>
-        <w:trPr>
-          <w:cantSplit/>
-        </w:trPr>
-        <w:tc>
-          <w:tcPr>
-            <w:tcW w:type="dxa" w:w="1757"/>
-            <w:tcMar>
-              <w:top w:w="100" w:type="dxa"/>
-              <w:start w:w="120" w:type="dxa"/>
-              <w:bottom w:w="100" w:type="dxa"/>
-              <w:end w:w="120" w:type="dxa"/>
-            </w:tcMar>
-            <w:vAlign w:val="center"/>
-          </w:tcPr>
-          <w:p>
-            <w:pPr>
-              <w:pStyle w:val="TableText"/>
-            </w:pPr>
-            <w:r/>
-            <w:r>
-              <w:rPr>
-                <w:b/>
-              </w:rPr>
-              <w:t>Primärspeicher (optional)</w:t>
-            </w:r>
-          </w:p>
-        </w:tc>
-        <w:tc>
-          <w:tcPr>
-            <w:tcW w:type="dxa" w:w="3855"/>
-            <w:tcMar>
-              <w:top w:w="100" w:type="dxa"/>
-              <w:start w:w="120" w:type="dxa"/>
-              <w:bottom w:w="100" w:type="dxa"/>
-              <w:end w:w="120" w:type="dxa"/>
-            </w:tcMar>
-            <w:vAlign w:val="center"/>
-          </w:tcPr>
-          <w:p>
-            <w:pPr>
-              <w:pStyle w:val="TableText"/>
-            </w:pPr>
-            <w:r/>
-            <w:r>
-              <w:rPr>
-                <w:b w:val="0"/>
-              </w:rPr>
-              <w:t>Konfigurierte Primärspeicher-Datenquelle; direkter Referenzpfad über Modbus TCP, z. B. SMA Sunny Island.</w:t>
-            </w:r>
-          </w:p>
-        </w:tc>
-        <w:tc>
-          <w:tcPr>
-            <w:tcW w:type="dxa" w:w="3912"/>
-            <w:tcMar>
-              <w:top w:w="100" w:type="dxa"/>
-              <w:start w:w="120" w:type="dxa"/>
-              <w:bottom w:w="100" w:type="dxa"/>
-              <w:end w:w="120" w:type="dxa"/>
-            </w:tcMar>
-            <w:vAlign w:val="center"/>
-          </w:tcPr>
-          <w:p>
-            <w:pPr>
-              <w:pStyle w:val="TableText"/>
-            </w:pPr>
-            <w:r/>
-            <w:r>
-              <w:rPr>
-                <w:b w:val="0"/>
-              </w:rPr>
-              <w:t>Ermöglicht Priorisierung, Harvest-/Cross-Charge-Entscheidungen und die gemeinsame Darstellung beider Speichersysteme.</w:t>
-            </w:r>
-          </w:p>
-        </w:tc>
-      </w:tr>
-      <w:tr>
-        <w:trPr>
-          <w:cantSplit/>
-        </w:trPr>
-        <w:tc>
-          <w:tcPr>
-            <w:tcW w:type="dxa" w:w="1757"/>
-            <w:tcMar>
-              <w:top w:w="100" w:type="dxa"/>
-              <w:start w:w="120" w:type="dxa"/>
-              <w:bottom w:w="100" w:type="dxa"/>
-              <w:end w:w="120" w:type="dxa"/>
-            </w:tcMar>
-          </w:tcPr>
-          <w:p>
-            <w:pPr>
-              <w:pStyle w:val="TableText"/>
-            </w:pPr>
-            <w:r>
-              <w:rPr>
-                <w:b/>
-              </w:rPr>
-              <w:t>Webbrowser</w:t>
-            </w:r>
-          </w:p>
-        </w:tc>
-        <w:tc>
-          <w:tcPr>
-            <w:tcW w:type="dxa" w:w="3855"/>
-            <w:tcMar>
-              <w:top w:w="100" w:type="dxa"/>
-              <w:start w:w="120" w:type="dxa"/>
-              <w:bottom w:w="100" w:type="dxa"/>
-              <w:end w:w="120" w:type="dxa"/>
-            </w:tcMar>
-          </w:tcPr>
-          <w:p>
-            <w:pPr>
-              <w:pStyle w:val="TableText"/>
-            </w:pPr>
-            <w:r>
-              <w:rPr>
-                <w:b w:val="0"/>
-              </w:rPr>
-              <w:t>Lokale Weboberfläche über HTTP/FastAPI.</w:t>
-            </w:r>
-          </w:p>
-        </w:tc>
-        <w:tc>
-          <w:tcPr>
-            <w:tcW w:type="dxa" w:w="3912"/>
-            <w:tcMar>
-              <w:top w:w="100" w:type="dxa"/>
-              <w:start w:w="120" w:type="dxa"/>
-              <w:bottom w:w="100" w:type="dxa"/>
-              <w:end w:w="120" w:type="dxa"/>
-            </w:tcMar>
-          </w:tcPr>
-          <w:p>
-            <w:pPr>
-              <w:pStyle w:val="TableText"/>
-            </w:pPr>
-            <w:r>
-              <w:rPr>
-                <w:b w:val="0"/>
-              </w:rPr>
-              <w:t>Status, Graph, Einstellungen, Diagnose, Konfigurationsstände und administrative Aktionen.</w:t>
-            </w:r>
-          </w:p>
-        </w:tc>
-      </w:tr>
-      <w:tr>
-        <w:trPr>
-          <w:cantSplit/>
-        </w:trPr>
-        <w:tc>
-          <w:tcPr>
-            <w:tcW w:type="dxa" w:w="1757"/>
-            <w:tcMar>
-              <w:top w:w="100" w:type="dxa"/>
-              <w:start w:w="120" w:type="dxa"/>
-              <w:bottom w:w="100" w:type="dxa"/>
-              <w:end w:w="120" w:type="dxa"/>
-            </w:tcMar>
-          </w:tcPr>
-          <w:p>
-            <w:pPr>
-              <w:pStyle w:val="TableText"/>
-            </w:pPr>
-            <w:r>
-              <w:rPr>
-                <w:b/>
-              </w:rPr>
-              <w:t>Historie</w:t>
-            </w:r>
-          </w:p>
-        </w:tc>
-        <w:tc>
-          <w:tcPr>
-            <w:tcW w:type="dxa" w:w="3855"/>
-            <w:tcMar>
-              <w:top w:w="100" w:type="dxa"/>
-              <w:start w:w="120" w:type="dxa"/>
-              <w:bottom w:w="100" w:type="dxa"/>
-              <w:end w:w="120" w:type="dxa"/>
-            </w:tcMar>
-          </w:tcPr>
-          <w:p>
-            <w:pPr>
-              <w:pStyle w:val="TableText"/>
-            </w:pPr>
-            <w:r>
-              <w:rPr>
-                <w:b w:val="0"/>
-              </w:rPr>
-              <w:t>Lokale SQLite-/Dateispeicherung.</w:t>
-            </w:r>
-          </w:p>
-        </w:tc>
-        <w:tc>
-          <w:tcPr>
-            <w:tcW w:type="dxa" w:w="3912"/>
-            <w:tcMar>
-              <w:top w:w="100" w:type="dxa"/>
-              <w:start w:w="120" w:type="dxa"/>
-              <w:bottom w:w="100" w:type="dxa"/>
-              <w:end w:w="120" w:type="dxa"/>
-            </w:tcMar>
-          </w:tcPr>
-          <w:p>
-            <w:pPr>
-              <w:pStyle w:val="TableText"/>
-            </w:pPr>
-            <w:r>
-              <w:rPr>
-                <w:b w:val="0"/>
-              </w:rPr>
-              <w:t>Langzeitgraphen und Analyse bleiben lokal verfügbar; Measurement V4 ist eine optionale Tiefendiagnoseebene.</w:t>
-            </w:r>
-          </w:p>
-        </w:tc>
-      </w:tr>
-    </w:tbl>
-    <w:p>
-      <w:pPr>
-        <w:pStyle w:val="Heading2"/>
-        <w:keepNext/>
-        <w:keepLines/>
-        <w:widowControl w:val="1"/>
-      </w:pPr>
-      <w:r>
-        <w:t>2.1 Primärspeicher-Einrichtung</w:t>
-      </w:r>
-    </w:p>
-    <w:p>
-      <w:pPr>
-        <w:widowControl w:val="1"/>
-      </w:pPr>
-      <w:r>
-        <w:rPr/>
-        <w:t>Die Primärspeicher-Einrichtung führt die Auswahl der Datenquelle und die dazugehörigen Parameter in einem gemeinsamen fachlichen Zusammenhang. Die Oberfläche ordnet Quellkonfiguration, Geräteprofil und erforderliche Felder nachvollziehbar einander zu. Für die direkte Modbus-Datenquelle werden die benötigten Verbindungs- und Geräteparameter im passenden Konfigurationskontext bereitgestellt.</w:t>
-      </w:r>
-      <w:r>
-        <w:t xml:space="preserve"> Beim SMA-Sunny-Island-Geräteprofil liest ZEC zusätzlich die aktuelle untere Entladegrenze des Eigenverbrauchsbereichs read-only aus Register 31009 (FC03/U32). Dieser Wert besitzt eine eigene Freshness-/Validitätsbewertung und ist keine Benutzer-Einstellung.</w:t>
-      </w:r>
-    </w:p>
-    <w:p>
-      <w:pPr>
-        <w:widowControl w:val="1"/>
-      </w:pPr>
-      <w:r>
-        <w:rPr/>
-        <w:t>Für den Primärspeicher kann ein verständlicher Darstellungsname festgelegt werden. Dieser Name wird in der Oberfläche durchgängig verwendet; technische Quellen- oder Geräteprofilbezeichnungen bleiben auf Konfiguration und Diagnose beschränkt.</w:t>
-      </w:r>
-      <w:r>
-        <w:t xml:space="preserve"> Ein explizit konfigurierter Name hat Vorrang; fehlt er, wird ein Geräteprofil-Default oder der neutrale Fallback „Primärspeicher“ verwendet.</w:t>
-      </w:r>
-    </w:p>
-    <w:p>
-      <w:pPr>
-        <w:pStyle w:val="Heading1"/>
-        <w:pBdr>
-          <w:bottom w:val="single" w:sz="10" w:space="1" w:color="1B7A78"/>
-        </w:pBdr>
-        <w:keepNext/>
-        <w:keepLines/>
-        <w:widowControl w:val="1"/>
-      </w:pPr>
-      <w:r>
-        <w:t>3. Betriebsarten – verständlich zusammengefasst</w:t>
-      </w:r>
-    </w:p>
-    <w:tbl>
-      <w:tblPr>
-        <w:tblW w:type="auto" w:w="0"/>
-        <w:jc w:val="center"/>
-        <w:tblLayout w:type="fixed"/>
-        <w:tblLook w:firstColumn="1" w:firstRow="1" w:lastColumn="0" w:lastRow="0" w:noHBand="0" w:noVBand="1" w:val="04A0"/>
-      </w:tblPr>
-      <w:tblGrid>
-        <w:gridCol w:w="2494"/>
-        <w:gridCol w:w="7030"/>
-      </w:tblGrid>
-      <w:tr>
-        <w:trPr>
-          <w:tblHeader w:val="true"/>
-          <w:cantSplit/>
-        </w:trPr>
-        <w:tc>
-          <w:tcPr>
-            <w:tcW w:type="dxa" w:w="4933"/>
-            <w:shd w:fill="173B57"/>
-            <w:tcMar>
-              <w:top w:w="100" w:type="dxa"/>
-              <w:start w:w="120" w:type="dxa"/>
-              <w:bottom w:w="100" w:type="dxa"/>
-              <w:end w:w="120" w:type="dxa"/>
-            </w:tcMar>
-          </w:tcPr>
-          <w:p>
-            <w:pPr>
-              <w:pStyle w:val="TableHead"/>
-            </w:pPr>
-            <w:r>
-              <w:t>Betriebsart</w:t>
-            </w:r>
-          </w:p>
-        </w:tc>
-        <w:tc>
-          <w:tcPr>
-            <w:tcW w:type="dxa" w:w="4933"/>
-            <w:shd w:fill="173B57"/>
-            <w:tcMar>
-              <w:top w:w="100" w:type="dxa"/>
-              <w:start w:w="120" w:type="dxa"/>
-              <w:bottom w:w="100" w:type="dxa"/>
-              <w:end w:w="120" w:type="dxa"/>
-            </w:tcMar>
-          </w:tcPr>
-          <w:p>
-            <w:pPr>
-              <w:pStyle w:val="TableHead"/>
-            </w:pPr>
-            <w:r>
-              <w:t>Was sie bedeutet</w:t>
-            </w:r>
-          </w:p>
-        </w:tc>
-      </w:tr>
-      <w:tr>
-        <w:trPr>
-          <w:cantSplit/>
-        </w:trPr>
-        <w:tc>
-          <w:tcPr>
-            <w:tcW w:type="dxa" w:w="2494"/>
-            <w:tcMar>
-              <w:top w:w="100" w:type="dxa"/>
-              <w:start w:w="120" w:type="dxa"/>
-              <w:bottom w:w="100" w:type="dxa"/>
-              <w:end w:w="120" w:type="dxa"/>
-            </w:tcMar>
-          </w:tcPr>
-          <w:p>
-            <w:pPr>
-              <w:pStyle w:val="TableText"/>
-            </w:pPr>
-            <w:r>
-              <w:rPr>
-                <w:b/>
-              </w:rPr>
-              <w:t>AUTO</w:t>
-            </w:r>
-          </w:p>
-        </w:tc>
-        <w:tc>
-          <w:tcPr>
-            <w:tcW w:type="dxa" w:w="7030"/>
-            <w:tcMar>
-              <w:top w:w="100" w:type="dxa"/>
-              <w:start w:w="120" w:type="dxa"/>
-              <w:bottom w:w="100" w:type="dxa"/>
-              <w:end w:w="120" w:type="dxa"/>
-            </w:tcMar>
-          </w:tcPr>
-          <w:p>
-            <w:pPr>
-              <w:pStyle w:val="TableText"/>
-            </w:pPr>
-            <w:r>
-              <w:t>Der normale Automatikbetrieb. ZEC reagiert auf Einspeisung oder Netzbezug und nähert sich dem gewünschten Netzpunkt innerhalb der konfigurierten Grenzen.</w:t>
-            </w:r>
-          </w:p>
-        </w:tc>
-      </w:tr>
-      <w:tr>
-        <w:trPr>
-          <w:cantSplit/>
-        </w:trPr>
-        <w:tc>
-          <w:tcPr>
-            <w:tcW w:type="dxa" w:w="2494"/>
-            <w:tcMar>
-              <w:top w:w="100" w:type="dxa"/>
-              <w:start w:w="120" w:type="dxa"/>
-              <w:bottom w:w="100" w:type="dxa"/>
-              <w:end w:w="120" w:type="dxa"/>
-            </w:tcMar>
-          </w:tcPr>
-          <w:p>
-            <w:pPr>
-              <w:pStyle w:val="TableText"/>
-            </w:pPr>
-            <w:r>
-              <w:rPr>
-                <w:b/>
-              </w:rPr>
-              <w:t>Harvest / Restüberschuss</w:t>
-            </w:r>
-          </w:p>
-        </w:tc>
-        <w:tc>
-          <w:tcPr>
-            <w:tcW w:type="dxa" w:w="7030"/>
-            <w:tcMar>
-              <w:top w:w="100" w:type="dxa"/>
-              <w:start w:w="120" w:type="dxa"/>
-              <w:bottom w:w="100" w:type="dxa"/>
-              <w:end w:w="120" w:type="dxa"/>
-            </w:tcMar>
-          </w:tcPr>
-          <w:p>
-            <w:pPr>
-              <w:pStyle w:val="TableText"/>
-            </w:pPr>
-            <w:r>
-              <w:t>Zusätzliche PV-Leistung wird genutzt, wenn der Primärspeicher sie nicht benötigt oder die dafür vorgesehenen Bedingungen erfüllt sind.</w:t>
-            </w:r>
-          </w:p>
-        </w:tc>
-      </w:tr>
-      <w:tr>
-        <w:trPr>
-          <w:cantSplit/>
-        </w:trPr>
-        <w:tc>
-          <w:tcPr>
-            <w:tcW w:type="dxa" w:w="2494"/>
-            <w:tcMar>
-              <w:top w:w="100" w:type="dxa"/>
-              <w:start w:w="120" w:type="dxa"/>
-              <w:bottom w:w="100" w:type="dxa"/>
-              <w:end w:w="120" w:type="dxa"/>
-            </w:tcMar>
-          </w:tcPr>
-          <w:p>
-            <w:pPr>
-              <w:pStyle w:val="TableText"/>
-            </w:pPr>
-            <w:r>
-              <w:rPr>
-                <w:b/>
-              </w:rPr>
-              <w:t>Nachtmodus</w:t>
-            </w:r>
-          </w:p>
-        </w:tc>
-        <w:tc>
-          <w:tcPr>
-            <w:tcW w:type="dxa" w:w="7030"/>
-            <w:tcMar>
-              <w:top w:w="100" w:type="dxa"/>
-              <w:start w:w="120" w:type="dxa"/>
-              <w:bottom w:w="100" w:type="dxa"/>
-              <w:end w:w="120" w:type="dxa"/>
-            </w:tcMar>
-          </w:tcPr>
-          <w:p>
-            <w:pPr>
-              <w:pStyle w:val="TableText"/>
-            </w:pPr>
-            <w:r>
-              <w:t>Zeitfensterbasierte Entladung mit eigener Reserve-SOC-Grenze; beim Ende wird aktiv neutralisiert.</w:t>
-            </w:r>
-          </w:p>
-        </w:tc>
-      </w:tr>
-      <w:tr>
-        <w:trPr>
-          <w:cantSplit/>
-        </w:trPr>
-        <w:tc>
-          <w:tcPr>
-            <w:tcW w:type="dxa" w:w="2494"/>
-            <w:tcMar>
-              <w:top w:w="100" w:type="dxa"/>
-              <w:start w:w="120" w:type="dxa"/>
-              <w:bottom w:w="100" w:type="dxa"/>
-              <w:end w:w="120" w:type="dxa"/>
-            </w:tcMar>
-          </w:tcPr>
-          <w:p>
-            <w:pPr>
-              <w:pStyle w:val="TableText"/>
-            </w:pPr>
-            <w:r>
-              <w:rPr>
-                <w:b/>
-              </w:rPr>
-              <w:t>Manuell Laden / Entladen</w:t>
-            </w:r>
-          </w:p>
-        </w:tc>
-        <w:tc>
-          <w:tcPr>
-            <w:tcW w:type="dxa" w:w="7030"/>
-            <w:tcMar>
-              <w:top w:w="100" w:type="dxa"/>
-              <w:start w:w="120" w:type="dxa"/>
-              <w:bottom w:w="100" w:type="dxa"/>
-              <w:end w:w="120" w:type="dxa"/>
-            </w:tcMar>
-          </w:tcPr>
-          <w:p>
-            <w:pPr>
-              <w:pStyle w:val="TableText"/>
-            </w:pPr>
-            <w:r>
-              <w:t>Gezielter Betrieb mit festem Leistungs-/SOC-Ziel, weiterhin unter globalen Schutzgrenzen.</w:t>
-            </w:r>
-          </w:p>
-        </w:tc>
-      </w:tr>
-      <w:tr>
-        <w:trPr>
-          <w:cantSplit/>
-        </w:trPr>
-        <w:tc>
-          <w:tcPr>
-            <w:tcW w:type="dxa" w:w="2494"/>
-            <w:tcMar>
-              <w:top w:w="100" w:type="dxa"/>
-              <w:start w:w="120" w:type="dxa"/>
-              <w:bottom w:w="100" w:type="dxa"/>
-              <w:end w:w="120" w:type="dxa"/>
-            </w:tcMar>
-          </w:tcPr>
-          <w:p>
-            <w:pPr>
-              <w:pStyle w:val="TableText"/>
-            </w:pPr>
-            <w:r>
-              <w:rPr>
-                <w:b/>
-              </w:rPr>
-              <w:t>STOP / HOLD</w:t>
-            </w:r>
-          </w:p>
-        </w:tc>
-        <w:tc>
-          <w:tcPr>
-            <w:tcW w:type="dxa" w:w="7030"/>
-            <w:tcMar>
-              <w:top w:w="100" w:type="dxa"/>
-              <w:start w:w="120" w:type="dxa"/>
-              <w:bottom w:w="100" w:type="dxa"/>
-              <w:end w:w="120" w:type="dxa"/>
-            </w:tcMar>
-          </w:tcPr>
-          <w:p>
-            <w:pPr>
-              <w:pStyle w:val="TableText"/>
-            </w:pPr>
-            <w:r>
-              <w:t>Aktiv neutraler Zustand. ZEC fordert 0 W an und überwacht auch diese Neutralisierung als echten Gerätezustand.</w:t>
-            </w:r>
-          </w:p>
-        </w:tc>
-      </w:tr>
-      <w:tr>
-        <w:trPr>
-          <w:cantSplit/>
-        </w:trPr>
-        <w:tc>
-          <w:tcPr>
-            <w:tcW w:type="dxa" w:w="2494"/>
-            <w:tcMar>
-              <w:top w:w="100" w:type="dxa"/>
-              <w:start w:w="120" w:type="dxa"/>
-              <w:bottom w:w="100" w:type="dxa"/>
-              <w:end w:w="120" w:type="dxa"/>
-            </w:tcMar>
-          </w:tcPr>
-          <w:p>
-            <w:pPr>
-              <w:pStyle w:val="TableText"/>
-            </w:pPr>
-            <w:r>
-              <w:rPr>
-                <w:b/>
-              </w:rPr>
-              <w:t>SAFE / Recovery</w:t>
-            </w:r>
-          </w:p>
-        </w:tc>
-        <w:tc>
-          <w:tcPr>
-            <w:tcW w:type="dxa" w:w="7030"/>
-            <w:tcMar>
-              <w:top w:w="100" w:type="dxa"/>
-              <w:start w:w="120" w:type="dxa"/>
-              <w:bottom w:w="100" w:type="dxa"/>
-              <w:end w:w="120" w:type="dxa"/>
-            </w:tcMar>
-          </w:tcPr>
-          <w:p>
-            <w:pPr>
-              <w:pStyle w:val="TableText"/>
-            </w:pPr>
-            <w:r>
-              <w:t>Bei echten Daten-, Kommunikations- oder Wirkungsproblemen wird ein sicherer Zustand hergestellt und der Geräte-State bei Bedarf vollständig neu synchronisiert.</w:t>
-            </w:r>
-          </w:p>
-        </w:tc>
-      </w:tr>
-      <w:tr>
-        <w:tc>
-          <w:tcPr>
-            <w:tcW w:type="dxa" w:w="2494"/>
-          </w:tcPr>
-          <w:p>
-            <w:r>
-              <w:t>Fast Capture (off / shadow / active)</w:t>
-            </w:r>
-          </w:p>
-        </w:tc>
-        <w:tc>
-          <w:tcPr>
-            <w:tcW w:type="dxa" w:w="7030"/>
-          </w:tcPr>
-          <w:p>
-            <w:r>
-              <w:t>Zusätzlicher A400/R100-Overlay-Pfad für definierte Primärspeicherzustände. off = keine Fast-Berechnung mit Reglerwirkung; shadow = Kandidat vollständig diagnostisch ohne Sollwert-/Commandänderung; active = Overlay unter allen bestehenden Safety-/Command-/Cross-Charge-Grenzen. Release-Default ist off.</w:t>
-            </w:r>
-          </w:p>
-        </w:tc>
-      </w:tr>
-    </w:tbl>
-    <w:p>
-      <w:pPr>
-        <w:pStyle w:val="Heading1"/>
-        <w:pBdr>
-          <w:bottom w:val="single" w:sz="10" w:space="1" w:color="1B7A78"/>
-        </w:pBdr>
-        <w:keepNext/>
-        <w:keepLines/>
-        <w:widowControl w:val="1"/>
-      </w:pPr>
-      <w:r>
-        <w:t>4. Was der Benutzer in der Oberfläche sieht</w:t>
-      </w:r>
-    </w:p>
-    <w:tbl>
-      <w:tblPr>
-        <w:tblW w:type="auto" w:w="0"/>
-        <w:jc w:val="center"/>
-        <w:tblLayout w:type="fixed"/>
-        <w:tblLook w:firstColumn="1" w:firstRow="1" w:lastColumn="0" w:lastRow="0" w:noHBand="0" w:noVBand="1" w:val="04A0"/>
-      </w:tblPr>
-      <w:tblGrid>
-        <w:gridCol w:w="2324"/>
-        <w:gridCol w:w="7200"/>
-      </w:tblGrid>
-      <w:tr>
-        <w:trPr>
-          <w:tblHeader w:val="true"/>
-          <w:cantSplit/>
-        </w:trPr>
-        <w:tc>
-          <w:tcPr>
-            <w:tcW w:type="dxa" w:w="4933"/>
-            <w:shd w:fill="173B57"/>
-            <w:tcMar>
-              <w:top w:w="100" w:type="dxa"/>
-              <w:start w:w="120" w:type="dxa"/>
-              <w:bottom w:w="100" w:type="dxa"/>
-              <w:end w:w="120" w:type="dxa"/>
-            </w:tcMar>
-          </w:tcPr>
-          <w:p>
-            <w:pPr>
-              <w:pStyle w:val="TableHead"/>
-            </w:pPr>
-            <w:r>
-              <w:t>Bereich</w:t>
-            </w:r>
-          </w:p>
-        </w:tc>
-        <w:tc>
-          <w:tcPr>
-            <w:tcW w:type="dxa" w:w="4933"/>
-            <w:shd w:fill="173B57"/>
-            <w:tcMar>
-              <w:top w:w="100" w:type="dxa"/>
-              <w:start w:w="120" w:type="dxa"/>
-              <w:bottom w:w="100" w:type="dxa"/>
-              <w:end w:w="120" w:type="dxa"/>
-            </w:tcMar>
-          </w:tcPr>
-          <w:p>
-            <w:pPr>
-              <w:pStyle w:val="TableHead"/>
-            </w:pPr>
-            <w:r>
-              <w:t>Benutzersicht</w:t>
-            </w:r>
-          </w:p>
-        </w:tc>
-      </w:tr>
-      <w:tr>
-        <w:trPr>
-          <w:cantSplit/>
-        </w:trPr>
-        <w:tc>
-          <w:tcPr>
-            <w:tcW w:type="dxa" w:w="2324"/>
-            <w:tcMar>
-              <w:top w:w="100" w:type="dxa"/>
-              <w:start w:w="120" w:type="dxa"/>
-              <w:bottom w:w="100" w:type="dxa"/>
-              <w:end w:w="120" w:type="dxa"/>
-            </w:tcMar>
-          </w:tcPr>
-          <w:p>
-            <w:pPr>
-              <w:pStyle w:val="TableText"/>
-            </w:pPr>
-            <w:r>
-              <w:rPr>
-                <w:b/>
-              </w:rPr>
-              <w:t>Status</w:t>
-            </w:r>
-          </w:p>
-        </w:tc>
-        <w:tc>
-          <w:tcPr>
-            <w:tcW w:type="dxa" w:w="7200"/>
-            <w:tcMar>
-              <w:top w:w="100" w:type="dxa"/>
-              <w:start w:w="120" w:type="dxa"/>
-              <w:bottom w:w="100" w:type="dxa"/>
-              <w:end w:w="120" w:type="dxa"/>
-            </w:tcMar>
-          </w:tcPr>
-          <w:p>
-            <w:r>
-              <w:t>Live-Übersicht zu Netz, Betriebsmodus, Zendure, Primärspeicher, Controller, Messdaten und Warnungen. Beide Speicherkarten zeigen SOC, signierte Istleistung, Zustand, relevante Lade-/Entladegrenze, „Noch ladbar/entladbar“ und den richtungsabhängigen Leistungsbalken. Aktive Warnungen bleiben als höhenneutraler Header-Chip sichtbar; Details erscheinen außerhalb des Kartenflows.</w:t>
-            </w:r>
-          </w:p>
-        </w:tc>
-      </w:tr>
-      <w:tr>
-        <w:trPr>
-          <w:cantSplit/>
-        </w:trPr>
-        <w:tc>
-          <w:tcPr>
-            <w:tcW w:type="dxa" w:w="2324"/>
-            <w:tcMar>
-              <w:top w:w="100" w:type="dxa"/>
-              <w:start w:w="120" w:type="dxa"/>
-              <w:bottom w:w="100" w:type="dxa"/>
-              <w:end w:w="120" w:type="dxa"/>
-            </w:tcMar>
-          </w:tcPr>
-          <w:p>
-            <w:pPr>
-              <w:pStyle w:val="TableText"/>
-            </w:pPr>
-            <w:r>
-              <w:rPr>
-                <w:b/>
-              </w:rPr>
-              <w:t>Graph</w:t>
-            </w:r>
-          </w:p>
-        </w:tc>
-        <w:tc>
-          <w:tcPr>
-            <w:tcW w:type="dxa" w:w="7200"/>
-            <w:tcMar>
-              <w:top w:w="100" w:type="dxa"/>
-              <w:start w:w="120" w:type="dxa"/>
-              <w:bottom w:w="100" w:type="dxa"/>
-              <w:end w:w="120" w:type="dxa"/>
-            </w:tcMar>
-          </w:tcPr>
-          <w:p>
-            <w:r>
-              <w:t>Historische und aktuelle Verläufe für Netz, Speicher, SOC und Controllerzustände. Guided-/Free-Ansichten, Cursor-Inspector und Vergleiche unterstützen die Ursachenanalyse. Bestätigte Evidence-Gaps unterbrechen numerische Linien und werden auch in der Interaktion als Datenlücke behandelt.</w:t>
-            </w:r>
-          </w:p>
-        </w:tc>
-      </w:tr>
-      <w:tr>
-        <w:trPr>
-          <w:cantSplit/>
-        </w:trPr>
-        <w:tc>
-          <w:tcPr>
-            <w:tcW w:type="dxa" w:w="2324"/>
-            <w:tcMar>
-              <w:top w:w="100" w:type="dxa"/>
-              <w:start w:w="120" w:type="dxa"/>
-              <w:bottom w:w="100" w:type="dxa"/>
-              <w:end w:w="120" w:type="dxa"/>
-            </w:tcMar>
-          </w:tcPr>
-          <w:p>
-            <w:pPr>
-              <w:pStyle w:val="TableText"/>
-            </w:pPr>
-            <w:r>
-              <w:rPr>
-                <w:b/>
-              </w:rPr>
-              <w:t>Graph-Interaktion</w:t>
-            </w:r>
-          </w:p>
-        </w:tc>
-        <w:tc>
-          <w:tcPr>
-            <w:tcW w:type="dxa" w:w="7200"/>
-            <w:tcMar>
-              <w:top w:w="100" w:type="dxa"/>
-              <w:start w:w="120" w:type="dxa"/>
-              <w:bottom w:w="100" w:type="dxa"/>
-              <w:end w:w="120" w:type="dxa"/>
-            </w:tcMar>
-          </w:tcPr>
-          <w:p>
-            <w:r>
-              <w:t>Cursor/Tooltip/Inspector bleiben außerhalb von Evidence-Gaps nearest-sample-basiert. Innerhalb eines bestätigten Gaps werden jedoch keine Werte eines Messpunkts außerhalb der Lücke als lokaler Messwert präsentiert; Command-Follow und Vergleiche folgen demselben Vertrag.</w:t>
-            </w:r>
-          </w:p>
-        </w:tc>
-      </w:tr>
-      <w:tr>
-        <w:trPr>
-          <w:cantSplit/>
-        </w:trPr>
-        <w:tc>
-          <w:tcPr>
-            <w:tcW w:type="dxa" w:w="2324"/>
-            <w:tcMar>
-              <w:top w:w="100" w:type="dxa"/>
-              <w:start w:w="120" w:type="dxa"/>
-              <w:bottom w:w="100" w:type="dxa"/>
-              <w:end w:w="120" w:type="dxa"/>
-            </w:tcMar>
-          </w:tcPr>
-          <w:p>
-            <w:pPr>
-              <w:pStyle w:val="TableText"/>
-            </w:pPr>
-            <w:r>
-              <w:rPr>
-                <w:b/>
-              </w:rPr>
-              <w:t>Einstellungen</w:t>
-            </w:r>
-          </w:p>
-        </w:tc>
-        <w:tc>
-          <w:tcPr>
-            <w:tcW w:type="dxa" w:w="7200"/>
-            <w:tcMar>
-              <w:top w:w="100" w:type="dxa"/>
-              <w:start w:w="120" w:type="dxa"/>
-              <w:bottom w:w="100" w:type="dxa"/>
-              <w:end w:w="120" w:type="dxa"/>
-            </w:tcMar>
-          </w:tcPr>
-          <w:p>
-            <w:r>
-              <w:t>Standard- und Expertenansicht. Änderungen werden zuerst geprüft und erst nach Bestätigung übernommen. Produktfreigabe und Hardware-/Konfigurations-Anwendbarkeit werden getrennt behandelt: der Primärspeicher-Aktivierungsschalter bleibt erreichbar, abhängige technische Felder werden passend zur aktuellen Draft-Konfiguration ein-/ausgeblendet. Zielsettings späterer Entwicklungsstufen bleiben trotz passender Hardware verborgen, solange sie nicht operativ freigegeben sind.</w:t>
-            </w:r>
-          </w:p>
-        </w:tc>
-      </w:tr>
-      <w:tr>
-        <w:trPr>
-          <w:cantSplit/>
-        </w:trPr>
-        <w:tc>
-          <w:tcPr>
-            <w:tcW w:type="dxa" w:w="2324"/>
-            <w:tcMar>
-              <w:top w:w="100" w:type="dxa"/>
-              <w:start w:w="120" w:type="dxa"/>
-              <w:bottom w:w="100" w:type="dxa"/>
-              <w:end w:w="120" w:type="dxa"/>
-            </w:tcMar>
-          </w:tcPr>
-          <w:p>
-            <w:pPr>
-              <w:pStyle w:val="TableText"/>
-            </w:pPr>
-            <w:r>
-              <w:rPr>
-                <w:b/>
-              </w:rPr>
-              <w:t>Konfigurationsstände</w:t>
-            </w:r>
-          </w:p>
-        </w:tc>
-        <w:tc>
-          <w:tcPr>
-            <w:tcW w:type="dxa" w:w="7200"/>
-            <w:tcMar>
-              <w:top w:w="100" w:type="dxa"/>
-              <w:start w:w="120" w:type="dxa"/>
-              <w:bottom w:w="100" w:type="dxa"/>
-              <w:end w:w="120" w:type="dxa"/>
-            </w:tcMar>
-          </w:tcPr>
-          <w:p>
-            <w:pPr>
-              <w:pStyle w:val="TableText"/>
-            </w:pPr>
-            <w:r>
-              <w:t>Gespeicherte Stände und Import/Export werden vor Übernahme validiert und als Änderungen/Diff dargestellt; Secrets werden getrennt behandelt.</w:t>
-            </w:r>
-          </w:p>
-        </w:tc>
-      </w:tr>
-      <w:tr>
-        <w:trPr>
-          <w:cantSplit/>
-        </w:trPr>
-        <w:tc>
-          <w:tcPr>
-            <w:tcW w:type="dxa" w:w="2324"/>
-            <w:tcMar>
-              <w:top w:w="100" w:type="dxa"/>
-              <w:start w:w="120" w:type="dxa"/>
-              <w:bottom w:w="100" w:type="dxa"/>
-              <w:end w:w="120" w:type="dxa"/>
-            </w:tcMar>
-          </w:tcPr>
-          <w:p>
-            <w:pPr>
-              <w:pStyle w:val="TableText"/>
-            </w:pPr>
-            <w:r>
-              <w:rPr>
-                <w:b/>
-              </w:rPr>
-              <w:t>Diagnose</w:t>
-            </w:r>
-          </w:p>
-        </w:tc>
-        <w:tc>
-          <w:tcPr>
-            <w:tcW w:type="dxa" w:w="7200"/>
-            <w:tcMar>
-              <w:top w:w="100" w:type="dxa"/>
-              <w:start w:w="120" w:type="dxa"/>
-              <w:bottom w:w="100" w:type="dxa"/>
-              <w:end w:w="120" w:type="dxa"/>
-            </w:tcMar>
-          </w:tcPr>
-          <w:p>
-            <w:r>
-              <w:t>Health/Ready, Ereignisse, MQTT-/Messdatenstatus, Storage-Zustand und Diagnosepakete helfen bei Störungen. Für Fast Capture liefert Measurement V4 additive Rekonstruktionsdaten; das mitgelieferte read-only Feldanalysewerkzeug bewertet Zustand, Rechnung, physikalische Wirkung und Recovery getrennt.</w:t>
-            </w:r>
-          </w:p>
-        </w:tc>
-      </w:tr>
-    </w:tbl>
-    <w:p>
-      <w:pPr>
-        <w:pStyle w:val="Heading1"/>
-        <w:pBdr>
-          <w:bottom w:val="single" w:sz="10" w:space="1" w:color="1B7A78"/>
-        </w:pBdr>
-        <w:keepNext/>
-        <w:keepLines/>
-        <w:widowControl w:val="1"/>
-      </w:pPr>
-      <w:r>
-        <w:t>5. Schutzmechanismen – was davon im Alltag wichtig ist</w:t>
-      </w:r>
-    </w:p>
-    <w:p>
-      <w:pPr>
-        <w:keepLines/>
-        <w:widowControl w:val="1"/>
-      </w:pPr>
-      <w:r>
-        <w:rPr>
-          <w:b/>
-          <w:color w:val="1B7A78"/>
-        </w:rPr>
-        <w:t xml:space="preserve">SOC- und Leistungsgrenzen: </w:t>
-      </w:r>
-      <w:r>
-        <w:t>ZEC überschreibt keine konfigurierten Mindest-/Maximal-SOC- oder Leistungsgrenzen, nur um ein Netzregelziel zu erreichen.</w:t>
-      </w:r>
-    </w:p>
-    <w:p>
-      <w:pPr>
-        <w:keepLines/>
-        <w:widowControl w:val="1"/>
-      </w:pPr>
-      <w:r>
-        <w:rPr>
-          <w:b/>
-          <w:color w:val="1B7A78"/>
-        </w:rPr>
-        <w:t xml:space="preserve">Cross-Charge-Schutz: </w:t>
-      </w:r>
-      <w:r>
-        <w:t>Soll verhindern, dass sich die Speicher gegenseitig unnötig Energie zuschieben. Angeforderte Richtung und tatsächlich beobachteter Energiefluss werden getrennt betrachtet.</w:t>
-      </w:r>
-    </w:p>
-    <w:p>
-      <w:pPr>
-        <w:keepLines/>
-        <w:widowControl w:val="1"/>
-      </w:pPr>
-      <w:r>
-        <w:rPr>
-          <w:b/>
-          <w:color w:val="1B7A78"/>
-        </w:rPr>
-        <w:t xml:space="preserve">0 W ist ein echtes Kommando: </w:t>
-      </w:r>
-      <w:r>
-        <w:t>Bei STOP, Reserve, Grenzerreichung oder Moduswechsel reicht es nicht, "nichts mehr zu senden". ZEC fordert Neutralität aktiv an und überwacht deren Wirkung.</w:t>
-      </w:r>
-    </w:p>
-    <w:p>
-      <w:pPr>
-        <w:keepLines/>
-        <w:widowControl w:val="1"/>
-      </w:pPr>
-      <w:r>
-        <w:rPr>
-          <w:b/>
-          <w:color w:val="1B7A78"/>
-        </w:rPr>
-        <w:t xml:space="preserve">Publish ist nicht gleich Wirkung: </w:t>
-      </w:r>
-      <w:r>
-        <w:t>Ein gesendetes MQTT-Kommando gilt nicht automatisch als erfolgreich. ZEC bewertet Readback, Richtung, Sollwerttracking und die tatsächliche Systemreaktion getrennt.</w:t>
-      </w:r>
-    </w:p>
-    <w:p>
-      <w:pPr>
-        <w:keepLines/>
-        <w:widowControl w:val="1"/>
-      </w:pPr>
-      <w:r>
-        <w:rPr>
-          <w:b/>
-          <w:color w:val="1B7A78"/>
-        </w:rPr>
-        <w:t xml:space="preserve">Schonender Gerätebetrieb: </w:t>
-      </w:r>
-      <w:r>
-        <w:t>Unnötige Richtungswechsel, häufige AC-Moduswechsel, zyklusweise Wiederholungspublishes und persistente Schreibvorgänge im normalen Regelpfad sollen vermieden werden.</w:t>
-      </w:r>
-    </w:p>
-    <w:p>
-      <w:pPr>
-        <w:keepLines/>
-        <w:widowControl w:val="1"/>
-      </w:pPr>
-      <w:r>
-        <w:rPr>
-          <w:b/>
-          <w:color w:val="1B7A78"/>
-        </w:rPr>
-        <w:t xml:space="preserve">Fail closed bei Ambiguität: </w:t>
-      </w:r>
-      <w:r>
-        <w:t>Fehlen wesentliche Daten oder sind Recovery-Zustände widersprüchlich, entscheidet ZEC nicht anhand unsicherer Annahmen weiter.</w:t>
-      </w:r>
-    </w:p>
-    <w:p>
-      <w:pPr>
-        <w:pStyle w:val="Heading1"/>
-        <w:pBdr>
-          <w:bottom w:val="single" w:sz="10" w:space="1" w:color="1B7A78"/>
-        </w:pBdr>
-        <w:keepNext/>
-        <w:keepLines/>
-        <w:widowControl w:val="1"/>
-      </w:pPr>
-      <w:r>
-        <w:t>6. Technische Voraussetzungen und Anlagenkonstellationen</w:t>
-      </w:r>
-    </w:p>
-    <w:p>
-      <w:pPr>
-        <w:pStyle w:val="Heading2"/>
-        <w:keepNext/>
-        <w:keepLines/>
-      </w:pPr>
-      <w:r>
-        <w:t>6.1 Hardware und Infrastruktur</w:t>
-      </w:r>
-    </w:p>
-    <w:tbl>
-      <w:tblPr>
-        <w:tblW w:type="auto" w:w="0"/>
-        <w:jc w:val="center"/>
-        <w:tblLayout w:type="fixed"/>
-        <w:tblLook w:firstColumn="1" w:firstRow="1" w:lastColumn="0" w:lastRow="0" w:noHBand="0" w:noVBand="1" w:val="04A0"/>
-      </w:tblPr>
-      <w:tblGrid>
-        <w:gridCol w:w="4933"/>
-        <w:gridCol w:w="4933"/>
-      </w:tblGrid>
-      <w:tr>
-        <w:trPr>
-          <w:cantSplit/>
-        </w:trPr>
-        <w:tc>
-          <w:tcPr>
-            <w:tcW w:type="dxa" w:w="3402"/>
-            <w:vAlign w:val="center"/>
-            <w:shd w:fill="EAF2F5" w:val="clear"/>
-            <w:tcMar>
-              <w:top w:w="100" w:type="dxa"/>
-              <w:start w:w="120" w:type="dxa"/>
-              <w:bottom w:w="100" w:type="dxa"/>
-              <w:end w:w="120" w:type="dxa"/>
-            </w:tcMar>
-          </w:tcPr>
-          <w:p>
-            <w:pPr>
-              <w:pStyle w:val="TableText"/>
-            </w:pPr>
-            <w:r/>
-            <w:r>
-              <w:rPr>
-                <w:b/>
-              </w:rPr>
-              <w:t>Controller-Rechner</w:t>
-            </w:r>
-          </w:p>
-        </w:tc>
-        <w:tc>
-          <w:tcPr>
-            <w:tcW w:type="dxa" w:w="6123"/>
-            <w:vAlign w:val="center"/>
-            <w:tcMar>
-              <w:top w:w="100" w:type="dxa"/>
-              <w:start w:w="120" w:type="dxa"/>
-              <w:bottom w:w="100" w:type="dxa"/>
-              <w:end w:w="120" w:type="dxa"/>
-            </w:tcMar>
-          </w:tcPr>
-          <w:p>
-            <w:r>
-              <w:t>Referenzplattform: Raspberry Pi 3B+ mit Raspberry Pi OS/Linux und systemd. Der Deploymentvertrag setzt Benutzer/Gruppe pi, /home/pi, sudo, Python 3 und dauerhaft beschreibbaren persistenten Speicher voraus.</w:t>
-            </w:r>
-          </w:p>
-        </w:tc>
-      </w:tr>
-      <w:tr>
-        <w:trPr>
-          <w:cantSplit/>
-        </w:trPr>
-        <w:tc>
-          <w:tcPr>
-            <w:tcW w:type="dxa" w:w="3402"/>
-            <w:vAlign w:val="center"/>
-            <w:shd w:fill="EAF2F5" w:val="clear"/>
-            <w:tcMar>
-              <w:top w:w="100" w:type="dxa"/>
-              <w:start w:w="120" w:type="dxa"/>
-              <w:bottom w:w="100" w:type="dxa"/>
-              <w:end w:w="120" w:type="dxa"/>
-            </w:tcMar>
-          </w:tcPr>
-          <w:p>
-            <w:pPr>
-              <w:pStyle w:val="TableText"/>
-            </w:pPr>
-            <w:r/>
-            <w:r>
-              <w:rPr>
-                <w:b/>
-              </w:rPr>
-              <w:t>Netzleistungsmessung</w:t>
-            </w:r>
-          </w:p>
-        </w:tc>
-        <w:tc>
-          <w:tcPr>
-            <w:tcW w:type="dxa" w:w="6123"/>
-            <w:vAlign w:val="center"/>
-            <w:tcMar>
-              <w:top w:w="100" w:type="dxa"/>
-              <w:start w:w="120" w:type="dxa"/>
-              <w:bottom w:w="100" w:type="dxa"/>
-              <w:end w:w="120" w:type="dxa"/>
-            </w:tcMar>
-          </w:tcPr>
-          <w:p>
-            <w:pPr>
-              <w:pStyle w:val="TableText"/>
-            </w:pPr>
-            <w:r>
-              <w:t>Mindestens eine unterstützte Netzleistungsquelle: SMA Energy Meter / Sunny Home Manager über Speedwire/UDP oder Shelly Pro 3EM bzw. ein Shelly-kompatibler HTTP-Endpunkt. Bei SMA müssen die Multicast-Telegramme den ZEC-Rechner erreichen (Referenzziel 239.12.255.254:9522); bei Shelly-kompatiblem HTTP muss der Endpunkt lokal per IP erreichbar sein.</w:t>
-            </w:r>
-            <w:r>
-              <w:rPr>
-                <w:b w:val="0"/>
-              </w:rPr>
-            </w:r>
-          </w:p>
-        </w:tc>
-      </w:tr>
-      <w:tr>
-        <w:trPr>
-          <w:cantSplit/>
-        </w:trPr>
-        <w:tc>
-          <w:tcPr>
-            <w:tcW w:type="dxa" w:w="3402"/>
-            <w:vAlign w:val="center"/>
-            <w:shd w:fill="EAF2F5" w:val="clear"/>
-            <w:tcMar>
-              <w:top w:w="100" w:type="dxa"/>
-              <w:start w:w="120" w:type="dxa"/>
-              <w:bottom w:w="100" w:type="dxa"/>
-              <w:end w:w="120" w:type="dxa"/>
-            </w:tcMar>
-          </w:tcPr>
-          <w:p>
-            <w:pPr>
-              <w:pStyle w:val="TableText"/>
-            </w:pPr>
-            <w:r/>
-            <w:r>
-              <w:rPr>
-                <w:b/>
-              </w:rPr>
-              <w:t>Zendure-Speicher</w:t>
-            </w:r>
-          </w:p>
-        </w:tc>
-        <w:tc>
-          <w:tcPr>
-            <w:tcW w:type="dxa" w:w="6123"/>
-            <w:vAlign w:val="center"/>
-            <w:tcMar>
-              <w:top w:w="100" w:type="dxa"/>
-              <w:start w:w="120" w:type="dxa"/>
-              <w:bottom w:w="100" w:type="dxa"/>
-              <w:end w:w="120" w:type="dxa"/>
-            </w:tcMar>
-          </w:tcPr>
-          <w:p>
-            <w:pPr>
-              <w:pStyle w:val="TableText"/>
-            </w:pPr>
-            <w:r/>
-            <w:r>
-              <w:rPr>
-                <w:b w:val="0"/>
-              </w:rPr>
-              <w:t>Eine von ZEC unterstützte Zendure-SolarFlow-Headunit als aktiv gesteuerter Speicher (Referenzintegration: SolarFlow 2400 AC/AC+). MQTT-Telemetrie und vollständiger Command-State müssen erreichbar sein.</w:t>
-            </w:r>
-          </w:p>
-        </w:tc>
-      </w:tr>
-      <w:tr>
-        <w:trPr>
-          <w:cantSplit/>
-        </w:trPr>
-        <w:tc>
-          <w:tcPr>
-            <w:tcW w:type="dxa" w:w="3402"/>
-            <w:vAlign w:val="center"/>
-            <w:shd w:fill="EAF2F5" w:val="clear"/>
-            <w:tcMar>
-              <w:top w:w="100" w:type="dxa"/>
-              <w:start w:w="120" w:type="dxa"/>
-              <w:bottom w:w="100" w:type="dxa"/>
-              <w:end w:w="120" w:type="dxa"/>
-            </w:tcMar>
-          </w:tcPr>
-          <w:p>
-            <w:pPr>
-              <w:pStyle w:val="TableText"/>
-            </w:pPr>
-            <w:r/>
-            <w:r>
-              <w:rPr>
-                <w:b/>
-              </w:rPr>
-              <w:t>Primärspeicher</w:t>
-            </w:r>
-          </w:p>
-        </w:tc>
-        <w:tc>
-          <w:tcPr>
-            <w:tcW w:type="dxa" w:w="6123"/>
-            <w:vAlign w:val="center"/>
-            <w:tcMar>
-              <w:top w:w="100" w:type="dxa"/>
-              <w:start w:w="120" w:type="dxa"/>
-              <w:bottom w:w="100" w:type="dxa"/>
-              <w:end w:w="120" w:type="dxa"/>
-            </w:tcMar>
-          </w:tcPr>
-          <w:p>
-            <w:r>
-              <w:t>Optional. Bei Nutzung benötigt ZEC eine konfigurierte und aktuelle Datenquelle für Leistung und Roh-SOC. Direkter Referenzpfad: Modbus TCP mit passendem Geräteprofil; SMA-Sunny-Island-Referenz über TCP 502 / Unit-ID 3. Das SMA-Profil unterstützt zusätzlich die read-only Capability für die aktuelle untere Entladegrenze (Register 31009); andere Primärspeicherprofile erhalten diese Capability nicht automatisch.</w:t>
-            </w:r>
-          </w:p>
-        </w:tc>
-      </w:tr>
-      <w:tr>
-        <w:trPr>
-          <w:cantSplit/>
-        </w:trPr>
-        <w:tc>
-          <w:tcPr>
-            <w:tcW w:type="dxa" w:w="3402"/>
-            <w:vAlign w:val="center"/>
-            <w:shd w:fill="EAF2F5" w:val="clear"/>
-            <w:tcMar>
-              <w:top w:w="100" w:type="dxa"/>
-              <w:start w:w="120" w:type="dxa"/>
-              <w:bottom w:w="100" w:type="dxa"/>
-              <w:end w:w="120" w:type="dxa"/>
-            </w:tcMar>
-          </w:tcPr>
-          <w:p>
-            <w:pPr>
-              <w:pStyle w:val="TableText"/>
-            </w:pPr>
-            <w:r/>
-            <w:r>
-              <w:rPr>
-                <w:b/>
-              </w:rPr>
-              <w:t>Lokales Netzwerk</w:t>
-            </w:r>
-          </w:p>
-        </w:tc>
-        <w:tc>
-          <w:tcPr>
-            <w:tcW w:type="dxa" w:w="6123"/>
-            <w:vAlign w:val="center"/>
-            <w:tcMar>
-              <w:top w:w="100" w:type="dxa"/>
-              <w:start w:w="120" w:type="dxa"/>
-              <w:bottom w:w="100" w:type="dxa"/>
-              <w:end w:w="120" w:type="dxa"/>
-            </w:tcMar>
-          </w:tcPr>
-          <w:p>
-            <w:pPr>
-              <w:pStyle w:val="TableText"/>
-            </w:pPr>
-            <w:r/>
-            <w:r>
-              <w:rPr>
-                <w:b w:val="0"/>
-              </w:rPr>
-              <w:t>Controller, Messquelle, MQTT-Broker, Zendure-Integration und gegebenenfalls Primärspeicher müssen zuverlässig erreichbar sein. Bei Speedwire muss UDP-Multicast im betreffenden Netzsegment funktionieren.</w:t>
-            </w:r>
-          </w:p>
-        </w:tc>
-      </w:tr>
-      <w:tr>
-        <w:trPr>
-          <w:cantSplit/>
-        </w:trPr>
-        <w:tc>
-          <w:tcPr>
-            <w:tcW w:type="dxa" w:w="3402"/>
-            <w:vAlign w:val="center"/>
-            <w:shd w:fill="EAF2F5" w:val="clear"/>
-            <w:tcMar>
-              <w:top w:w="100" w:type="dxa"/>
-              <w:start w:w="120" w:type="dxa"/>
-              <w:bottom w:w="100" w:type="dxa"/>
-              <w:end w:w="120" w:type="dxa"/>
-            </w:tcMar>
-          </w:tcPr>
-          <w:p>
-            <w:pPr>
-              <w:pStyle w:val="TableText"/>
-            </w:pPr>
-            <w:r/>
-            <w:r>
-              <w:rPr>
-                <w:b/>
-              </w:rPr>
-              <w:t>Persistenter Speicher</w:t>
-            </w:r>
-          </w:p>
-        </w:tc>
-        <w:tc>
-          <w:tcPr>
-            <w:tcW w:type="dxa" w:w="6123"/>
-            <w:vAlign w:val="center"/>
-            <w:tcMar>
-              <w:top w:w="100" w:type="dxa"/>
-              <w:start w:w="120" w:type="dxa"/>
-              <w:bottom w:w="100" w:type="dxa"/>
-              <w:end w:w="120" w:type="dxa"/>
-            </w:tcMar>
-          </w:tcPr>
-          <w:p>
-            <w:pPr>
-              <w:pStyle w:val="TableText"/>
-            </w:pPr>
-            <w:r/>
-            <w:r>
-              <w:rPr>
-                <w:b w:val="0"/>
-              </w:rPr>
-              <w:t>Beschreibbarer dauerhafter Speicher für Konfiguration, Last-Good-Recovery, Graph-Core/SQLite-Historie und – sofern aktiviert – Measurement-Daten.</w:t>
-            </w:r>
-          </w:p>
-        </w:tc>
-      </w:tr>
-    </w:tbl>
-    <w:p>
-      <w:pPr>
-        <w:pStyle w:val="Heading2"/>
-        <w:keepNext/>
-        <w:keepLines/>
-      </w:pPr>
-      <w:r>
-        <w:t>6.2 Software und Dienste</w:t>
-      </w:r>
-    </w:p>
-    <w:tbl>
-      <w:tblPr>
-        <w:tblW w:type="auto" w:w="0"/>
-        <w:jc w:val="center"/>
-        <w:tblLayout w:type="fixed"/>
-        <w:tblLook w:firstColumn="1" w:firstRow="1" w:lastColumn="0" w:lastRow="0" w:noHBand="0" w:noVBand="1" w:val="04A0"/>
-      </w:tblPr>
-      <w:tblGrid>
-        <w:gridCol w:w="4933"/>
-        <w:gridCol w:w="4933"/>
-      </w:tblGrid>
-      <w:tr>
-        <w:trPr>
-          <w:cantSplit/>
-        </w:trPr>
-        <w:tc>
-          <w:tcPr>
-            <w:tcW w:type="dxa" w:w="3402"/>
-            <w:vAlign w:val="center"/>
-            <w:shd w:fill="EAF2F5" w:val="clear"/>
-            <w:tcMar>
-              <w:top w:w="100" w:type="dxa"/>
-              <w:start w:w="120" w:type="dxa"/>
-              <w:bottom w:w="100" w:type="dxa"/>
-              <w:end w:w="120" w:type="dxa"/>
-            </w:tcMar>
-          </w:tcPr>
-          <w:p>
-            <w:pPr>
-              <w:pStyle w:val="TableText"/>
-            </w:pPr>
-            <w:r/>
-            <w:r>
-              <w:rPr>
-                <w:b/>
-              </w:rPr>
-              <w:t>Betriebssystem</w:t>
-            </w:r>
-          </w:p>
-        </w:tc>
-        <w:tc>
-          <w:tcPr>
-            <w:tcW w:type="dxa" w:w="6123"/>
-            <w:vAlign w:val="center"/>
-            <w:tcMar>
-              <w:top w:w="100" w:type="dxa"/>
-              <w:start w:w="120" w:type="dxa"/>
-              <w:bottom w:w="100" w:type="dxa"/>
-              <w:end w:w="120" w:type="dxa"/>
-            </w:tcMar>
-          </w:tcPr>
-          <w:p>
-            <w:r>
-              <w:t>Linux mit systemd; Referenzbetrieb auf Raspberry Pi OS/Linux. Für den kanonischen Deploymentpfad müssen Benutzer/Gruppe pi, /home/pi und sudo vorhanden sein.</w:t>
-            </w:r>
-          </w:p>
-        </w:tc>
-      </w:tr>
-      <w:tr>
-        <w:trPr>
-          <w:cantSplit/>
-        </w:trPr>
-        <w:tc>
-          <w:tcPr>
-            <w:tcW w:type="dxa" w:w="3402"/>
-            <w:vAlign w:val="center"/>
-            <w:shd w:fill="EAF2F5" w:val="clear"/>
-            <w:tcMar>
-              <w:top w:w="100" w:type="dxa"/>
-              <w:start w:w="120" w:type="dxa"/>
-              <w:bottom w:w="100" w:type="dxa"/>
-              <w:end w:w="120" w:type="dxa"/>
-            </w:tcMar>
-          </w:tcPr>
-          <w:p>
-            <w:pPr>
-              <w:pStyle w:val="TableText"/>
-            </w:pPr>
-            <w:r/>
-            <w:r>
-              <w:rPr>
-                <w:b/>
-              </w:rPr>
-              <w:t>Python</w:t>
-            </w:r>
-          </w:p>
-        </w:tc>
-        <w:tc>
-          <w:tcPr>
-            <w:tcW w:type="dxa" w:w="6123"/>
-            <w:vAlign w:val="center"/>
-            <w:tcMar>
-              <w:top w:w="100" w:type="dxa"/>
-              <w:start w:w="120" w:type="dxa"/>
-              <w:bottom w:w="100" w:type="dxa"/>
-              <w:end w:w="120" w:type="dxa"/>
-            </w:tcMar>
-          </w:tcPr>
-          <w:p>
-            <w:r>
-              <w:t>Python 3 mit den vom ZEC-Paket benötigten Python-Abhängigkeiten; Web/API wird über FastAPI/Uvicorn bereitgestellt. Der Installer prüft fehlende Runtimeabhängigkeiten vor Produktivmutation und installiert keine apt-/pip-Pakete automatisch.</w:t>
-            </w:r>
-          </w:p>
-        </w:tc>
-      </w:tr>
-      <w:tr>
-        <w:trPr>
-          <w:cantSplit/>
-        </w:trPr>
-        <w:tc>
-          <w:tcPr>
-            <w:tcW w:type="dxa" w:w="3402"/>
-            <w:vAlign w:val="center"/>
-            <w:shd w:fill="EAF2F5" w:val="clear"/>
-            <w:tcMar>
-              <w:top w:w="100" w:type="dxa"/>
-              <w:start w:w="120" w:type="dxa"/>
-              <w:bottom w:w="100" w:type="dxa"/>
-              <w:end w:w="120" w:type="dxa"/>
-            </w:tcMar>
-          </w:tcPr>
-          <w:p>
-            <w:pPr>
-              <w:pStyle w:val="TableText"/>
-            </w:pPr>
-            <w:r/>
-            <w:r>
-              <w:rPr>
-                <w:b/>
-              </w:rPr>
-              <w:t>MQTT</w:t>
-            </w:r>
-          </w:p>
-        </w:tc>
-        <w:tc>
-          <w:tcPr>
-            <w:tcW w:type="dxa" w:w="6123"/>
-            <w:vAlign w:val="center"/>
-            <w:tcMar>
-              <w:top w:w="100" w:type="dxa"/>
-              <w:start w:w="120" w:type="dxa"/>
-              <w:bottom w:w="100" w:type="dxa"/>
-              <w:end w:w="120" w:type="dxa"/>
-            </w:tcMar>
-          </w:tcPr>
-          <w:p>
-            <w:r>
-              <w:t>Erreichbarer MQTT-Broker für den normalen Regelbetrieb; Referenzbetrieb mit Mosquitto, typischer Port 1883. Ein lokaler mosquitto.service ist keine Installationsvoraussetzung. Im FIRST_INSTALL_SETUP wird der MQTT-Verbindungsaufbau ausgesetzt.</w:t>
-            </w:r>
-          </w:p>
-        </w:tc>
-      </w:tr>
-      <w:tr>
-        <w:trPr>
-          <w:cantSplit/>
-        </w:trPr>
-        <w:tc>
-          <w:tcPr>
-            <w:tcW w:type="dxa" w:w="3402"/>
-            <w:vAlign w:val="center"/>
-            <w:shd w:fill="EAF2F5" w:val="clear"/>
-            <w:tcMar>
-              <w:top w:w="100" w:type="dxa"/>
-              <w:start w:w="120" w:type="dxa"/>
-              <w:bottom w:w="100" w:type="dxa"/>
-              <w:end w:w="120" w:type="dxa"/>
-            </w:tcMar>
-          </w:tcPr>
-          <w:p>
-            <w:pPr>
-              <w:pStyle w:val="TableText"/>
-            </w:pPr>
-            <w:r/>
-            <w:r>
-              <w:rPr>
-                <w:b/>
-              </w:rPr>
-              <w:t>Webbrowser</w:t>
-            </w:r>
-          </w:p>
-        </w:tc>
-        <w:tc>
-          <w:tcPr>
-            <w:tcW w:type="dxa" w:w="6123"/>
-            <w:vAlign w:val="center"/>
-            <w:tcMar>
-              <w:top w:w="100" w:type="dxa"/>
-              <w:start w:w="120" w:type="dxa"/>
-              <w:bottom w:w="100" w:type="dxa"/>
-              <w:end w:w="120" w:type="dxa"/>
-            </w:tcMar>
-          </w:tcPr>
-          <w:p>
-            <w:r>
-              <w:t>Aktueller Desktop- oder Mobilbrowser im lokalen Netz für Status, Graph, Einstellungen und Diagnose. Web/API standardmäßig auf Port 8080; unterstützter konfigurierbarer Deploymentbereich 1024..65535.</w:t>
-            </w:r>
-          </w:p>
-        </w:tc>
-      </w:tr>
-      <w:tr>
-        <w:trPr>
-          <w:cantSplit/>
-        </w:trPr>
-        <w:tc>
-          <w:tcPr>
-            <w:tcW w:type="dxa" w:w="3402"/>
-            <w:vAlign w:val="center"/>
-            <w:shd w:fill="EAF2F5" w:val="clear"/>
-            <w:tcMar>
-              <w:top w:w="100" w:type="dxa"/>
-              <w:start w:w="120" w:type="dxa"/>
-              <w:bottom w:w="100" w:type="dxa"/>
-              <w:end w:w="120" w:type="dxa"/>
-            </w:tcMar>
-          </w:tcPr>
-          <w:p>
-            <w:pPr>
-              <w:pStyle w:val="TableText"/>
-            </w:pPr>
-            <w:r/>
-            <w:r>
-              <w:rPr>
-                <w:b/>
-              </w:rPr>
-              <w:t>ZEC-Dienste</w:t>
-            </w:r>
-          </w:p>
-        </w:tc>
-        <w:tc>
-          <w:tcPr>
-            <w:tcW w:type="dxa" w:w="6123"/>
-            <w:vAlign w:val="center"/>
-            <w:tcMar>
-              <w:top w:w="100" w:type="dxa"/>
-              <w:start w:w="120" w:type="dxa"/>
-              <w:bottom w:w="100" w:type="dxa"/>
-              <w:end w:w="120" w:type="dxa"/>
-            </w:tcMar>
-          </w:tcPr>
-          <w:p>
-            <w:pPr>
-              <w:pStyle w:val="TableText"/>
-            </w:pPr>
-            <w:r/>
-            <w:r>
-              <w:rPr>
-                <w:b w:val="0"/>
-              </w:rPr>
-              <w:t>Controller-Dienst ist für den Regelbetrieb erforderlich. Replay-/Analysefunktionen sind getrennt und bei Nutzung standardmäßig über Port 8090 erreichbar.</w:t>
-            </w:r>
-          </w:p>
-        </w:tc>
-      </w:tr>
-      <w:tr>
-        <w:trPr>
-          <w:cantSplit/>
-        </w:trPr>
-        <w:tc>
-          <w:tcPr>
-            <w:tcW w:type="dxa" w:w="3402"/>
-            <w:vAlign w:val="center"/>
-            <w:shd w:fill="EAF2F5" w:val="clear"/>
-            <w:tcMar>
-              <w:top w:w="100" w:type="dxa"/>
-              <w:start w:w="120" w:type="dxa"/>
-              <w:bottom w:w="100" w:type="dxa"/>
-              <w:end w:w="120" w:type="dxa"/>
-            </w:tcMar>
-          </w:tcPr>
-          <w:p>
-            <w:pPr>
-              <w:pStyle w:val="TableText"/>
-            </w:pPr>
-            <w:r/>
-            <w:r>
-              <w:rPr>
-                <w:b/>
-              </w:rPr>
-              <w:t>Node.js</w:t>
-            </w:r>
-          </w:p>
-        </w:tc>
-        <w:tc>
-          <w:tcPr>
-            <w:tcW w:type="dxa" w:w="6123"/>
-            <w:vAlign w:val="center"/>
-            <w:tcMar>
-              <w:top w:w="100" w:type="dxa"/>
-              <w:start w:w="120" w:type="dxa"/>
-              <w:bottom w:w="100" w:type="dxa"/>
-              <w:end w:w="120" w:type="dxa"/>
-            </w:tcMar>
-          </w:tcPr>
-          <w:p>
-            <w:pPr>
-              <w:pStyle w:val="TableText"/>
-            </w:pPr>
-            <w:r/>
-            <w:r>
-              <w:rPr>
-                <w:b w:val="0"/>
-              </w:rPr>
-              <w:t>Keine Produktivvoraussetzung. JavaScript-Dateien werden paket-/buildseitig über das Source-Manifest abgesichert.</w:t>
-            </w:r>
-          </w:p>
-        </w:tc>
-      </w:tr>
-      <w:tr>
-        <w:trPr>
-          <w:cantSplit/>
-        </w:trPr>
-        <w:tc>
-          <w:tcPr>
-            <w:tcW w:type="dxa" w:w="3402"/>
-            <w:vAlign w:val="center"/>
-            <w:shd w:fill="EAF2F5" w:val="clear"/>
-            <w:tcMar>
-              <w:top w:w="100" w:type="dxa"/>
-              <w:start w:w="120" w:type="dxa"/>
-              <w:bottom w:w="100" w:type="dxa"/>
-              <w:end w:w="120" w:type="dxa"/>
-            </w:tcMar>
-          </w:tcPr>
-          <w:p>
-            <w:pPr>
-              <w:pStyle w:val="TableText"/>
-            </w:pPr>
-            <w:r/>
-            <w:r>
-              <w:rPr>
-                <w:b/>
-              </w:rPr>
-              <w:t>EVCC</w:t>
-            </w:r>
-          </w:p>
-        </w:tc>
-        <w:tc>
-          <w:tcPr>
-            <w:tcW w:type="dxa" w:w="6123"/>
-            <w:vAlign w:val="center"/>
-            <w:tcMar>
-              <w:top w:w="100" w:type="dxa"/>
-              <w:start w:w="120" w:type="dxa"/>
-              <w:bottom w:w="100" w:type="dxa"/>
-              <w:end w:w="120" w:type="dxa"/>
-            </w:tcMar>
-          </w:tcPr>
-          <w:p>
-            <w:r>
-              <w:t>Keine Voraussetzung für den direkten Primärspeicherpfad über Modbus TCP. EVCC kann parallel im Energiesystem betrieben werden, ist für diesen direkten ZEC-Datenpfad jedoch nicht erforderlich.</w:t>
-            </w:r>
-          </w:p>
-        </w:tc>
-      </w:tr>
-      <w:tr>
-        <w:tc>
-          <w:tcPr>
-            <w:tcW w:type="dxa" w:w="3402"/>
-            <w:vAlign w:val="center"/>
-            <w:shd w:fill="EAF2F5" w:val="clear"/>
-            <w:tcMar>
-              <w:top w:w="100" w:type="dxa"/>
-              <w:start w:w="120" w:type="dxa"/>
-              <w:bottom w:w="100" w:type="dxa"/>
-              <w:end w:w="120" w:type="dxa"/>
-            </w:tcMar>
-          </w:tcPr>
-          <w:p>
-            <w:pPr>
-              <w:pStyle w:val="TableText"/>
-            </w:pPr>
-            <w:r>
-              <w:rPr>
-                <w:b/>
-              </w:rPr>
-              <w:t>Deployment-Werkzeuge</w:t>
-            </w:r>
-          </w:p>
-        </w:tc>
-        <w:tc>
-          <w:tcPr>
-            <w:tcW w:type="dxa" w:w="6123"/>
-            <w:vAlign w:val="center"/>
-            <w:tcMar>
-              <w:top w:w="100" w:type="dxa"/>
-              <w:start w:w="120" w:type="dxa"/>
-              <w:bottom w:w="100" w:type="dxa"/>
-              <w:end w:w="120" w:type="dxa"/>
-            </w:tcMar>
-          </w:tcPr>
-          <w:p>
-            <w:r>
-              <w:t>Kanonischer Installer tools/install_zendure_controller.sh sowie tools/uninstall_zendure_controller.sh. Beide besitzen einen mutationsfreien --preflight-only-Pfad; update_zendure_controller.sh bleibt als Kompatibilitätswrapper erhalten.</w:t>
-            </w:r>
-          </w:p>
-        </w:tc>
-      </w:tr>
-      <w:tr>
-        <w:tc>
-          <w:tcPr>
-            <w:tcW w:type="dxa" w:w="3402"/>
-            <w:vAlign w:val="center"/>
-            <w:shd w:fill="EAF2F5" w:val="clear"/>
-            <w:tcMar>
-              <w:top w:w="100" w:type="dxa"/>
-              <w:start w:w="120" w:type="dxa"/>
-              <w:bottom w:w="100" w:type="dxa"/>
-              <w:end w:w="120" w:type="dxa"/>
-            </w:tcMar>
-          </w:tcPr>
-          <w:p>
-            <w:pPr>
-              <w:pStyle w:val="TableText"/>
-            </w:pPr>
-            <w:r>
-              <w:rPr>
-                <w:b/>
-              </w:rPr>
-              <w:t>Lokale Installerwerkzeuge</w:t>
-            </w:r>
-          </w:p>
-        </w:tc>
-        <w:tc>
-          <w:tcPr>
-            <w:tcW w:type="dxa" w:w="6123"/>
-            <w:vAlign w:val="center"/>
-            <w:tcMar>
-              <w:top w:w="100" w:type="dxa"/>
-              <w:start w:w="120" w:type="dxa"/>
-              <w:bottom w:w="100" w:type="dxa"/>
-              <w:end w:w="120" w:type="dxa"/>
-            </w:tcMar>
-          </w:tcPr>
-          <w:p>
-            <w:r>
-              <w:t>Für den Deploymentpfad werden unter anderem unzip, rsync, tar, curl, sha256sum, install, find und visudo benötigt. Fehlende Voraussetzungen führen vor Produktivänderung zu einem erklärten Preflight-Abbruch mit Installationshinweis.</w:t>
-            </w:r>
-          </w:p>
-        </w:tc>
-      </w:tr>
-    </w:tbl>
-    <w:p>
-      <w:pPr>
-        <w:pStyle w:val="Heading2"/>
-        <w:keepNext/>
-        <w:keepLines/>
-      </w:pPr>
-      <w:r>
-        <w:t>6.3 Anlagenkonstellationen und Unterstützungsstatus</w:t>
-      </w:r>
-    </w:p>
-    <w:tbl>
-      <w:tblPr>
-        <w:tblW w:type="auto" w:w="0"/>
-        <w:jc w:val="center"/>
-        <w:tblLayout w:type="fixed"/>
-        <w:tblLook w:firstColumn="1" w:firstRow="1" w:lastColumn="0" w:lastRow="0" w:noHBand="0" w:noVBand="1" w:val="04A0"/>
-      </w:tblPr>
-      <w:tblGrid>
-        <w:gridCol w:w="3289"/>
-        <w:gridCol w:w="3289"/>
-        <w:gridCol w:w="3289"/>
-      </w:tblGrid>
-      <w:tr>
-        <w:trPr>
-          <w:tblHeader w:val="true"/>
-          <w:cantSplit/>
-        </w:trPr>
-        <w:tc>
-          <w:tcPr>
-            <w:tcW w:type="dxa" w:w="2600"/>
-            <w:vAlign w:val="center"/>
-            <w:shd w:fill="173B57" w:val="clear"/>
-            <w:tcMar>
-              <w:top w:w="100" w:type="dxa"/>
-              <w:start w:w="120" w:type="dxa"/>
-              <w:bottom w:w="100" w:type="dxa"/>
-              <w:end w:w="120" w:type="dxa"/>
-            </w:tcMar>
-          </w:tcPr>
-          <w:p>
-            <w:pPr>
-              <w:pStyle w:val="TableText"/>
-            </w:pPr>
-            <w:r>
-              <w:rPr>
-                <w:b/>
-                <w:color w:val="FFFFFF"/>
-              </w:rPr>
-            </w:r>
-            <w:r>
-              <w:rPr>
-                <w:b/>
-                <w:color w:val="FFFFFF"/>
-              </w:rPr>
-              <w:t>Konstellation</w:t>
-            </w:r>
-          </w:p>
-        </w:tc>
-        <w:tc>
-          <w:tcPr>
-            <w:tcW w:type="dxa" w:w="2600"/>
-            <w:vAlign w:val="center"/>
-            <w:shd w:fill="173B57" w:val="clear"/>
-            <w:tcMar>
-              <w:top w:w="100" w:type="dxa"/>
-              <w:start w:w="120" w:type="dxa"/>
-              <w:bottom w:w="100" w:type="dxa"/>
-              <w:end w:w="120" w:type="dxa"/>
-            </w:tcMar>
-          </w:tcPr>
-          <w:p>
-            <w:r>
-              <w:rPr>
-                <w:b/>
-                <w:color w:val="FFFFFF"/>
-              </w:rPr>
-              <w:t>Status V17.1.3</w:t>
-            </w:r>
-          </w:p>
-        </w:tc>
-        <w:tc>
-          <w:tcPr>
-            <w:tcW w:type="dxa" w:w="4325"/>
-            <w:vAlign w:val="center"/>
-            <w:shd w:fill="173B57" w:val="clear"/>
-            <w:tcMar>
-              <w:top w:w="100" w:type="dxa"/>
-              <w:start w:w="120" w:type="dxa"/>
-              <w:bottom w:w="100" w:type="dxa"/>
-              <w:end w:w="120" w:type="dxa"/>
-            </w:tcMar>
-          </w:tcPr>
-          <w:p>
-            <w:pPr>
-              <w:pStyle w:val="TableText"/>
-            </w:pPr>
-            <w:r>
-              <w:rPr>
-                <w:b/>
-                <w:color w:val="FFFFFF"/>
-              </w:rPr>
-            </w:r>
-            <w:r>
-              <w:rPr>
-                <w:b/>
-                <w:color w:val="FFFFFF"/>
-              </w:rPr>
-              <w:t>Bedeutung für den Benutzer</w:t>
-            </w:r>
-          </w:p>
-        </w:tc>
-      </w:tr>
-      <w:tr>
-        <w:trPr>
-          <w:cantSplit/>
-        </w:trPr>
-        <w:tc>
-          <w:tcPr>
-            <w:tcW w:type="dxa" w:w="2600"/>
-            <w:vAlign w:val="center"/>
-            <w:tcMar>
-              <w:top w:w="100" w:type="dxa"/>
-              <w:start w:w="120" w:type="dxa"/>
-              <w:bottom w:w="100" w:type="dxa"/>
-              <w:end w:w="120" w:type="dxa"/>
-            </w:tcMar>
-          </w:tcPr>
-          <w:p>
-            <w:pPr>
-              <w:pStyle w:val="TableText"/>
-            </w:pPr>
-            <w:r/>
-            <w:r>
-              <w:rPr>
-                <w:b/>
-              </w:rPr>
-              <w:t>1× Zendure, ohne Primärspeicher</w:t>
-            </w:r>
-          </w:p>
-        </w:tc>
-        <w:tc>
-          <w:tcPr>
-            <w:tcW w:type="dxa" w:w="2600"/>
-            <w:vAlign w:val="center"/>
-            <w:tcMar>
-              <w:top w:w="100" w:type="dxa"/>
-              <w:start w:w="120" w:type="dxa"/>
-              <w:bottom w:w="100" w:type="dxa"/>
-              <w:end w:w="120" w:type="dxa"/>
-            </w:tcMar>
-          </w:tcPr>
-          <w:p>
-            <w:pPr>
-              <w:pStyle w:val="TableText"/>
-            </w:pPr>
-            <w:r/>
-            <w:r>
-              <w:rPr>
-                <w:b w:val="0"/>
-              </w:rPr>
-              <w:t>Unterstützte Single-Headunit-Topologie</w:t>
-            </w:r>
-          </w:p>
-        </w:tc>
-        <w:tc>
-          <w:tcPr>
-            <w:tcW w:type="dxa" w:w="4325"/>
-            <w:vAlign w:val="center"/>
-            <w:tcMar>
-              <w:top w:w="100" w:type="dxa"/>
-              <w:start w:w="120" w:type="dxa"/>
-              <w:bottom w:w="100" w:type="dxa"/>
-              <w:end w:w="120" w:type="dxa"/>
-            </w:tcMar>
-          </w:tcPr>
-          <w:p>
-            <w:pPr>
-              <w:pStyle w:val="TableText"/>
-            </w:pPr>
-            <w:r/>
-            <w:r>
-              <w:rPr>
-                <w:b w:val="0"/>
-              </w:rPr>
-              <w:t>ZEC regelt einen Zendure-Commandpfad anhand der Netzleistung. Primärspeicherbezogene Prioritäts-, Harvest- und Cross-Charge-Funktionen sind in dieser Topologie nicht wirksam.</w:t>
-            </w:r>
-          </w:p>
-        </w:tc>
-      </w:tr>
-      <w:tr>
-        <w:trPr>
-          <w:cantSplit/>
-        </w:trPr>
-        <w:tc>
-          <w:tcPr>
-            <w:tcW w:type="dxa" w:w="2600"/>
-            <w:vAlign w:val="center"/>
-            <w:tcMar>
-              <w:top w:w="100" w:type="dxa"/>
-              <w:start w:w="120" w:type="dxa"/>
-              <w:bottom w:w="100" w:type="dxa"/>
-              <w:end w:w="120" w:type="dxa"/>
-            </w:tcMar>
-          </w:tcPr>
-          <w:p>
-            <w:pPr>
-              <w:pStyle w:val="TableText"/>
-            </w:pPr>
-            <w:r/>
-            <w:r>
-              <w:rPr>
-                <w:b/>
-              </w:rPr>
-              <w:t>1× Zendure + 1× Primärspeicher</w:t>
-            </w:r>
-          </w:p>
-        </w:tc>
-        <w:tc>
-          <w:tcPr>
-            <w:tcW w:type="dxa" w:w="2600"/>
-            <w:vAlign w:val="center"/>
-            <w:tcMar>
-              <w:top w:w="100" w:type="dxa"/>
-              <w:start w:w="120" w:type="dxa"/>
-              <w:bottom w:w="100" w:type="dxa"/>
-              <w:end w:w="120" w:type="dxa"/>
-            </w:tcMar>
-          </w:tcPr>
-          <w:p>
-            <w:pPr>
-              <w:pStyle w:val="TableText"/>
-            </w:pPr>
-            <w:r/>
-            <w:r>
-              <w:rPr>
-                <w:b w:val="0"/>
-              </w:rPr>
-              <w:t>Unterstützt · Referenzbetrieb</w:t>
-            </w:r>
-          </w:p>
-        </w:tc>
-        <w:tc>
-          <w:tcPr>
-            <w:tcW w:type="dxa" w:w="4325"/>
-            <w:vAlign w:val="center"/>
-            <w:tcMar>
-              <w:top w:w="100" w:type="dxa"/>
-              <w:start w:w="120" w:type="dxa"/>
-              <w:bottom w:w="100" w:type="dxa"/>
-              <w:end w:w="120" w:type="dxa"/>
-            </w:tcMar>
-          </w:tcPr>
-          <w:p>
-            <w:r>
-              <w:t>ZEC regelt den Zendure-Speicher und berücksichtigt den Primärspeicher. Primärspeicherpriorität, Harvest-Logik und Cross-Charge-Schutz können vollständig genutzt werden. In dieser Topologie ist außerdem Fast Capture A400/R100 für FULL_IDLE/NEAR_LIMIT verfügbar; der Auslieferungszustand bleibt off und der reale Rollout beginnt mit shadow.</w:t>
-            </w:r>
-          </w:p>
-        </w:tc>
-      </w:tr>
-      <w:tr>
-        <w:trPr>
-          <w:cantSplit/>
-        </w:trPr>
-        <w:tc>
-          <w:tcPr>
-            <w:tcW w:type="dxa" w:w="2600"/>
-            <w:vAlign w:val="center"/>
-            <w:tcMar>
-              <w:top w:w="100" w:type="dxa"/>
-              <w:start w:w="120" w:type="dxa"/>
-              <w:bottom w:w="100" w:type="dxa"/>
-              <w:end w:w="120" w:type="dxa"/>
-            </w:tcMar>
-          </w:tcPr>
-          <w:p>
-            <w:r>
-              <w:t>2× Zendure, ohne Primärspeicher</w:t>
-            </w:r>
-          </w:p>
-        </w:tc>
-        <w:tc>
-          <w:tcPr>
-            <w:tcW w:type="dxa" w:w="2600"/>
-            <w:vAlign w:val="center"/>
-            <w:tcMar>
-              <w:top w:w="100" w:type="dxa"/>
-              <w:start w:w="120" w:type="dxa"/>
-              <w:bottom w:w="100" w:type="dxa"/>
-              <w:end w:w="120" w:type="dxa"/>
-            </w:tcMar>
-          </w:tcPr>
-          <w:p>
-            <w:r>
-              <w:t>Keine freigegebene aktive Dual-Headunit-Regelung</w:t>
-            </w:r>
-          </w:p>
-        </w:tc>
-        <w:tc>
-          <w:tcPr>
-            <w:tcW w:type="dxa" w:w="4325"/>
-            <w:vAlign w:val="center"/>
-            <w:tcMar>
-              <w:top w:w="100" w:type="dxa"/>
-              <w:start w:w="120" w:type="dxa"/>
-              <w:bottom w:w="100" w:type="dxa"/>
-              <w:end w:w="120" w:type="dxa"/>
-            </w:tcMar>
-          </w:tcPr>
-          <w:p>
-            <w:r>
-              <w:t>Status-/Datenmodell kann zwei Zendure-Units abbilden; eine freigegebene Sollwertverteilung und getrennte MQTT-Steuerung zweier physischer Headunits ist nicht Bestandteil der V17.1.3-Regelung.</w:t>
-            </w:r>
-          </w:p>
-        </w:tc>
-      </w:tr>
-      <w:tr>
-        <w:trPr>
-          <w:cantSplit/>
-        </w:trPr>
-        <w:tc>
-          <w:tcPr>
-            <w:tcW w:type="dxa" w:w="2600"/>
-            <w:vAlign w:val="center"/>
-            <w:tcMar>
-              <w:top w:w="100" w:type="dxa"/>
-              <w:start w:w="120" w:type="dxa"/>
-              <w:bottom w:w="100" w:type="dxa"/>
-              <w:end w:w="120" w:type="dxa"/>
-            </w:tcMar>
-          </w:tcPr>
-          <w:p>
-            <w:r>
-              <w:t>2× Zendure + 1× Primärspeicher</w:t>
-            </w:r>
-          </w:p>
-        </w:tc>
-        <w:tc>
-          <w:tcPr>
-            <w:tcW w:type="dxa" w:w="2600"/>
-            <w:vAlign w:val="center"/>
-            <w:tcMar>
-              <w:top w:w="100" w:type="dxa"/>
-              <w:start w:w="120" w:type="dxa"/>
-              <w:bottom w:w="100" w:type="dxa"/>
-              <w:end w:w="120" w:type="dxa"/>
-            </w:tcMar>
-          </w:tcPr>
-          <w:p>
-            <w:r>
-              <w:t>Keine freigegebene aktive Dual-Headunit-Regelung</w:t>
-            </w:r>
-          </w:p>
-        </w:tc>
-        <w:tc>
-          <w:tcPr>
-            <w:tcW w:type="dxa" w:w="4325"/>
-            <w:vAlign w:val="center"/>
-            <w:tcMar>
-              <w:top w:w="100" w:type="dxa"/>
-              <w:start w:w="120" w:type="dxa"/>
-              <w:bottom w:w="100" w:type="dxa"/>
-              <w:end w:w="120" w:type="dxa"/>
-            </w:tcMar>
-          </w:tcPr>
-          <w:p>
-            <w:r>
-              <w:t>Die Oberfläche kann diese Topologie darstellen. Die aktive Leistungsverteilung auf zwei physische Zendure-Headunits ist in V17.1.3 nicht als produktiver Regelpfad freigegeben.</w:t>
-            </w:r>
-          </w:p>
-        </w:tc>
-      </w:tr>
-      <w:tr>
-        <w:trPr>
-          <w:cantSplit/>
-        </w:trPr>
-        <w:tc>
-          <w:tcPr>
-            <w:tcW w:type="dxa" w:w="2600"/>
-            <w:vAlign w:val="center"/>
-            <w:tcMar>
-              <w:top w:w="100" w:type="dxa"/>
-              <w:start w:w="120" w:type="dxa"/>
-              <w:bottom w:w="100" w:type="dxa"/>
-              <w:end w:w="120" w:type="dxa"/>
-            </w:tcMar>
-          </w:tcPr>
-          <w:p>
-            <w:r>
-              <w:t>Mehr als 2 Zendure-Headunits</w:t>
-            </w:r>
-          </w:p>
-        </w:tc>
-        <w:tc>
-          <w:tcPr>
-            <w:tcW w:type="dxa" w:w="2600"/>
-            <w:vAlign w:val="center"/>
-            <w:tcMar>
-              <w:top w:w="100" w:type="dxa"/>
-              <w:start w:w="120" w:type="dxa"/>
-              <w:bottom w:w="100" w:type="dxa"/>
-              <w:end w:w="120" w:type="dxa"/>
-            </w:tcMar>
-          </w:tcPr>
-          <w:p>
-            <w:r>
-              <w:t>Nicht unterstützt</w:t>
-            </w:r>
-          </w:p>
-        </w:tc>
-        <w:tc>
-          <w:tcPr>
-            <w:tcW w:type="dxa" w:w="4325"/>
-            <w:vAlign w:val="center"/>
-            <w:tcMar>
-              <w:top w:w="100" w:type="dxa"/>
-              <w:start w:w="120" w:type="dxa"/>
-              <w:bottom w:w="100" w:type="dxa"/>
-              <w:end w:w="120" w:type="dxa"/>
-            </w:tcMar>
-          </w:tcPr>
-          <w:p>
-            <w:r>
-              <w:t>V17.1.3 ist kein generischer Speicher-Flottencontroller. Mehr als zwei Zendure-Headunits gehören nicht zum unterstützten Produktumfang.</w:t>
-            </w:r>
-          </w:p>
-        </w:tc>
-      </w:tr>
-    </w:tbl>
-    <w:p>
-      <w:pPr>
-        <w:pStyle w:val="Small"/>
-      </w:pPr>
-      <w:r>
-        <w:t>Wichtig: Die Darstellung einer zweiten Zendure-Unit in Status oder Graph ist kein Nachweis für eine aktive Dual-Headunit-Regelung. Maßgeblich ist der freigegebene Command- und Regelpfad von V17.1.3.</w:t>
-      </w:r>
-    </w:p>
-    <w:p>
-      <w:pPr>
-        <w:pStyle w:val="Heading2"/>
-        <w:keepNext/>
-        <w:keepLines/>
-      </w:pPr>
-      <w:r>
-        <w:t>6.4 Typische technische Eckdaten</w:t>
-      </w:r>
-    </w:p>
-    <w:tbl>
-      <w:tblPr>
-        <w:tblW w:type="auto" w:w="0"/>
-        <w:jc w:val="center"/>
-        <w:tblLayout w:type="fixed"/>
-        <w:tblLook w:firstColumn="1" w:firstRow="1" w:lastColumn="0" w:lastRow="0" w:noHBand="0" w:noVBand="1" w:val="04A0"/>
-      </w:tblPr>
-      <w:tblGrid>
-        <w:gridCol w:w="3402"/>
-        <w:gridCol w:w="6123"/>
-      </w:tblGrid>
-      <w:tr>
-        <w:trPr>
-          <w:cantSplit/>
-        </w:trPr>
-        <w:tc>
-          <w:tcPr>
-            <w:tcW w:type="dxa" w:w="3402"/>
-            <w:tcMar>
-              <w:top w:w="100" w:type="dxa"/>
-              <w:start w:w="120" w:type="dxa"/>
-              <w:bottom w:w="100" w:type="dxa"/>
-              <w:end w:w="120" w:type="dxa"/>
-            </w:tcMar>
-            <w:shd w:fill="EAF2F5"/>
-          </w:tcPr>
-          <w:p>
-            <w:pPr>
-              <w:pStyle w:val="TableText"/>
-            </w:pPr>
-            <w:r>
-              <w:rPr>
-                <w:b/>
-              </w:rPr>
-              <w:t>Referenzplattform</w:t>
-            </w:r>
-          </w:p>
-        </w:tc>
-        <w:tc>
-          <w:tcPr>
-            <w:tcW w:type="dxa" w:w="6123"/>
-            <w:tcMar>
-              <w:top w:w="100" w:type="dxa"/>
-              <w:start w:w="120" w:type="dxa"/>
-              <w:bottom w:w="100" w:type="dxa"/>
-              <w:end w:w="120" w:type="dxa"/>
-            </w:tcMar>
-          </w:tcPr>
-          <w:p>
-            <w:pPr>
-              <w:pStyle w:val="TableText"/>
-            </w:pPr>
-            <w:r>
-              <w:t>Raspberry Pi 3B+ / Linux / systemd</w:t>
-            </w:r>
-          </w:p>
-        </w:tc>
-      </w:tr>
-      <w:tr>
-        <w:trPr>
-          <w:cantSplit/>
-        </w:trPr>
-        <w:tc>
-          <w:tcPr>
-            <w:tcW w:type="dxa" w:w="3402"/>
-            <w:tcMar>
-              <w:top w:w="100" w:type="dxa"/>
-              <w:start w:w="120" w:type="dxa"/>
-              <w:bottom w:w="100" w:type="dxa"/>
-              <w:end w:w="120" w:type="dxa"/>
-            </w:tcMar>
-            <w:shd w:fill="EAF2F5"/>
-          </w:tcPr>
-          <w:p>
-            <w:pPr>
-              <w:pStyle w:val="TableText"/>
-            </w:pPr>
-            <w:r>
-              <w:rPr>
-                <w:b/>
-              </w:rPr>
-              <w:t>Controller</w:t>
-            </w:r>
-          </w:p>
-        </w:tc>
-        <w:tc>
-          <w:tcPr>
-            <w:tcW w:type="dxa" w:w="6123"/>
-            <w:tcMar>
-              <w:top w:w="100" w:type="dxa"/>
-              <w:start w:w="120" w:type="dxa"/>
-              <w:bottom w:w="100" w:type="dxa"/>
-              <w:end w:w="120" w:type="dxa"/>
-            </w:tcMar>
-          </w:tcPr>
-          <w:p>
-            <w:pPr>
-              <w:pStyle w:val="TableText"/>
-            </w:pPr>
-            <w:r>
-              <w:t>Python 3 · FastAPI/Uvicorn für Web/API</w:t>
-            </w:r>
-          </w:p>
-        </w:tc>
-      </w:tr>
-      <w:tr>
-        <w:trPr>
-          <w:cantSplit/>
-        </w:trPr>
-        <w:tc>
-          <w:tcPr>
-            <w:tcW w:type="dxa" w:w="3402"/>
-            <w:tcMar>
-              <w:top w:w="100" w:type="dxa"/>
-              <w:start w:w="120" w:type="dxa"/>
-              <w:bottom w:w="100" w:type="dxa"/>
-              <w:end w:w="120" w:type="dxa"/>
-            </w:tcMar>
-            <w:shd w:fill="EAF2F5"/>
-          </w:tcPr>
-          <w:p>
-            <w:pPr>
-              <w:pStyle w:val="TableText"/>
-            </w:pPr>
-            <w:r>
-              <w:rPr>
-                <w:b/>
-              </w:rPr>
-              <w:t>Standard-Regelintervall</w:t>
-            </w:r>
-          </w:p>
-        </w:tc>
-        <w:tc>
-          <w:tcPr>
-            <w:tcW w:type="dxa" w:w="6123"/>
-            <w:tcMar>
-              <w:top w:w="100" w:type="dxa"/>
-              <w:start w:w="120" w:type="dxa"/>
-              <w:bottom w:w="100" w:type="dxa"/>
-              <w:end w:w="120" w:type="dxa"/>
-            </w:tcMar>
-          </w:tcPr>
-          <w:p>
-            <w:pPr>
-              <w:pStyle w:val="TableText"/>
-            </w:pPr>
-            <w:r>
-              <w:t>3 s</w:t>
-            </w:r>
-          </w:p>
-        </w:tc>
-      </w:tr>
-      <w:tr>
-        <w:trPr>
-          <w:cantSplit/>
-        </w:trPr>
-        <w:tc>
-          <w:tcPr>
-            <w:tcW w:type="dxa" w:w="3402"/>
-            <w:tcMar>
-              <w:top w:w="100" w:type="dxa"/>
-              <w:start w:w="120" w:type="dxa"/>
-              <w:bottom w:w="100" w:type="dxa"/>
-              <w:end w:w="120" w:type="dxa"/>
-            </w:tcMar>
-            <w:shd w:fill="EAF2F5"/>
-          </w:tcPr>
-          <w:p>
-            <w:pPr>
-              <w:pStyle w:val="TableText"/>
-            </w:pPr>
-            <w:r>
-              <w:rPr>
-                <w:b/>
-              </w:rPr>
-              <w:t>Zendure-Kommunikation</w:t>
-            </w:r>
-          </w:p>
-        </w:tc>
-        <w:tc>
-          <w:tcPr>
-            <w:tcW w:type="dxa" w:w="6123"/>
-            <w:tcMar>
-              <w:top w:w="100" w:type="dxa"/>
-              <w:start w:w="120" w:type="dxa"/>
-              <w:bottom w:w="100" w:type="dxa"/>
-              <w:end w:w="120" w:type="dxa"/>
-            </w:tcMar>
-          </w:tcPr>
-          <w:p>
-            <w:pPr>
-              <w:pStyle w:val="TableText"/>
-            </w:pPr>
-            <w:r>
-              <w:t>MQTT, typischer Broker-Port 1883</w:t>
-            </w:r>
-          </w:p>
-        </w:tc>
-      </w:tr>
-      <w:tr>
-        <w:trPr>
-          <w:cantSplit/>
-        </w:trPr>
-        <w:tc>
-          <w:tcPr>
-            <w:tcW w:type="dxa" w:w="3402"/>
-            <w:tcMar>
-              <w:top w:w="100" w:type="dxa"/>
-              <w:start w:w="120" w:type="dxa"/>
-              <w:bottom w:w="100" w:type="dxa"/>
-              <w:end w:w="120" w:type="dxa"/>
-            </w:tcMar>
-            <w:shd w:fill="EAF2F5"/>
-          </w:tcPr>
-          <w:p>
-            <w:pPr>
-              <w:pStyle w:val="TableText"/>
-            </w:pPr>
-            <w:r>
-              <w:rPr>
-                <w:b/>
-              </w:rPr>
-              <w:t>Web/API</w:t>
-            </w:r>
-          </w:p>
-        </w:tc>
-        <w:tc>
-          <w:tcPr>
-            <w:tcW w:type="dxa" w:w="6123"/>
-            <w:tcMar>
-              <w:top w:w="100" w:type="dxa"/>
-              <w:start w:w="120" w:type="dxa"/>
-              <w:bottom w:w="100" w:type="dxa"/>
-              <w:end w:w="120" w:type="dxa"/>
-            </w:tcMar>
-          </w:tcPr>
-          <w:p>
-            <w:r>
-              <w:t>HTTP, Default-Port 8080; konfigurierbarer Deploymentbereich 1024..65535</w:t>
-            </w:r>
-          </w:p>
-        </w:tc>
-      </w:tr>
-      <w:tr>
-        <w:trPr>
-          <w:cantSplit/>
-        </w:trPr>
-        <w:tc>
-          <w:tcPr>
-            <w:tcW w:type="dxa" w:w="3402"/>
-            <w:tcMar>
-              <w:top w:w="100" w:type="dxa"/>
-              <w:start w:w="120" w:type="dxa"/>
-              <w:bottom w:w="100" w:type="dxa"/>
-              <w:end w:w="120" w:type="dxa"/>
-            </w:tcMar>
-            <w:shd w:fill="EAF2F5"/>
-          </w:tcPr>
-          <w:p>
-            <w:pPr>
-              <w:pStyle w:val="TableText"/>
-            </w:pPr>
-            <w:r>
-              <w:rPr>
-                <w:b/>
-              </w:rPr>
-              <w:t>Replay/Analyse</w:t>
-            </w:r>
-          </w:p>
-        </w:tc>
-        <w:tc>
-          <w:tcPr>
-            <w:tcW w:type="dxa" w:w="6123"/>
-            <w:tcMar>
-              <w:top w:w="100" w:type="dxa"/>
-              <w:start w:w="120" w:type="dxa"/>
-              <w:bottom w:w="100" w:type="dxa"/>
-              <w:end w:w="120" w:type="dxa"/>
-            </w:tcMar>
-          </w:tcPr>
-          <w:p>
-            <w:pPr>
-              <w:pStyle w:val="TableText"/>
-            </w:pPr>
-            <w:r>
-              <w:t>separater Dienst, Standard-Port 8090</w:t>
-            </w:r>
-          </w:p>
-        </w:tc>
-      </w:tr>
-      <w:tr>
-        <w:trPr>
-          <w:cantSplit/>
-        </w:trPr>
-        <w:tc>
-          <w:tcPr>
-            <w:tcW w:type="dxa" w:w="3402"/>
-            <w:tcMar>
-              <w:top w:w="100" w:type="dxa"/>
-              <w:start w:w="120" w:type="dxa"/>
-              <w:bottom w:w="100" w:type="dxa"/>
-              <w:end w:w="120" w:type="dxa"/>
-            </w:tcMar>
-            <w:shd w:fill="EAF2F5"/>
-          </w:tcPr>
-          <w:p>
-            <w:pPr>
-              <w:pStyle w:val="TableText"/>
-            </w:pPr>
-            <w:r>
-              <w:rPr>
-                <w:b/>
-              </w:rPr>
-              <w:t>Netzmessung SMA</w:t>
-            </w:r>
-          </w:p>
-        </w:tc>
-        <w:tc>
-          <w:tcPr>
-            <w:tcW w:type="dxa" w:w="6123"/>
-            <w:tcMar>
-              <w:top w:w="100" w:type="dxa"/>
-              <w:start w:w="120" w:type="dxa"/>
-              <w:bottom w:w="100" w:type="dxa"/>
-              <w:end w:w="120" w:type="dxa"/>
-            </w:tcMar>
-          </w:tcPr>
-          <w:p>
-            <w:pPr>
-              <w:pStyle w:val="TableText"/>
-            </w:pPr>
-            <w:r>
-              <w:t>Speedwire/UDP, Multicast 239.12.255.254:9522</w:t>
-            </w:r>
-          </w:p>
-        </w:tc>
-      </w:tr>
-      <w:tr>
-        <w:trPr>
-          <w:cantSplit/>
-        </w:trPr>
-        <w:tc>
-          <w:tcPr>
-            <w:tcW w:type="dxa" w:w="3402"/>
-            <w:tcMar>
-              <w:top w:w="100" w:type="dxa"/>
-              <w:start w:w="120" w:type="dxa"/>
-              <w:bottom w:w="100" w:type="dxa"/>
-              <w:end w:w="120" w:type="dxa"/>
-            </w:tcMar>
-            <w:shd w:fill="EAF2F5"/>
-          </w:tcPr>
-          <w:p>
-            <w:pPr>
-              <w:pStyle w:val="TableText"/>
-            </w:pPr>
-            <w:r>
-              <w:rPr>
-                <w:b/>
-              </w:rPr>
-              <w:t>Netzmessung Shelly</w:t>
-            </w:r>
-          </w:p>
-        </w:tc>
-        <w:tc>
-          <w:tcPr>
-            <w:tcW w:type="dxa" w:w="6123"/>
-            <w:tcMar>
-              <w:top w:w="100" w:type="dxa"/>
-              <w:start w:w="120" w:type="dxa"/>
-              <w:bottom w:w="100" w:type="dxa"/>
-              <w:end w:w="120" w:type="dxa"/>
-            </w:tcMar>
-          </w:tcPr>
-          <w:p>
-            <w:pPr>
-              <w:pStyle w:val="TableText"/>
-            </w:pPr>
-            <w:r>
-              <w:t>Shelly-kompatibles HTTP; Referenzgerät Shelly Pro 3EM</w:t>
-            </w:r>
-          </w:p>
-        </w:tc>
-      </w:tr>
-      <w:tr>
-        <w:trPr>
-          <w:cantSplit/>
-        </w:trPr>
-        <w:tc>
-          <w:tcPr>
-            <w:tcW w:type="dxa" w:w="3402"/>
-            <w:tcMar>
-              <w:top w:w="100" w:type="dxa"/>
-              <w:start w:w="120" w:type="dxa"/>
-              <w:bottom w:w="100" w:type="dxa"/>
-              <w:end w:w="120" w:type="dxa"/>
-            </w:tcMar>
-            <w:shd w:fill="EAF2F5"/>
-          </w:tcPr>
-          <w:p>
-            <w:pPr>
-              <w:pStyle w:val="TableText"/>
-            </w:pPr>
-            <w:r>
-              <w:rPr>
-                <w:b/>
-              </w:rPr>
-              <w:t>Primärspeicher direkt</w:t>
-            </w:r>
-          </w:p>
-        </w:tc>
-        <w:tc>
-          <w:tcPr>
-            <w:tcW w:type="dxa" w:w="6123"/>
-            <w:tcMar>
-              <w:top w:w="100" w:type="dxa"/>
-              <w:start w:w="120" w:type="dxa"/>
-              <w:bottom w:w="100" w:type="dxa"/>
-              <w:end w:w="120" w:type="dxa"/>
-            </w:tcMar>
-          </w:tcPr>
-          <w:p>
-            <w:r>
-              <w:t>Modbus TCP; Sunny Island im Referenzaufbau Port 502 / Unit-ID 3; optionales SMA-Profil-Readout der aktuellen Entlade-Untergrenze aus Register 31009 (read-only)</w:t>
-            </w:r>
-          </w:p>
-        </w:tc>
-      </w:tr>
-      <w:tr>
-        <w:trPr>
-          <w:cantSplit/>
-        </w:trPr>
-        <w:tc>
-          <w:tcPr>
-            <w:tcW w:type="dxa" w:w="3402"/>
-            <w:tcMar>
-              <w:top w:w="100" w:type="dxa"/>
-              <w:start w:w="120" w:type="dxa"/>
-              <w:bottom w:w="100" w:type="dxa"/>
-              <w:end w:w="120" w:type="dxa"/>
-            </w:tcMar>
-            <w:shd w:fill="EAF2F5"/>
-          </w:tcPr>
-          <w:p>
-            <w:pPr>
-              <w:pStyle w:val="TableText"/>
-            </w:pPr>
-            <w:r>
-              <w:rPr>
-                <w:b/>
-              </w:rPr>
-              <w:t>Historie</w:t>
-            </w:r>
-          </w:p>
-        </w:tc>
-        <w:tc>
-          <w:tcPr>
-            <w:tcW w:type="dxa" w:w="6123"/>
-            <w:tcMar>
-              <w:top w:w="100" w:type="dxa"/>
-              <w:start w:w="120" w:type="dxa"/>
-              <w:bottom w:w="100" w:type="dxa"/>
-              <w:end w:w="120" w:type="dxa"/>
-            </w:tcMar>
-          </w:tcPr>
-          <w:p>
-            <w:pPr>
-              <w:pStyle w:val="TableText"/>
-            </w:pPr>
-            <w:r>
-              <w:t>Graph-Core lokal; optionale Measurement-V4-Tiefendaten</w:t>
-            </w:r>
-          </w:p>
-        </w:tc>
-      </w:tr>
-      <w:tr>
-        <w:trPr>
-          <w:cantSplit/>
-        </w:trPr>
-        <w:tc>
-          <w:tcPr>
-            <w:tcW w:type="dxa" w:w="3402"/>
-            <w:tcMar>
-              <w:top w:w="100" w:type="dxa"/>
-              <w:start w:w="120" w:type="dxa"/>
-              <w:bottom w:w="100" w:type="dxa"/>
-              <w:end w:w="120" w:type="dxa"/>
-            </w:tcMar>
-            <w:shd w:fill="EAF2F5"/>
-          </w:tcPr>
-          <w:p>
-            <w:pPr>
-              <w:pStyle w:val="TableText"/>
-            </w:pPr>
-            <w:r>
-              <w:rPr>
-                <w:b/>
-              </w:rPr>
-              <w:t>Lizenz</w:t>
-            </w:r>
-          </w:p>
-        </w:tc>
-        <w:tc>
-          <w:tcPr>
-            <w:tcW w:type="dxa" w:w="6123"/>
-            <w:tcMar>
-              <w:top w:w="100" w:type="dxa"/>
-              <w:start w:w="120" w:type="dxa"/>
-              <w:bottom w:w="100" w:type="dxa"/>
-              <w:end w:w="120" w:type="dxa"/>
-            </w:tcMar>
-          </w:tcPr>
-          <w:p>
-            <w:pPr>
-              <w:pStyle w:val="TableText"/>
-            </w:pPr>
-            <w:r>
-              <w:t>AGPL-3.0-or-later</w:t>
-            </w:r>
-          </w:p>
-        </w:tc>
-      </w:tr>
-      <w:tr>
-        <w:tc>
-          <w:tcPr>
-            <w:tcW w:type="dxa" w:w="3402"/>
-            <w:tcMar>
-              <w:top w:w="100" w:type="dxa"/>
-              <w:start w:w="120" w:type="dxa"/>
-              <w:bottom w:w="100" w:type="dxa"/>
-              <w:end w:w="120" w:type="dxa"/>
-            </w:tcMar>
-            <w:shd w:fill="EAF2F5"/>
-          </w:tcPr>
-          <w:p>
-            <w:pPr>
-              <w:pStyle w:val="TableText"/>
-            </w:pPr>
-            <w:r>
-              <w:rPr>
-                <w:b/>
-              </w:rPr>
-              <w:t>Installation</w:t>
-            </w:r>
-          </w:p>
-        </w:tc>
-        <w:tc>
-          <w:tcPr>
-            <w:tcW w:type="dxa" w:w="6123"/>
-            <w:tcMar>
-              <w:top w:w="100" w:type="dxa"/>
-              <w:start w:w="120" w:type="dxa"/>
-              <w:bottom w:w="100" w:type="dxa"/>
-              <w:end w:w="120" w:type="dxa"/>
-            </w:tcMar>
-          </w:tcPr>
-          <w:p>
-            <w:pPr>
-              <w:pStyle w:val="TableText"/>
-            </w:pPr>
-            <w:r>
-              <w:t>Supported Update oder Clean Fresh Install; gemeinsamer Zustandsdetektor, fail-closed bei partieller/unklarer Installation</w:t>
-            </w:r>
-          </w:p>
-        </w:tc>
-      </w:tr>
-      <w:tr>
-        <w:tc>
-          <w:tcPr>
-            <w:tcW w:type="dxa" w:w="3402"/>
-            <w:tcMar>
-              <w:top w:w="100" w:type="dxa"/>
-              <w:start w:w="120" w:type="dxa"/>
-              <w:bottom w:w="100" w:type="dxa"/>
-              <w:end w:w="120" w:type="dxa"/>
-            </w:tcMar>
-            <w:shd w:fill="EAF2F5"/>
-          </w:tcPr>
-          <w:p>
-            <w:pPr>
-              <w:pStyle w:val="TableText"/>
-            </w:pPr>
-            <w:r>
-              <w:rPr>
-                <w:b/>
-              </w:rPr>
-              <w:t>Preflight</w:t>
-            </w:r>
-          </w:p>
-        </w:tc>
-        <w:tc>
-          <w:tcPr>
-            <w:tcW w:type="dxa" w:w="6123"/>
-            <w:tcMar>
-              <w:top w:w="100" w:type="dxa"/>
-              <w:start w:w="120" w:type="dxa"/>
-              <w:bottom w:w="100" w:type="dxa"/>
-              <w:end w:w="120" w:type="dxa"/>
-            </w:tcMar>
-          </w:tcPr>
-          <w:p>
-            <w:pPr>
-              <w:pStyle w:val="TableText"/>
-            </w:pPr>
-            <w:r>
-              <w:t>--preflight-only: Vorprüfung ohne produktive ZEC-Datei-/Dienst-/Konfigurationsmutation</w:t>
-            </w:r>
-          </w:p>
-        </w:tc>
-      </w:tr>
-      <w:tr>
-        <w:tc>
-          <w:tcPr>
-            <w:tcW w:type="dxa" w:w="3402"/>
-            <w:tcMar>
-              <w:top w:w="100" w:type="dxa"/>
-              <w:start w:w="120" w:type="dxa"/>
-              <w:bottom w:w="100" w:type="dxa"/>
-              <w:end w:w="120" w:type="dxa"/>
-            </w:tcMar>
-            <w:shd w:fill="EAF2F5"/>
-          </w:tcPr>
-          <w:p>
-            <w:pPr>
-              <w:pStyle w:val="TableText"/>
-            </w:pPr>
-            <w:r>
-              <w:rPr>
-                <w:b/>
-              </w:rPr>
-              <w:t>Deinstallation</w:t>
-            </w:r>
-          </w:p>
-        </w:tc>
-        <w:tc>
-          <w:tcPr>
-            <w:tcW w:type="dxa" w:w="6123"/>
-            <w:tcMar>
-              <w:top w:w="100" w:type="dxa"/>
-              <w:start w:w="120" w:type="dxa"/>
-              <w:bottom w:w="100" w:type="dxa"/>
-              <w:end w:w="120" w:type="dxa"/>
-            </w:tcMar>
-          </w:tcPr>
-          <w:p>
-            <w:pPr>
-              <w:pStyle w:val="TableText"/>
-            </w:pPr>
-            <w:r>
-              <w:t>ZEC-eigene Artefakte; optionaler Fresh-Install-Reset; lokales User-Data-Backup standardmäßig aktiv</w:t>
-            </w:r>
-          </w:p>
-        </w:tc>
-      </w:tr>
-      <w:tr>
-        <w:tc>
-          <w:tcPr>
-            <w:tcW w:type="dxa" w:w="3402"/>
-            <w:tcMar>
-              <w:top w:w="100" w:type="dxa"/>
-              <w:start w:w="120" w:type="dxa"/>
-              <w:bottom w:w="100" w:type="dxa"/>
-              <w:end w:w="120" w:type="dxa"/>
-            </w:tcMar>
-            <w:shd w:fill="EAF2F5"/>
-          </w:tcPr>
-          <w:p>
-            <w:pPr>
-              <w:pStyle w:val="TableText"/>
-            </w:pPr>
-            <w:r>
-              <w:rPr>
-                <w:b/>
-              </w:rPr>
-              <w:t>Supportbundle</w:t>
-            </w:r>
-          </w:p>
-        </w:tc>
-        <w:tc>
-          <w:tcPr>
-            <w:tcW w:type="dxa" w:w="6123"/>
-            <w:tcMar>
-              <w:top w:w="100" w:type="dxa"/>
-              <w:start w:w="120" w:type="dxa"/>
-              <w:bottom w:w="100" w:type="dxa"/>
-              <w:end w:w="120" w:type="dxa"/>
-            </w:tcMar>
-          </w:tcPr>
-          <w:p>
-            <w:pPr>
-              <w:pStyle w:val="TableText"/>
-            </w:pPr>
-            <w:r>
-              <w:t>Secretsicheres ZIP ohne rohe config.json; Fehlerzustand vor Rollback und Rollbackresultat im selben Diagnosevorgang</w:t>
-            </w:r>
-          </w:p>
-        </w:tc>
-      </w:tr>
-      <w:tr>
-        <w:tc>
-          <w:tcPr>
-            <w:tcW w:type="dxa" w:w="3402"/>
-            <w:shd w:fill="E7F0F3"/>
-          </w:tcPr>
-          <w:p>
-            <w:r>
-              <w:rPr>
-                <w:b/>
-              </w:rPr>
-              <w:t>Fast-Capture-Verifikation</w:t>
-            </w:r>
-          </w:p>
-        </w:tc>
-        <w:tc>
-          <w:tcPr>
-            <w:tcW w:type="dxa" w:w="6123"/>
-          </w:tcPr>
-          <w:p>
-            <w:r>
-              <w:t>read-only tools/fast_capture_field_analysis.py; releasespezifische Feldabnahme über tools/v17_field_acceptance.py</w:t>
-            </w:r>
-          </w:p>
-        </w:tc>
-      </w:tr>
-    </w:tbl>
-    <w:p>
-      <w:pPr>
-        <w:pStyle w:val="Heading1"/>
-        <w:pBdr>
-          <w:bottom w:val="single" w:sz="10" w:space="1" w:color="1B7A78"/>
-        </w:pBdr>
-        <w:keepNext/>
-        <w:keepLines/>
-        <w:widowControl w:val="1"/>
-      </w:pPr>
-      <w:r>
-        <w:t>7. Zentrale Benutzerfunktionen von V17.1.3</w:t>
-      </w:r>
-    </w:p>
-    <w:p>
-      <w:pPr>
-        <w:keepLines/>
-        <w:widowControl w:val="1"/>
-      </w:pPr>
-      <w:r>
-        <w:t>Geführte Primärspeicher-Konfiguration — Die produktive Settings-Oberfläche trennt Releasefreigabe von der aktuellen Hardware-/Konfigurations-Anwendbarkeit. Der Primärspeicher kann auch aus einer Single-Zendure-Konstellation heraus aktiviert werden; abhängige Quell- und Technikfelder erscheinen kontextabhängig. Kapazität sowie maximale Lade-/Entladeleistung können als manuelle Status-/Diagnose-Fallbackwerte gepflegt werden, wenn keine höherwertige Geräte-/Templatequelle vorliegt. Diese Werte verändern die Regelstrategie nicht.</w:t>
-      </w:r>
-    </w:p>
-    <w:p>
-      <w:pPr>
-        <w:keepLines/>
-        <w:widowControl w:val="1"/>
-      </w:pPr>
-      <w:r>
-        <w:t>Direkte Primärspeicher-Anbindung — Der Sunny-Island-/Primärspeicher kann über eine direkte Modbus-Datenquelle eingebunden werden. ZEC liest darüber Leistung und Roh-SOC; beim SMA-Sunny-Island-Profil zusätzlich die aktuelle untere Entladegrenze read-only aus Register 31009. Der daraus diagnostisch ableitbare usable SOC bleibt verfügbar, besitzt aber auch in V17.1.3 keine Fast-Capture-, FULL/IDLE-, High-SOC-/Taper- oder Safety-Autorität. Fast Capture klassifiziert seine Primärspeicherzustände ausdrücklich mit realem Roh-SOC, frischer Leistung und den bestehenden Geräte-/Commandgrenzen.</w:t>
-      </w:r>
-    </w:p>
-    <w:p>
-      <w:pPr>
-        <w:keepLines/>
-        <w:widowControl w:val="1"/>
-      </w:pPr>
-      <w:r>
-        <w:t>Darstellungsname und Speicherstatus — Für den Primärspeicher kann ein benutzerdefinierter Name festgelegt werden. Beide Speicherstatuskarten verwenden denselben Standardvertrag: großer SOC, prominent signierte Istleistung, Zustand, relevante Lade-/Entladegrenze, „Noch ladbar/entladbar“ und ein richtungsabhängiger Leistungsbalken. Aktive Command-/Limiter-Hinweise bleiben als kompakter Warnchip im Kartenkopf sichtbar; Detailtext öffnet außerhalb des normalen Kartenflows, sodass die eingeklappte Warnung die Kartenreihe nicht vertikal vergrößert. Im Expertenmodus bleiben zusätzliche Strategie-/Diagnoseinformationen zugänglich.</w:t>
-      </w:r>
-    </w:p>
-    <w:p>
-      <w:pPr>
-        <w:keepLines/>
-        <w:widowControl w:val="1"/>
-      </w:pPr>
-      <w:r>
-        <w:t>Graph-Bedienung — Große Graph-Tooltips, Cursor-Inspector, Command-Follow und Vergleichsansichten verwenden den gemeinsamen Evidence-Vertrag. Bestätigte Datenlücken werden als echte Linienunterbrechung dargestellt; innerhalb einer bestätigten Lücke zeigt die Interaktion keinen nächstgelegenen Messwert von außerhalb der Lücke als scheinbar lokalen Wert. Fehlende Punktzeitstempel werden als Datenlücke/kein Punkt dargestellt und nicht als Unix-Epoch.</w:t>
-      </w:r>
-    </w:p>
-    <w:p>
-      <w:pPr>
-        <w:keepLines/>
-        <w:widowControl w:val="1"/>
-      </w:pPr>
-      <w:r>
-        <w:t>Reglerkern, S3 und Fast Capture — Der reguläre Controller berechnet weiterhin den sicheren Leistungszielwert. S3 erlaubt konfigurierbare Tagesfenster/Confirmzeiten und eine standardmäßig deaktivierte, explizit aktivierbare Saisonpolicy für den strategischen High-SOC-Share-Zweig. Bereits vermeidbarer Export und sämtliche Schutzgrenzen haben Vorrang. Fast Capture bleibt der getrennte A400/R100-Overlaypfad mit unveränderter Default-/Sicherheitssemantik.</w:t>
-      </w:r>
-    </w:p>
-    <w:p>
-      <w:pPr/>
-      <w:r>
-        <w:t>Live-Status mit Quellfrische — Bei geöffneter Statusseite werden relevante Netz-, Zendure- und Primärspeicher-Istwerte jede Sekunde neu aus unabhängig gepflegten Empfangs- und Collector-Snapshots angezeigt. Eine Browseraktualisierung garantiert keine neue physische Sensorprobe. Alter, Quelle, Stale und Invalidität bleiben erkennbar; der Regeltakt und Hardwarekommandos werden dadurch nicht erhöht.</w:t>
-      </w:r>
-    </w:p>
-    <w:p>
-      <w:pPr/>
-      <w:r>
-        <w:t>Netzpfad und Betriebsereignisse — Der SMA-Messpfad prüft strukturell Protokoll- und OBIS-Records; weitere Plausibilitätsfilter bleiben aktiv. Länger fehlende/veraltete Netzwerte können ein persistentes, hysteresegefiltertes Betriebsereignis auslösen. Nacht-/MIN_SOC verhindert zulässige PV-Exportaufnahme nicht länger allein wegen gesperrter Entladung.</w:t>
-      </w:r>
-    </w:p>
-    <w:p>
-      <w:pPr/>
-      <w:r>
-        <w:t>Konfiguration und Diagnostik — S3-Profileinstellungen sind mit Runtime, Preview-/Commitvalidierung und klarer Requested-/Effective-/Applicability-Diagnose verbunden; alte, bisher ignorierte Saisonmoduswerte führen ohne explizites Opt-in nicht zu Strategieänderungen.</w:t>
-      </w:r>
-    </w:p>
-    <w:p>
-      <w:pPr/>
-      <w:r>
-        <w:t>Installation und mutationsfreier Preflight — Der kanonische Installer erkennt unterstütztes Update, sauberen Fresh Install und unklare/partielle Installationen. Mit --preflight-only werden Paket, Abhängigkeiten, Installationszustand, Zielpfade und Webport ohne Produktivmutation geprüft. Ein erfolgreicher Lauf schreibt den maschinenlesbaren Installationsreport atomar und persistent neben die Deployment-Evidenz; /tmp bleibt nur eine Kompatibilitätskopie. Das Feldtool bevorzugt den persistenten Report und verifiziert bei Updates das reale Rollback-Backup über Pfad, Größe und SHA256.</w:t>
-      </w:r>
-    </w:p>
-    <w:p>
-      <w:pPr/>
-      <w:r>
-        <w:t>Clean Fresh Install — Auf einem vorbereiteten Raspberry-Pi-OS/Linux-System kann ZEC ohne vorhandene Altinstallation eingerichtet werden. Vor dem ersten gültigen Settings-Commit läuft die Weboberfläche im FIRST_INSTALL_SETUP mit gesperrter Regelung; ein MQTT-Verbindungsaufbau ist in dieser Phase nicht erforderlich. Der erste gültige Commit übernimmt den Bootstrap-Webport in die kanonische Konfiguration und verlangt anschließend einen Neustart.</w:t>
-      </w:r>
-    </w:p>
-    <w:p>
-      <w:pPr/>
-      <w:r>
-        <w:t>Deinstallation und Fresh-Install-Reset — Der ZEC-Uninstaller besitzt einen mutationsfreien Preflight und kann ZEC-eigene aktive Artefakte entfernen. Vor der Entfernung wird standardmäßig ein lokales, restore-orientiertes Benutzerdatenbackup erstellt; große Measurement-/Deep-Trace-Daten werden nur auf ausdrückliche Anforderung eingeschlossen. Ein Fresh-Install-Reset gilt erst bei anschließend erkanntem CLEAN_FRESH_INSTALL als erfolgreich.</w:t>
-      </w:r>
-    </w:p>
-    <w:p>
-      <w:pPr/>
-      <w:r>
-        <w:t>Supportdiagnose — Installerfehler und manuelle Supporterfassung verwenden einen gemeinsamen secretsicheren Diagnosekern. Das standardmäßig extern teilbare Support-ZIP enthält keine rohe config.json. Bei Installationsfehlern wird der Fehlerzustand vor einem Rollback erfasst und das Rollbackresultat danach demselben Diagnosevorgang hinzugefügt.</w:t>
-      </w:r>
-    </w:p>
-    <w:p>
-      <w:pPr>
-        <w:pStyle w:val="Heading1"/>
-        <w:pBdr>
-          <w:bottom w:val="single" w:sz="10" w:space="1" w:color="1B7A78"/>
-        </w:pBdr>
-        <w:keepNext/>
-        <w:keepLines/>
-        <w:widowControl w:val="1"/>
-      </w:pPr>
-      <w:r>
-        <w:t>8. Qualitäts- und Nachweisstand</w:t>
-      </w:r>
-    </w:p>
-    <w:tbl>
-      <w:tblPr>
-        <w:tblW w:type="auto" w:w="0"/>
-        <w:jc w:val="center"/>
-        <w:tblLook w:firstColumn="1" w:firstRow="1" w:lastColumn="0" w:lastRow="0" w:noHBand="0" w:noVBand="1" w:val="04A0"/>
-      </w:tblPr>
-      <w:tblGrid>
-        <w:gridCol w:w="9866"/>
-      </w:tblGrid>
-      <w:tr>
-        <w:trPr>
-          <w:cantSplit/>
-        </w:trPr>
-        <w:tc>
-          <w:tcPr>
-            <w:tcW w:type="dxa" w:w="9866"/>
-            <w:shd w:fill="E7F4EC"/>
-            <w:tcMar>
-              <w:top w:w="140" w:type="dxa"/>
-              <w:start w:w="160" w:type="dxa"/>
-              <w:bottom w:w="140" w:type="dxa"/>
-              <w:end w:w="160" w:type="dxa"/>
-            </w:tcMar>
-          </w:tcPr>
-          <w:p>
-            <w:r>
-              <w:t>V17.1.3 – implementierter Source-Umfang: S3-Tages-/Saisonpolicy mit Opt-in, 1-Hz-Live-Status aus unabhängigen Quellpfaden mit Freshness/Validity, robuste SMA-Speedwire-/OBIS-Recordvalidierung, korrigierter Nacht-/MIN_SOC-Netzpfad und persistente Grid-Stale-Ereignisse. Die vollständige technische QA einschließlich ResourceWarning, JS/Python/Bash, Package-/Manifest-/Fresh-extract-Verifikation und reale Feldabnahme sind separate Nachweise und dürfen nicht durch die reine Implementierung ersetzt werden.</w:t>
-            </w:r>
-          </w:p>
-        </w:tc>
-      </w:tr>
-    </w:tbl>
-    <w:p>
-      <w:pPr>
-        <w:widowControl w:val="1"/>
-      </w:pPr>
-      <w:r>
-        <w:t>Technischer Nachweisstand: V17.1.3 enthält die Quellimplementierung der freigegebenen S3-Saison- und Tagesprofile, die unabhängige sekündliche Statusaktualisierung, strukturiertes SMA-Speedwire-/OBIS-Parsing und die Nacht-/MIN_SOC-Korrektur. Technische Regression, Installer-/Fresh-extract-Gates und reale physische Feldabnahme sind getrennte Nachweisschritte; ein veröffentlichter Produktiv-PASS wird daraus nicht abgeleitet.</w:t>
-      </w:r>
-    </w:p>
-    <w:p>
-      <w:pPr>
-        <w:pStyle w:val="Heading1"/>
-        <w:keepNext/>
-        <w:keepLines/>
-        <w:pageBreakBefore w:val="0"/>
-        <w:pBdr>
-          <w:bottom w:val="single" w:sz="10" w:space="1" w:color="1B7A78"/>
-        </w:pBdr>
-        <w:widowControl w:val="1"/>
-      </w:pPr>
-      <w:r>
-        <w:t>9. Grenzen des Einsatzes</w:t>
-      </w:r>
-    </w:p>
-    <w:p>
-      <w:pPr>
-        <w:widowControl w:val="1"/>
-      </w:pPr>
-      <w:r>
-        <w:t>• ZEC ist Steuerungssoftware und kein Schutzgerät, kein Wechselrichter-Sicherheitsersatz und kein geeichter Energiezähler.</w:t>
-      </w:r>
-    </w:p>
-    <w:p>
-      <w:pPr>
-        <w:widowControl w:val="1"/>
-      </w:pPr>
-      <w:r>
-        <w:t>• Messrichtung, Geräteidentität, Leistungsgrenzen, SOC-Grenzen und Primärspeicherquelle müssen installationsbezogen korrekt eingerichtet sein.</w:t>
-      </w:r>
-    </w:p>
-    <w:p>
-      <w:pPr>
-        <w:widowControl w:val="1"/>
-      </w:pPr>
-      <w:r>
-        <w:t>• Produktdefaults sind technische Ausgangswerte und keine allgemeine Empfehlung für jede Batterie oder Anlage.</w:t>
-      </w:r>
-    </w:p>
-    <w:p>
-      <w:pPr>
-        <w:widowControl w:val="1"/>
-      </w:pPr>
-      <w:r>
-        <w:t>• Eine Funktion gilt nicht allein deshalb als erfolgreich, weil ein Modus aktiv ist oder ein Kommando gesendet wurde; die tatsächliche physikalische Wirkung bleibt maßgeblich.</w:t>
-      </w:r>
-    </w:p>
-    <w:p>
-      <w:pPr/>
-      <w:r>
-        <w:t>• Der Installer ist kein Betriebssystem-Bootstrapper: Raspberry Pi OS/Linux, systemd, Benutzer/Gruppe pi, /home/pi, sudo, Python 3 und die erforderlichen lokalen Runtime-/Installerabhängigkeiten müssen vorhanden sein. Fehlende Pakete werden nicht automatisch installiert.</w:t>
-      </w:r>
-    </w:p>
-    <w:p>
-      <w:pPr/>
-      <w:r>
-        <w:t>• Das lokale Benutzerdatenbackup des Uninstallers kann echte Konfiguration und damit Secrets enthalten. Es ist ein Restore-Artefakt und nicht mit dem secretsicheren, extern teilbaren Supportbundle gleichzusetzen.</w:t>
-      </w:r>
-    </w:p>
-    <w:p>
-      <w:pPr>
-        <w:pStyle w:val="Heading1"/>
-        <w:pBdr>
-          <w:bottom w:val="single" w:sz="10" w:space="1" w:color="1B7A78"/>
-        </w:pBdr>
-        <w:keepNext/>
-        <w:keepLines/>
-        <w:widowControl w:val="1"/>
-      </w:pPr>
-      <w:r>
-        <w:t>10. Versionsidentität und Quellenbasis</w:t>
-      </w:r>
-    </w:p>
-    <w:tbl>
-      <w:tblPr>
-        <w:tblW w:type="auto" w:w="0"/>
-        <w:jc w:val="center"/>
-        <w:tblLayout w:type="fixed"/>
-        <w:tblLook w:firstColumn="1" w:firstRow="1" w:lastColumn="0" w:lastRow="0" w:noHBand="0" w:noVBand="1" w:val="04A0"/>
-      </w:tblPr>
-      <w:tblGrid>
-        <w:gridCol w:w="2835"/>
-        <w:gridCol w:w="6690"/>
-      </w:tblGrid>
-      <w:tr>
-        <w:trPr>
-          <w:cantSplit/>
-        </w:trPr>
-        <w:tc>
-          <w:tcPr>
-            <w:tcW w:type="dxa" w:w="2835"/>
-            <w:tcMar>
-              <w:top w:w="100" w:type="dxa"/>
-              <w:start w:w="120" w:type="dxa"/>
-              <w:bottom w:w="100" w:type="dxa"/>
-              <w:end w:w="120" w:type="dxa"/>
-            </w:tcMar>
-            <w:shd w:fill="EAF2F5"/>
-          </w:tcPr>
-          <w:p>
-            <w:pPr>
-              <w:pStyle w:val="TableText"/>
-            </w:pPr>
-            <w:r>
-              <w:rPr>
-                <w:b/>
-              </w:rPr>
-              <w:t>Aktueller Stand</w:t>
-            </w:r>
-          </w:p>
-        </w:tc>
-        <w:tc>
-          <w:tcPr>
-            <w:tcW w:type="dxa" w:w="6690"/>
-            <w:tcMar>
-              <w:top w:w="100" w:type="dxa"/>
-              <w:start w:w="120" w:type="dxa"/>
-              <w:bottom w:w="100" w:type="dxa"/>
-              <w:end w:w="120" w:type="dxa"/>
-            </w:tcMar>
-          </w:tcPr>
-          <w:p>
-            <w:r>
-              <w:t>V17.1.3</w:t>
-            </w:r>
-          </w:p>
-        </w:tc>
-      </w:tr>
-      <w:tr>
-        <w:trPr>
-          <w:cantSplit/>
-        </w:trPr>
-        <w:tc>
-          <w:tcPr>
-            <w:tcW w:type="dxa" w:w="2835"/>
-            <w:tcMar>
-              <w:top w:w="100" w:type="dxa"/>
-              <w:start w:w="120" w:type="dxa"/>
-              <w:bottom w:w="100" w:type="dxa"/>
-              <w:end w:w="120" w:type="dxa"/>
-            </w:tcMar>
-            <w:shd w:fill="EAF2F5"/>
-          </w:tcPr>
-          <w:p>
-            <w:r>
-              <w:t>V17.1.3 – QA-Freigabe und Feldstatus separat dokumentiert</w:t>
-            </w:r>
-          </w:p>
-        </w:tc>
-        <w:tc>
-          <w:tcPr>
-            <w:tcW w:type="dxa" w:w="6690"/>
-            <w:tcMar>
-              <w:top w:w="100" w:type="dxa"/>
-              <w:start w:w="120" w:type="dxa"/>
-              <w:bottom w:w="100" w:type="dxa"/>
-              <w:end w:w="120" w:type="dxa"/>
-            </w:tcMar>
-          </w:tcPr>
-          <w:p>
-            <w:r>
-              <w:t>Fachliche und technische Releasegates: Source, Regler-/Safety-Differential, vollständige Regression, ResourceWarning=error, Bash-/Browser-JS-/Compileall, Deployment, Manifest, Build-Evidence und Fresh-extract müssen am finalen Paket tatsächlich bestanden sein. Quantitative Passzahlen gehören in den signierten Build-/Abnahmebericht des aktuellen Releases und werden hier nicht vorweggenommen.</w:t>
-            </w:r>
-          </w:p>
-        </w:tc>
-      </w:tr>
-      <w:tr>
-        <w:trPr>
-          <w:cantSplit/>
-        </w:trPr>
-        <w:tc>
-          <w:tcPr>
-            <w:tcW w:type="dxa" w:w="2835"/>
-            <w:tcMar>
-              <w:top w:w="100" w:type="dxa"/>
-              <w:start w:w="120" w:type="dxa"/>
-              <w:bottom w:w="100" w:type="dxa"/>
-              <w:end w:w="120" w:type="dxa"/>
-            </w:tcMar>
-            <w:shd w:fill="EAF2F5"/>
-          </w:tcPr>
-          <w:p>
-            <w:pPr>
-              <w:pStyle w:val="TableText"/>
-            </w:pPr>
-            <w:r>
-              <w:t>Paketintegrität</w:t>
-            </w:r>
-          </w:p>
-        </w:tc>
-        <w:tc>
-          <w:tcPr>
-            <w:tcW w:type="dxa" w:w="6690"/>
-            <w:tcMar>
-              <w:top w:w="100" w:type="dxa"/>
-              <w:start w:w="120" w:type="dxa"/>
-              <w:bottom w:w="100" w:type="dxa"/>
-              <w:end w:w="120" w:type="dxa"/>
-            </w:tcMar>
-          </w:tcPr>
-          <w:p>
-            <w:r>
-              <w:t>SHA256 des finalen V17.1.3-Installer-ZIPs wird nach dem finalen Fresh-extract-Gate extern veröffentlicht.</w:t>
-            </w:r>
-          </w:p>
-        </w:tc>
-      </w:tr>
-      <w:tr>
-        <w:trPr>
-          <w:cantSplit/>
-        </w:trPr>
-        <w:tc>
-          <w:tcPr>
-            <w:tcW w:type="dxa" w:w="2835"/>
-            <w:tcMar>
-              <w:top w:w="100" w:type="dxa"/>
-              <w:start w:w="120" w:type="dxa"/>
-              <w:bottom w:w="100" w:type="dxa"/>
-              <w:end w:w="120" w:type="dxa"/>
-            </w:tcMar>
-            <w:shd w:fill="EAF2F5"/>
-          </w:tcPr>
-          <w:p>
-            <w:pPr>
-              <w:pStyle w:val="TableText"/>
-            </w:pPr>
-            <w:r>
-              <w:rPr>
-                <w:b/>
-              </w:rPr>
-              <w:t>Geschützte Reglerlogik</w:t>
-            </w:r>
-          </w:p>
-        </w:tc>
-        <w:tc>
-          <w:tcPr>
-            <w:tcW w:type="dxa" w:w="6690"/>
-            <w:tcMar>
-              <w:top w:w="100" w:type="dxa"/>
-              <w:start w:w="120" w:type="dxa"/>
-              <w:bottom w:w="100" w:type="dxa"/>
-              <w:end w:w="120" w:type="dxa"/>
-            </w:tcMar>
-          </w:tcPr>
-          <w:p>
-            <w:r>
-              <w:t>Fast Capture verändert den Reglerkern gezielt innerhalb des freigegebenen A400/R100-Vertrags; Safety-, Command-, Cross-Charge- und Recovery-Invarianten bleiben autoritativ.</w:t>
-            </w:r>
-          </w:p>
-        </w:tc>
-      </w:tr>
-      <w:tr>
-        <w:trPr>
-          <w:cantSplit/>
-        </w:trPr>
-        <w:tc>
-          <w:tcPr>
-            <w:tcW w:type="dxa" w:w="2835"/>
-            <w:tcMar>
-              <w:top w:w="100" w:type="dxa"/>
-              <w:start w:w="120" w:type="dxa"/>
-              <w:bottom w:w="100" w:type="dxa"/>
-              <w:end w:w="120" w:type="dxa"/>
-            </w:tcMar>
-            <w:shd w:fill="EAF2F5"/>
-          </w:tcPr>
-          <w:p>
-            <w:pPr>
-              <w:pStyle w:val="TableText"/>
-            </w:pPr>
-            <w:r>
-              <w:rPr>
-                <w:b/>
-              </w:rPr>
-              <w:t>Kanonische Verträge</w:t>
-            </w:r>
-          </w:p>
-        </w:tc>
-        <w:tc>
-          <w:tcPr>
-            <w:tcW w:type="dxa" w:w="6690"/>
-            <w:tcMar>
-              <w:top w:w="100" w:type="dxa"/>
-              <w:start w:w="120" w:type="dxa"/>
-              <w:bottom w:w="100" w:type="dxa"/>
-              <w:end w:w="120" w:type="dxa"/>
-            </w:tcMar>
-          </w:tcPr>
-          <w:p>
-            <w:pPr>
-              <w:pStyle w:val="TableText"/>
-            </w:pPr>
-            <w:r>
-              <w:t>Project Rules; Current State &amp; Architecture; Control &amp; Safety Invariants; UI/Settings/Diagnostics Contract; Release &amp; Handover Process; Hardware- und Analyse-Regelwerk</w:t>
-            </w:r>
-          </w:p>
-        </w:tc>
-      </w:tr>
-      <w:tr>
-        <w:trPr>
-          <w:cantSplit/>
-        </w:trPr>
-        <w:tc>
-          <w:tcPr>
-            <w:tcW w:type="dxa" w:w="2835"/>
-            <w:tcMar>
-              <w:top w:w="100" w:type="dxa"/>
-              <w:start w:w="120" w:type="dxa"/>
-              <w:bottom w:w="100" w:type="dxa"/>
-              <w:end w:w="120" w:type="dxa"/>
-            </w:tcMar>
-            <w:shd w:fill="EAF2F5"/>
-          </w:tcPr>
-          <w:p>
-            <w:pPr>
-              <w:pStyle w:val="TableText"/>
-            </w:pPr>
-            <w:r>
-              <w:rPr>
-                <w:b/>
-              </w:rPr>
-              <w:t>Dokumentstand</w:t>
-            </w:r>
-          </w:p>
-        </w:tc>
-        <w:tc>
-          <w:tcPr>
-            <w:tcW w:type="dxa" w:w="6690"/>
-            <w:tcMar>
-              <w:top w:w="100" w:type="dxa"/>
-              <w:start w:w="120" w:type="dxa"/>
-              <w:bottom w:w="100" w:type="dxa"/>
-              <w:end w:w="120" w:type="dxa"/>
-            </w:tcMar>
-          </w:tcPr>
-          <w:p>
-            <w:r>
-              <w:t>19.10.2026</w:t>
-            </w:r>
-          </w:p>
-        </w:tc>
-      </w:tr>
-      <w:tr>
-        <w:trPr>
-          <w:cantSplit/>
-        </w:trPr>
-        <w:tc>
-          <w:tcPr>
-            <w:tcW w:type="dxa" w:w="2835"/>
-            <w:vAlign w:val="center"/>
-            <w:shd w:fill="EAF2F5" w:val="clear"/>
-            <w:tcMar>
-              <w:top w:w="100" w:type="dxa"/>
-              <w:start w:w="120" w:type="dxa"/>
-              <w:bottom w:w="100" w:type="dxa"/>
-              <w:end w:w="120" w:type="dxa"/>
-            </w:tcMar>
-          </w:tcPr>
-          <w:p>
-            <w:r>
-              <w:t>Freigabestatus</w:t>
-            </w:r>
-          </w:p>
-        </w:tc>
-        <w:tc>
-          <w:tcPr>
-            <w:tcW w:type="dxa" w:w="6690"/>
-            <w:vAlign w:val="center"/>
-            <w:tcMar>
-              <w:top w:w="100" w:type="dxa"/>
-              <w:start w:w="120" w:type="dxa"/>
-              <w:bottom w:w="100" w:type="dxa"/>
-              <w:end w:w="120" w:type="dxa"/>
-            </w:tcMar>
-          </w:tcPr>
-          <w:p>
-            <w:r>
-              <w:t>Technischer Build-PASS ist nicht gleich Produktiv-PASS. Reale Pi-Installation, 1-Hz-Quellalter-/Lastmessung, Exportaufnahme bei Nacht/MIN_SOC und SMA-Zählerselektion bleiben durch gesonderte reale Feldabnahme zu bestätigen. Bestehende Fast-Capture-FULL_IDLE-Evidenz und Clean-Fresh-/Uninstaller-Evidenz bleiben separat offen.</w:t>
-            </w:r>
-          </w:p>
-        </w:tc>
-      </w:tr>
-      <w:tr>
-        <w:tc>
-          <w:tcPr>
-            <w:tcW w:type="dxa" w:w="2835"/>
-            <w:shd w:fill="E7F0F3"/>
-          </w:tcPr>
-          <w:p>
-            <w:r>
-              <w:rPr>
-                <w:b/>
-              </w:rPr>
-              <w:t>Build-ID</w:t>
-            </w:r>
-          </w:p>
-        </w:tc>
-        <w:tc>
-          <w:tcPr>
-            <w:tcW w:type="dxa" w:w="6690"/>
-          </w:tcPr>
-          <w:p>
-            <w:r>
-              <w:t>v17.1.3-20261022</w:t>
-            </w:r>
-          </w:p>
-        </w:tc>
-      </w:tr>
-    </w:tbl>
-    <w:p>
-      <w:pPr>
-        <w:pStyle w:val="Small"/>
-        <w:spacing w:before="160"/>
-        <w:widowControl w:val="1"/>
-      </w:pPr>
-      <w:r>
-        <w:t>Normative Grundlage: ZEC – Control &amp; Safety Invariants; ZEC-Hardwareschonungs-Regelwerk V1.0; ZEC Analyse-Regelwerk V1.1; ZEC – Current State &amp; Architecture; ZEC – UI, Settings &amp; Diagnostics Contract; ZEC – Release &amp; Handover Process. Versionsspezifische Aussagen beschreiben ausschließlich den belegten Ist-Zustand von V17.1.3.</w:t>
+        <w:t>AUTO optimiert die Netzbilanz innerhalb bestehender SOC-, Leistungs- und Safety-Grenzen. NIGHT berücksichtigt eine eigenständige Entladereserve. STOP/HOLD fordert einen neutralen Gerätezustand an. Manuelle Vorgaben und bestehende Hardwarelimits werden durch Battery Care nicht aufgehoben.</w:t>
       </w:r>
     </w:p>
     <w:p>
@@ -4449,17 +344,7 @@
         <w:pStyle w:val="Heading1"/>
       </w:pPr>
       <w:r>
-        <w:t>11. Reglerarchitektur und UML-Regleratlas</w:t>
-      </w:r>
-    </w:p>
-    <w:p>
-      <w:r>
-        <w:t>Der aktuelle Regleratlas gehört zur versionsgebundenen technischen As-built-Dokumentation. Er umfasst 22 nachvollziehbare Ablauf-, Zustands- und Datenflussdiagramme, deren bearbeitbare DOT-Quellen sowie offline lesbare SVG- und PNG-Abbildungen unter docs/architecture/uml/. Der Atlas erklärt auch S3-Saisonpolicy, die von der Regelung getrennte Statusaktualisierung und den Betriebsvorfall-Zyklus veralteter Netzleistungsdaten. Er ersetzt weder Bedienereinstellungen noch physikalische Feldabnahmen.</w:t>
-      </w:r>
-    </w:p>
-    <w:p>
-      <w:r>
-        <w:t>Vollständiger Atlas: docs/architecture/uml/INDEX.md. Quellenzuordnung: docs/architecture/uml/RELEASE_TRACEABILITY.md. Änderungs-/Prüfstand: docs/architecture/uml/CHANGE_IMPACT.md und manifest.json.</w:t>
+        <w:t>4. Technische Voraussetzungen und Anlagenkonstellationen</w:t>
       </w:r>
     </w:p>
     <w:p>
@@ -4467,48 +352,12 @@
         <w:pStyle w:val="Heading2"/>
       </w:pPr>
       <w:r>
-        <w:t>S3: separate Aktivierung und wirksame Saisonstrategie</w:t>
+        <w:t>4.1 Hardware und Infrastruktur</w:t>
       </w:r>
     </w:p>
     <w:p>
       <w:r>
-        <w:drawing>
-          <wp:inline xmlns:a="http://schemas.openxmlformats.org/drawingml/2006/main" xmlns:pic="http://schemas.openxmlformats.org/drawingml/2006/picture">
-            <wp:extent cx="5760720" cy="3038621"/>
-            <wp:docPr id="1" name="Picture 1"/>
-            <wp:cNvGraphicFramePr>
-              <a:graphicFrameLocks noChangeAspect="1"/>
-            </wp:cNvGraphicFramePr>
-            <a:graphic>
-              <a:graphicData uri="http://schemas.openxmlformats.org/drawingml/2006/picture">
-                <pic:pic>
-                  <pic:nvPicPr>
-                    <pic:cNvPr id="0" name="20_S3_POLICY_OPT_IN.png"/>
-                    <pic:cNvPicPr/>
-                  </pic:nvPicPr>
-                  <pic:blipFill>
-                    <a:blip r:embed="rId15"/>
-                    <a:stretch>
-                      <a:fillRect/>
-                    </a:stretch>
-                  </pic:blipFill>
-                  <pic:spPr>
-                    <a:xfrm>
-                      <a:off x="0" y="0"/>
-                      <a:ext cx="5760720" cy="3038621"/>
-                    </a:xfrm>
-                    <a:prstGeom prst="rect"/>
-                  </pic:spPr>
-                </pic:pic>
-              </a:graphicData>
-            </a:graphic>
-          </wp:inline>
-        </w:drawing>
-      </w:r>
-    </w:p>
-    <w:p>
-      <w:r>
-        <w:t>Schematische Darstellung; physische Wirkung ist im jeweiligen Betriebsfall gesondert nachzuweisen.</w:t>
+        <w:t>Referenzplattform ist ein Raspberry Pi 3B+ mit Raspberry Pi OS/Linux. Erforderlich sind ein verlässlich erreichbares Heimnetz, eine unterstützte Zendure-Headunit und mindestens eine aktuelle Netzleistungsmessung. Bei Speedwire/UDP ist die erforderliche UDP-/Multicast-Kommunikation sicherzustellen. Ein Primärspeicher ist optional; dessen Datenquelle muss getrennt eingerichtet werden.</w:t>
       </w:r>
     </w:p>
     <w:p>
@@ -4516,59 +365,746 @@
         <w:pStyle w:val="Heading2"/>
       </w:pPr>
       <w:r>
-        <w:t>Grid-Stale: Erkennen, dokumentieren und Auflösen</w:t>
+        <w:t>4.2 Software und Dienste</w:t>
       </w:r>
     </w:p>
     <w:p>
       <w:r>
-        <w:drawing>
-          <wp:inline xmlns:a="http://schemas.openxmlformats.org/drawingml/2006/main" xmlns:pic="http://schemas.openxmlformats.org/drawingml/2006/picture">
-            <wp:extent cx="5760720" cy="3276374"/>
-            <wp:docPr id="2" name="Picture 2"/>
-            <wp:cNvGraphicFramePr>
-              <a:graphicFrameLocks noChangeAspect="1"/>
-            </wp:cNvGraphicFramePr>
-            <a:graphic>
-              <a:graphicData uri="http://schemas.openxmlformats.org/drawingml/2006/picture">
-                <pic:pic>
-                  <pic:nvPicPr>
-                    <pic:cNvPr id="0" name="22_GRID_STALE_EVENT.png"/>
-                    <pic:cNvPicPr/>
-                  </pic:nvPicPr>
-                  <pic:blipFill>
-                    <a:blip r:embed="rId16"/>
-                    <a:stretch>
-                      <a:fillRect/>
-                    </a:stretch>
-                  </pic:blipFill>
-                  <pic:spPr>
-                    <a:xfrm>
-                      <a:off x="0" y="0"/>
-                      <a:ext cx="5760720" cy="3276374"/>
-                    </a:xfrm>
-                    <a:prstGeom prst="rect"/>
-                  </pic:spPr>
-                </pic:pic>
-              </a:graphicData>
-            </a:graphic>
-          </wp:inline>
-        </w:drawing>
+        <w:t>Linux mit systemd, Python 3, installierbare Abhängigkeiten, lokaler MQTT-Broker (Referenz Mosquitto) oder ein erreichbarer externer Broker, FastAPI/Uvicorn und ein moderner Webbrowser. Der Referenzdeploymentpfad setzt Benutzer/Gruppe pi, /home/pi, sudo und dauerhaften beschreibbaren Speicher voraus. Standard-Webport 8080; optionale Analysefunktion typischerweise Port 8090. Node.js wird nicht als produktive Abhängigkeit vorausgesetzt.</w:t>
+      </w:r>
+    </w:p>
+    <w:p>
+      <w:pPr>
+        <w:pStyle w:val="Heading2"/>
+      </w:pPr>
+      <w:r>
+        <w:t>4.3 Anlagenkonstellationen und Unterstützungsstatus</w:t>
+      </w:r>
+    </w:p>
+    <w:tbl>
+      <w:tblPr>
+        <w:tblStyle w:val="LightShading-Accent1"/>
+        <w:tblW w:type="auto" w:w="0"/>
+        <w:jc w:val="center"/>
+        <w:tblLook w:firstColumn="1" w:firstRow="1" w:lastColumn="0" w:lastRow="0" w:noHBand="0" w:noVBand="1" w:val="04A0"/>
+      </w:tblPr>
+      <w:tblGrid>
+        <w:gridCol w:w="4762"/>
+        <w:gridCol w:w="4762"/>
+      </w:tblGrid>
+      <w:tr>
+        <w:tc>
+          <w:tcPr>
+            <w:tcW w:type="dxa" w:w="4762"/>
+            <w:tcMar>
+              <w:top w:w="45" w:type="dxa"/>
+              <w:left w:w="45" w:type="dxa"/>
+              <w:bottom w:w="45" w:type="dxa"/>
+              <w:right w:w="45" w:type="dxa"/>
+            </w:tcMar>
+          </w:tcPr>
+          <w:p>
+            <w:r>
+              <w:rPr>
+                <w:b/>
+                <w:color w:val="104A59"/>
+              </w:rPr>
+              <w:t>Anlagenform</w:t>
+            </w:r>
+          </w:p>
+        </w:tc>
+        <w:tc>
+          <w:tcPr>
+            <w:tcW w:type="dxa" w:w="4762"/>
+            <w:tcMar>
+              <w:top w:w="45" w:type="dxa"/>
+              <w:left w:w="45" w:type="dxa"/>
+              <w:bottom w:w="45" w:type="dxa"/>
+              <w:right w:w="45" w:type="dxa"/>
+            </w:tcMar>
+          </w:tcPr>
+          <w:p>
+            <w:r>
+              <w:rPr>
+                <w:b/>
+                <w:color w:val="104A59"/>
+              </w:rPr>
+              <w:t>Unterstützungs- und Nachweisgrenze</w:t>
+            </w:r>
+          </w:p>
+        </w:tc>
+      </w:tr>
+      <w:tr>
+        <w:tc>
+          <w:tcPr>
+            <w:tcW w:type="dxa" w:w="4762"/>
+            <w:vAlign w:val="center"/>
+            <w:tcMar>
+              <w:top w:w="45" w:type="dxa"/>
+              <w:left w:w="45" w:type="dxa"/>
+              <w:bottom w:w="45" w:type="dxa"/>
+              <w:right w:w="45" w:type="dxa"/>
+            </w:tcMar>
+          </w:tcPr>
+          <w:p>
+            <w:pPr>
+              <w:spacing w:after="40"/>
+            </w:pPr>
+            <w:r>
+              <w:t>Eine Zendure, ohne Primärspeicher</w:t>
+            </w:r>
+          </w:p>
+        </w:tc>
+        <w:tc>
+          <w:tcPr>
+            <w:tcW w:type="dxa" w:w="4762"/>
+            <w:vAlign w:val="center"/>
+            <w:tcMar>
+              <w:top w:w="45" w:type="dxa"/>
+              <w:left w:w="45" w:type="dxa"/>
+              <w:bottom w:w="45" w:type="dxa"/>
+              <w:right w:w="45" w:type="dxa"/>
+            </w:tcMar>
+          </w:tcPr>
+          <w:p>
+            <w:pPr>
+              <w:spacing w:after="40"/>
+            </w:pPr>
+            <w:r>
+              <w:t>Normaler lokaler Regel- und Netzleistungsmesspfad; Battery-Care-Wirkung separat zu prüfen.</w:t>
+            </w:r>
+          </w:p>
+        </w:tc>
+      </w:tr>
+      <w:tr>
+        <w:tc>
+          <w:tcPr>
+            <w:tcW w:type="dxa" w:w="4762"/>
+            <w:vAlign w:val="center"/>
+            <w:tcMar>
+              <w:top w:w="45" w:type="dxa"/>
+              <w:left w:w="45" w:type="dxa"/>
+              <w:bottom w:w="45" w:type="dxa"/>
+              <w:right w:w="45" w:type="dxa"/>
+            </w:tcMar>
+          </w:tcPr>
+          <w:p>
+            <w:pPr>
+              <w:spacing w:after="40"/>
+            </w:pPr>
+            <w:r>
+              <w:t>Eine Zendure, mit Primärspeicher</w:t>
+            </w:r>
+          </w:p>
+        </w:tc>
+        <w:tc>
+          <w:tcPr>
+            <w:tcW w:type="dxa" w:w="4762"/>
+            <w:vAlign w:val="center"/>
+            <w:tcMar>
+              <w:top w:w="45" w:type="dxa"/>
+              <w:left w:w="45" w:type="dxa"/>
+              <w:bottom w:w="45" w:type="dxa"/>
+              <w:right w:w="45" w:type="dxa"/>
+            </w:tcMar>
+          </w:tcPr>
+          <w:p>
+            <w:pPr>
+              <w:spacing w:after="40"/>
+            </w:pPr>
+            <w:r>
+              <w:t>Primärquelle und Leistungs-/SOC-Frische entscheidend. SMA-Modbus-Template ist ein Referenzpfad; keine direkte Battery-Care-Steuerung des SMA.</w:t>
+            </w:r>
+          </w:p>
+        </w:tc>
+      </w:tr>
+      <w:tr>
+        <w:tc>
+          <w:tcPr>
+            <w:tcW w:type="dxa" w:w="4762"/>
+            <w:vAlign w:val="center"/>
+            <w:tcMar>
+              <w:top w:w="45" w:type="dxa"/>
+              <w:left w:w="45" w:type="dxa"/>
+              <w:bottom w:w="45" w:type="dxa"/>
+              <w:right w:w="45" w:type="dxa"/>
+            </w:tcMar>
+          </w:tcPr>
+          <w:p>
+            <w:pPr>
+              <w:spacing w:after="40"/>
+            </w:pPr>
+            <w:r>
+              <w:t>Zwei Zendure-Einheiten</w:t>
+            </w:r>
+          </w:p>
+        </w:tc>
+        <w:tc>
+          <w:tcPr>
+            <w:tcW w:type="dxa" w:w="4762"/>
+            <w:vAlign w:val="center"/>
+            <w:tcMar>
+              <w:top w:w="45" w:type="dxa"/>
+              <w:left w:w="45" w:type="dxa"/>
+              <w:bottom w:w="45" w:type="dxa"/>
+              <w:right w:w="45" w:type="dxa"/>
+            </w:tcMar>
+          </w:tcPr>
+          <w:p>
+            <w:pPr>
+              <w:spacing w:after="40"/>
+            </w:pPr>
+            <w:r>
+              <w:t>Die UI kann beide Einheiten darstellen; daraus folgt keine Freigabe einer vollständigen aktiven Dual-Headunit-Regelung.</w:t>
+            </w:r>
+          </w:p>
+        </w:tc>
+      </w:tr>
+      <w:tr>
+        <w:tc>
+          <w:tcPr>
+            <w:tcW w:type="dxa" w:w="4762"/>
+            <w:vAlign w:val="center"/>
+            <w:tcMar>
+              <w:top w:w="45" w:type="dxa"/>
+              <w:left w:w="45" w:type="dxa"/>
+              <w:bottom w:w="45" w:type="dxa"/>
+              <w:right w:w="45" w:type="dxa"/>
+            </w:tcMar>
+          </w:tcPr>
+          <w:p>
+            <w:pPr>
+              <w:spacing w:after="40"/>
+            </w:pPr>
+            <w:r>
+              <w:t>Andere primäre Quellen / App-Grenzen</w:t>
+            </w:r>
+          </w:p>
+        </w:tc>
+        <w:tc>
+          <w:tcPr>
+            <w:tcW w:type="dxa" w:w="4762"/>
+            <w:vAlign w:val="center"/>
+            <w:tcMar>
+              <w:top w:w="45" w:type="dxa"/>
+              <w:left w:w="45" w:type="dxa"/>
+              <w:bottom w:w="45" w:type="dxa"/>
+              <w:right w:w="45" w:type="dxa"/>
+            </w:tcMar>
+          </w:tcPr>
+          <w:p>
+            <w:pPr>
+              <w:spacing w:after="40"/>
+            </w:pPr>
+            <w:r>
+              <w:t>Ausschließlich tatsächlich unterstützte und getestete Profile. Fremde SOC-/Ladelimits der Zendure-App sind nicht zuverlässig aus ZEC auslesbar oder überschreibbar.</w:t>
+            </w:r>
+          </w:p>
+        </w:tc>
+      </w:tr>
+    </w:tbl>
+    <w:p>
+      <w:pPr>
+        <w:spacing w:after="0"/>
+      </w:pPr>
+    </w:p>
+    <w:p>
+      <w:pPr>
+        <w:pStyle w:val="Heading1"/>
+      </w:pPr>
+      <w:r>
+        <w:t>5. Battery Care – Funktion und Schutzgrenzen</w:t>
       </w:r>
     </w:p>
     <w:p>
       <w:r>
-        <w:t>Schematische Darstellung; physische Wirkung ist im jeweiligen Betriebsfall gesondert nachzuweisen.</w:t>
+        <w:t>Battery Care ist standardmäßig OFF. Während eines festgelegten Saisonfensters schützt die Policy eine konfigurierbare Reserve R. Die niedrigeren Werte N und E lösen nach Datenlage Netzpflege bzw. Notladeanforderungen aus (E &lt; N &lt; R). Die zusätzliche Ladeleistung ist begrenzt; die gesamte Entscheidung bleibt im bestehenden zentralen Command-/Safety-Pfad.</w:t>
+      </w:r>
+    </w:p>
+    <w:tbl>
+      <w:tblPr>
+        <w:tblStyle w:val="LightShading-Accent1"/>
+        <w:tblW w:type="auto" w:w="0"/>
+        <w:jc w:val="center"/>
+        <w:tblLook w:firstColumn="1" w:firstRow="1" w:lastColumn="0" w:lastRow="0" w:noHBand="0" w:noVBand="1" w:val="04A0"/>
+      </w:tblPr>
+      <w:tblGrid>
+        <w:gridCol w:w="4762"/>
+        <w:gridCol w:w="4762"/>
+      </w:tblGrid>
+      <w:tr>
+        <w:tc>
+          <w:tcPr>
+            <w:tcW w:type="dxa" w:w="4762"/>
+            <w:tcMar>
+              <w:top w:w="45" w:type="dxa"/>
+              <w:left w:w="45" w:type="dxa"/>
+              <w:bottom w:w="45" w:type="dxa"/>
+              <w:right w:w="45" w:type="dxa"/>
+            </w:tcMar>
+          </w:tcPr>
+          <w:p>
+            <w:r>
+              <w:rPr>
+                <w:b/>
+                <w:color w:val="104A59"/>
+              </w:rPr>
+              <w:t>Pflegestufe</w:t>
+            </w:r>
+          </w:p>
+        </w:tc>
+        <w:tc>
+          <w:tcPr>
+            <w:tcW w:type="dxa" w:w="4762"/>
+            <w:tcMar>
+              <w:top w:w="45" w:type="dxa"/>
+              <w:left w:w="45" w:type="dxa"/>
+              <w:bottom w:w="45" w:type="dxa"/>
+              <w:right w:w="45" w:type="dxa"/>
+            </w:tcMar>
+          </w:tcPr>
+          <w:p>
+            <w:r>
+              <w:rPr>
+                <w:b/>
+                <w:color w:val="104A59"/>
+              </w:rPr>
+              <w:t>Bedeutung</w:t>
+            </w:r>
+          </w:p>
+        </w:tc>
+      </w:tr>
+      <w:tr>
+        <w:tc>
+          <w:tcPr>
+            <w:tcW w:type="dxa" w:w="4762"/>
+            <w:vAlign w:val="center"/>
+            <w:tcMar>
+              <w:top w:w="45" w:type="dxa"/>
+              <w:left w:w="45" w:type="dxa"/>
+              <w:bottom w:w="45" w:type="dxa"/>
+              <w:right w:w="45" w:type="dxa"/>
+            </w:tcMar>
+          </w:tcPr>
+          <w:p>
+            <w:pPr>
+              <w:spacing w:after="40"/>
+            </w:pPr>
+            <w:r>
+              <w:t>Stufe 1 – PV-Vorrang</w:t>
+            </w:r>
+          </w:p>
+        </w:tc>
+        <w:tc>
+          <w:tcPr>
+            <w:tcW w:type="dxa" w:w="4762"/>
+            <w:vAlign w:val="center"/>
+            <w:tcMar>
+              <w:top w:w="45" w:type="dxa"/>
+              <w:left w:w="45" w:type="dxa"/>
+              <w:bottom w:w="45" w:type="dxa"/>
+              <w:right w:w="45" w:type="dxa"/>
+            </w:tcMar>
+          </w:tcPr>
+          <w:p>
+            <w:pPr>
+              <w:spacing w:after="40"/>
+            </w:pPr>
+            <w:r>
+              <w:t>Bei nachgewiesenen frischen Leistungsdaten kann bereits vorhandene Primärspeicherladung zugunsten der Zendure-Ladung umverteilt werden. Netzimport- und Stale-Gates begrenzen die Anforderung.</w:t>
+            </w:r>
+          </w:p>
+        </w:tc>
+      </w:tr>
+      <w:tr>
+        <w:tc>
+          <w:tcPr>
+            <w:tcW w:type="dxa" w:w="4762"/>
+            <w:vAlign w:val="center"/>
+            <w:tcMar>
+              <w:top w:w="45" w:type="dxa"/>
+              <w:left w:w="45" w:type="dxa"/>
+              <w:bottom w:w="45" w:type="dxa"/>
+              <w:right w:w="45" w:type="dxa"/>
+            </w:tcMar>
+          </w:tcPr>
+          <w:p>
+            <w:pPr>
+              <w:spacing w:after="40"/>
+            </w:pPr>
+            <w:r>
+              <w:t>Stufe 2 – Netzpflege</w:t>
+            </w:r>
+          </w:p>
+        </w:tc>
+        <w:tc>
+          <w:tcPr>
+            <w:tcW w:type="dxa" w:w="4762"/>
+            <w:vAlign w:val="center"/>
+            <w:tcMar>
+              <w:top w:w="45" w:type="dxa"/>
+              <w:left w:w="45" w:type="dxa"/>
+              <w:bottom w:w="45" w:type="dxa"/>
+              <w:right w:w="45" w:type="dxa"/>
+            </w:tcMar>
+          </w:tcPr>
+          <w:p>
+            <w:pPr>
+              <w:spacing w:after="40"/>
+            </w:pPr>
+            <w:r>
+              <w:t>Unter den topologiespezifischen Freigabebedingungen kann bis zur Reserve R begrenztes Netzladen angefordert werden.</w:t>
+            </w:r>
+          </w:p>
+        </w:tc>
+      </w:tr>
+      <w:tr>
+        <w:tc>
+          <w:tcPr>
+            <w:tcW w:type="dxa" w:w="4762"/>
+            <w:vAlign w:val="center"/>
+            <w:tcMar>
+              <w:top w:w="45" w:type="dxa"/>
+              <w:left w:w="45" w:type="dxa"/>
+              <w:bottom w:w="45" w:type="dxa"/>
+              <w:right w:w="45" w:type="dxa"/>
+            </w:tcMar>
+          </w:tcPr>
+          <w:p>
+            <w:pPr>
+              <w:spacing w:after="40"/>
+            </w:pPr>
+            <w:r>
+              <w:t>Stufe 3 – Notladung</w:t>
+            </w:r>
+          </w:p>
+        </w:tc>
+        <w:tc>
+          <w:tcPr>
+            <w:tcW w:type="dxa" w:w="4762"/>
+            <w:vAlign w:val="center"/>
+            <w:tcMar>
+              <w:top w:w="45" w:type="dxa"/>
+              <w:left w:w="45" w:type="dxa"/>
+              <w:bottom w:w="45" w:type="dxa"/>
+              <w:right w:w="45" w:type="dxa"/>
+            </w:tcMar>
+          </w:tcPr>
+          <w:p>
+            <w:pPr>
+              <w:spacing w:after="40"/>
+            </w:pPr>
+            <w:r>
+              <w:t>Bei kritischem SOC ist begrenzte Ladung trotz ökonomischem Cross-Charge-Veto möglich. BMS- und Safety-Grenzen bleiben aktiv.</w:t>
+            </w:r>
+          </w:p>
+        </w:tc>
+      </w:tr>
+    </w:tbl>
+    <w:p>
+      <w:pPr>
+        <w:spacing w:after="0"/>
+      </w:pPr>
+    </w:p>
+    <w:p>
+      <w:r>
+        <w:br w:type="page"/>
+      </w:r>
+    </w:p>
+    <w:p>
+      <w:pPr>
+        <w:pStyle w:val="Heading1"/>
+      </w:pPr>
+      <w:r>
+        <w:t>6. Anzeige, Graphen und Ereignisse</w:t>
+      </w:r>
+    </w:p>
+    <w:p>
+      <w:r>
+        <w:t>Die Statusseite unterscheidet zwischen berechneter Pflegeoption, tatsächlich über den Publisher angeforderter Leistung und unabhängig beobachteter physischer Wirkung. Das SOC-Tagesdiagramm zeigt zeitgebundene AUTO-/NIGHT-Schutzlinien, N-/E-Konfigurationsschwellen und persistierte Übergangs-/Fehlermarker nur auf Basis vorhandener Historie. Unbekannte historische Einstellungen und Datenlücken bleiben sichtbar unbekannt.</w:t>
+      </w:r>
+    </w:p>
+    <w:p>
+      <w:r>
+        <w:t>Bestätigte Notlade-Command-Effect-Fehler werden je Failure-ID dauerhaft gespeichert. Die Wiederherstellung erfordert frische, unterscheidbare SOC-Beobachtungen oberhalb der jeweiligen ursprünglichen Reserve; bloße UI-Quittierung, ein ACK oder ein Neustart schließen den Fehler nicht.</w:t>
+      </w:r>
+    </w:p>
+    <w:p>
+      <w:pPr>
+        <w:pStyle w:val="Heading1"/>
+      </w:pPr>
+      <w:r>
+        <w:t>7. Schutz- und Betriebsgrenzen</w:t>
+      </w:r>
+    </w:p>
+    <w:tbl>
+      <w:tblPr>
+        <w:tblStyle w:val="LightShading-Accent1"/>
+        <w:tblW w:type="auto" w:w="0"/>
+        <w:jc w:val="center"/>
+        <w:tblLook w:firstColumn="1" w:firstRow="1" w:lastColumn="0" w:lastRow="0" w:noHBand="0" w:noVBand="1" w:val="04A0"/>
+      </w:tblPr>
+      <w:tblGrid>
+        <w:gridCol w:w="4762"/>
+        <w:gridCol w:w="4762"/>
+      </w:tblGrid>
+      <w:tr>
+        <w:tc>
+          <w:tcPr>
+            <w:tcW w:type="dxa" w:w="4762"/>
+            <w:tcMar>
+              <w:top w:w="45" w:type="dxa"/>
+              <w:left w:w="45" w:type="dxa"/>
+              <w:bottom w:w="45" w:type="dxa"/>
+              <w:right w:w="45" w:type="dxa"/>
+            </w:tcMar>
+          </w:tcPr>
+          <w:p>
+            <w:r>
+              <w:rPr>
+                <w:b/>
+                <w:color w:val="104A59"/>
+              </w:rPr>
+              <w:t>Schutzvertrag</w:t>
+            </w:r>
+          </w:p>
+        </w:tc>
+        <w:tc>
+          <w:tcPr>
+            <w:tcW w:type="dxa" w:w="4762"/>
+            <w:tcMar>
+              <w:top w:w="45" w:type="dxa"/>
+              <w:left w:w="45" w:type="dxa"/>
+              <w:bottom w:w="45" w:type="dxa"/>
+              <w:right w:w="45" w:type="dxa"/>
+            </w:tcMar>
+          </w:tcPr>
+          <w:p>
+            <w:r>
+              <w:rPr>
+                <w:b/>
+                <w:color w:val="104A59"/>
+              </w:rPr>
+              <w:t>Technische Grenze</w:t>
+            </w:r>
+          </w:p>
+        </w:tc>
+      </w:tr>
+      <w:tr>
+        <w:tc>
+          <w:tcPr>
+            <w:tcW w:type="dxa" w:w="4762"/>
+            <w:vAlign w:val="center"/>
+            <w:tcMar>
+              <w:top w:w="45" w:type="dxa"/>
+              <w:left w:w="45" w:type="dxa"/>
+              <w:bottom w:w="45" w:type="dxa"/>
+              <w:right w:w="45" w:type="dxa"/>
+            </w:tcMar>
+          </w:tcPr>
+          <w:p>
+            <w:pPr>
+              <w:spacing w:after="40"/>
+            </w:pPr>
+            <w:r>
+              <w:t>Gerätehoheit</w:t>
+            </w:r>
+          </w:p>
+        </w:tc>
+        <w:tc>
+          <w:tcPr>
+            <w:tcW w:type="dxa" w:w="4762"/>
+            <w:vAlign w:val="center"/>
+            <w:tcMar>
+              <w:top w:w="45" w:type="dxa"/>
+              <w:left w:w="45" w:type="dxa"/>
+              <w:bottom w:w="45" w:type="dxa"/>
+              <w:right w:w="45" w:type="dxa"/>
+            </w:tcMar>
+          </w:tcPr>
+          <w:p>
+            <w:pPr>
+              <w:spacing w:after="40"/>
+            </w:pPr>
+            <w:r>
+              <w:t>Zendure-App-, BMS-, SOC-, Lade-/Entlade- und Leistungslimits werden nicht umprogrammiert und nicht zuverlässig übersteuert.</w:t>
+            </w:r>
+          </w:p>
+        </w:tc>
+      </w:tr>
+      <w:tr>
+        <w:tc>
+          <w:tcPr>
+            <w:tcW w:type="dxa" w:w="4762"/>
+            <w:vAlign w:val="center"/>
+            <w:tcMar>
+              <w:top w:w="45" w:type="dxa"/>
+              <w:left w:w="45" w:type="dxa"/>
+              <w:bottom w:w="45" w:type="dxa"/>
+              <w:right w:w="45" w:type="dxa"/>
+            </w:tcMar>
+          </w:tcPr>
+          <w:p>
+            <w:pPr>
+              <w:spacing w:after="40"/>
+            </w:pPr>
+            <w:r>
+              <w:t>Keine direkte Nebensteuerung</w:t>
+            </w:r>
+          </w:p>
+        </w:tc>
+        <w:tc>
+          <w:tcPr>
+            <w:tcW w:type="dxa" w:w="4762"/>
+            <w:vAlign w:val="center"/>
+            <w:tcMar>
+              <w:top w:w="45" w:type="dxa"/>
+              <w:left w:w="45" w:type="dxa"/>
+              <w:bottom w:w="45" w:type="dxa"/>
+              <w:right w:w="45" w:type="dxa"/>
+            </w:tcMar>
+          </w:tcPr>
+          <w:p>
+            <w:pPr>
+              <w:spacing w:after="40"/>
+            </w:pPr>
+            <w:r>
+              <w:t>Battery-Care-Befehle passieren den bestehenden zentralen Publisher einschließlich Readback, Richtung, Rate-Limits und Recovery.</w:t>
+            </w:r>
+          </w:p>
+        </w:tc>
+      </w:tr>
+      <w:tr>
+        <w:tc>
+          <w:tcPr>
+            <w:tcW w:type="dxa" w:w="4762"/>
+            <w:vAlign w:val="center"/>
+            <w:tcMar>
+              <w:top w:w="45" w:type="dxa"/>
+              <w:left w:w="45" w:type="dxa"/>
+              <w:bottom w:w="45" w:type="dxa"/>
+              <w:right w:w="45" w:type="dxa"/>
+            </w:tcMar>
+          </w:tcPr>
+          <w:p>
+            <w:pPr>
+              <w:spacing w:after="40"/>
+            </w:pPr>
+            <w:r>
+              <w:t>Unsichere Daten</w:t>
+            </w:r>
+          </w:p>
+        </w:tc>
+        <w:tc>
+          <w:tcPr>
+            <w:tcW w:type="dxa" w:w="4762"/>
+            <w:vAlign w:val="center"/>
+            <w:tcMar>
+              <w:top w:w="45" w:type="dxa"/>
+              <w:left w:w="45" w:type="dxa"/>
+              <w:bottom w:w="45" w:type="dxa"/>
+              <w:right w:w="45" w:type="dxa"/>
+            </w:tcMar>
+          </w:tcPr>
+          <w:p>
+            <w:pPr>
+              <w:spacing w:after="40"/>
+            </w:pPr>
+            <w:r>
+              <w:t>Stale/fehlende Messungen, unklare Energieflussrichtung oder widersprüchlicher Episodenzustand dürfen keinen ungesicherten neuen Ladevorgang auslösen.</w:t>
+            </w:r>
+          </w:p>
+        </w:tc>
+      </w:tr>
+      <w:tr>
+        <w:tc>
+          <w:tcPr>
+            <w:tcW w:type="dxa" w:w="4762"/>
+            <w:vAlign w:val="center"/>
+            <w:tcMar>
+              <w:top w:w="45" w:type="dxa"/>
+              <w:left w:w="45" w:type="dxa"/>
+              <w:bottom w:w="45" w:type="dxa"/>
+              <w:right w:w="45" w:type="dxa"/>
+            </w:tcMar>
+          </w:tcPr>
+          <w:p>
+            <w:pPr>
+              <w:spacing w:after="40"/>
+            </w:pPr>
+            <w:r>
+              <w:t>Restart &amp; STOP</w:t>
+            </w:r>
+          </w:p>
+        </w:tc>
+        <w:tc>
+          <w:tcPr>
+            <w:tcW w:type="dxa" w:w="4762"/>
+            <w:vAlign w:val="center"/>
+            <w:tcMar>
+              <w:top w:w="45" w:type="dxa"/>
+              <w:left w:w="45" w:type="dxa"/>
+              <w:bottom w:w="45" w:type="dxa"/>
+              <w:right w:w="45" w:type="dxa"/>
+            </w:tcMar>
+          </w:tcPr>
+          <w:p>
+            <w:pPr>
+              <w:spacing w:after="40"/>
+            </w:pPr>
+            <w:r>
+              <w:t>Persistierte Episoden sind Absichten, keine nach Neustart blind wiederholbaren Kommandos. STOP/Care-Off beendet Zusatzkommandos; ungelöste Vorfälle bleiben dokumentiert.</w:t>
+            </w:r>
+          </w:p>
+        </w:tc>
+      </w:tr>
+    </w:tbl>
+    <w:p>
+      <w:pPr>
+        <w:spacing w:after="0"/>
+      </w:pPr>
+    </w:p>
+    <w:p>
+      <w:pPr>
+        <w:pStyle w:val="Heading1"/>
+      </w:pPr>
+      <w:r>
+        <w:t>8. Nachweise und Einsatzfreigabe</w:t>
+      </w:r>
+    </w:p>
+    <w:p>
+      <w:r>
+        <w:t>Für V18.0.0 liegen unabhängig gesicherte Entwicklungsquellen und automatisierte Regressionsnachweise vor. Sie bestätigen die geprüften Softwareverträge; die physische Gerätewirkung und der erste produktive Betrieb sind erst nach Installation bewertbar.</w:t>
+      </w:r>
+    </w:p>
+    <w:p>
+      <w:r>
+        <w:t>Der V18-Installer verlangt vor der Installation einen erfolgreichen Paket-/Build-/Runtime-Preflight und erstellt beim Update ein vollständiges Rollback-Backup. Reale Installer-, Recovery- und Hardware-Wirkungsnachweise müssen erst vor Ort erbracht werden.</w:t>
+      </w:r>
+    </w:p>
+    <w:p>
+      <w:r>
+        <w:t>Diese Fassung gilt für V18.0.0 zur kontrollierten Feldinstallation. Die vorherige 17.1.3-Releasehistorie bleibt erhalten. Der noch ausstehende Wirksamkeitsnachweis begründet keine vorweggenommene Funktionsabnahme.</w:t>
+      </w:r>
+    </w:p>
+    <w:p>
+      <w:pPr>
+        <w:pStyle w:val="Heading2"/>
+      </w:pPr>
+      <w:r>
+        <w:t>Quellenbasis</w:t>
+      </w:r>
+    </w:p>
+    <w:p>
+      <w:r>
+        <w:t>ZEC V18 Source-As-built, Battery-Care-Produktionsspezifikation vom 25.10.2026, kanonische Regeln 00–07, tatsächliche Controller-/Policy-/Journal-Sources sowie 17.1.3-Hardware- und Installationskontrakt.</w:t>
       </w:r>
     </w:p>
     <w:sectPr>
       <w:headerReference w:type="default" r:id="rId9"/>
       <w:footerReference w:type="default" r:id="rId10"/>
-      <w:headerReference w:type="first" r:id="rId11"/>
-      <w:footerReference w:type="first" r:id="rId12"/>
-      <w:headerReference w:type="even" r:id="rId13"/>
-      <w:footerReference w:type="even" r:id="rId14"/>
       <w:pgSz w:w="11906" w:h="16838"/>
-      <w:pgMar w:top="964" w:right="1020" w:bottom="850" w:left="1020" w:header="720" w:footer="720" w:gutter="0"/>
+      <w:pgMar w:top="1077" w:right="1191" w:bottom="1020" w:left="1191" w:header="720" w:footer="720" w:gutter="0"/>
       <w:cols w:space="720"/>
       <w:docGrid w:linePitch="360"/>
     </w:sectPr>
@@ -4580,33 +1116,16 @@
 <w:ftr xmlns:m="http://schemas.openxmlformats.org/officeDocument/2006/math" xmlns:mc="http://schemas.openxmlformats.org/markup-compatibility/2006" xmlns:mo="http://schemas.microsoft.com/office/mac/office/2008/main" xmlns:mv="urn:schemas-microsoft-com:mac:vml" xmlns:o="urn:schemas-microsoft-com:office:office" xmlns:r="http://schemas.openxmlformats.org/officeDocument/2006/relationships" xmlns:v="urn:schemas-microsoft-com:vml" xmlns:w10="urn:schemas-microsoft-com:office:word" xmlns:w14="http://schemas.microsoft.com/office/word/2010/wordml" xmlns:w="http://schemas.openxmlformats.org/wordprocessingml/2006/main" xmlns:wne="http://schemas.microsoft.com/office/word/2006/wordml" xmlns:wp14="http://schemas.microsoft.com/office/word/2010/wordprocessingDrawing" xmlns:wp="http://schemas.openxmlformats.org/drawingml/2006/wordprocessingDrawing" xmlns:wpc="http://schemas.microsoft.com/office/word/2010/wordprocessingCanvas" xmlns:wpg="http://schemas.microsoft.com/office/word/2010/wordprocessingGroup" xmlns:wpi="http://schemas.microsoft.com/office/word/2010/wordprocessingInk" xmlns:wps="http://schemas.microsoft.com/office/word/2010/wordprocessingShape" mc:Ignorable="w14 wp14">
   <w:p>
     <w:pPr>
-      <w:pStyle w:val="Small"/>
-      <w:jc w:val="right"/>
+      <w:pStyle w:val="Footer"/>
+      <w:jc w:val="center"/>
     </w:pPr>
     <w:r>
-      <w:t xml:space="preserve">Stand 22.10.2026  ·  Seite </w:t>
+      <w:rPr>
+        <w:color w:val="9A4221"/>
+        <w:sz w:val="16"/>
+      </w:rPr>
+      <w:t>V18.0.0  ·  FELDABNAHME AUSSTEHEND  ·  27.10.2026</w:t>
     </w:r>
-    <w:r/>
-  </w:p>
-</w:ftr>
-</file>
-
-<file path=word/footer2.xml><?xml version="1.0" encoding="utf-8"?>
-<w:ftr xmlns:m="http://schemas.openxmlformats.org/officeDocument/2006/math" xmlns:mc="http://schemas.openxmlformats.org/markup-compatibility/2006" xmlns:mo="http://schemas.microsoft.com/office/mac/office/2008/main" xmlns:mv="urn:schemas-microsoft-com:mac:vml" xmlns:o="urn:schemas-microsoft-com:office:office" xmlns:r="http://schemas.openxmlformats.org/officeDocument/2006/relationships" xmlns:v="urn:schemas-microsoft-com:vml" xmlns:w10="urn:schemas-microsoft-com:office:word" xmlns:w14="http://schemas.microsoft.com/office/word/2010/wordml" xmlns:w="http://schemas.openxmlformats.org/wordprocessingml/2006/main" xmlns:wne="http://schemas.microsoft.com/office/word/2006/wordml" xmlns:wp14="http://schemas.microsoft.com/office/word/2010/wordprocessingDrawing" xmlns:wp="http://schemas.openxmlformats.org/drawingml/2006/wordprocessingDrawing" xmlns:wpc="http://schemas.microsoft.com/office/word/2010/wordprocessingCanvas" xmlns:wpg="http://schemas.microsoft.com/office/word/2010/wordprocessingGroup" xmlns:wpi="http://schemas.microsoft.com/office/word/2010/wordprocessingInk" xmlns:wps="http://schemas.microsoft.com/office/word/2010/wordprocessingShape" mc:Ignorable="w14 wp14">
-  <w:p>
-    <w:pPr>
-      <w:pStyle w:val="Footer"/>
-    </w:pPr>
-  </w:p>
-</w:ftr>
-</file>
-
-<file path=word/footer3.xml><?xml version="1.0" encoding="utf-8"?>
-<w:ftr xmlns:m="http://schemas.openxmlformats.org/officeDocument/2006/math" xmlns:mc="http://schemas.openxmlformats.org/markup-compatibility/2006" xmlns:mo="http://schemas.microsoft.com/office/mac/office/2008/main" xmlns:mv="urn:schemas-microsoft-com:mac:vml" xmlns:o="urn:schemas-microsoft-com:office:office" xmlns:r="http://schemas.openxmlformats.org/officeDocument/2006/relationships" xmlns:v="urn:schemas-microsoft-com:vml" xmlns:w10="urn:schemas-microsoft-com:office:word" xmlns:w14="http://schemas.microsoft.com/office/word/2010/wordml" xmlns:w="http://schemas.openxmlformats.org/wordprocessingml/2006/main" xmlns:wne="http://schemas.microsoft.com/office/word/2006/wordml" xmlns:wp14="http://schemas.microsoft.com/office/word/2010/wordprocessingDrawing" xmlns:wp="http://schemas.openxmlformats.org/drawingml/2006/wordprocessingDrawing" xmlns:wpc="http://schemas.microsoft.com/office/word/2010/wordprocessingCanvas" xmlns:wpg="http://schemas.microsoft.com/office/word/2010/wordprocessingGroup" xmlns:wpi="http://schemas.microsoft.com/office/word/2010/wordprocessingInk" xmlns:wps="http://schemas.microsoft.com/office/word/2010/wordprocessingShape" mc:Ignorable="w14 wp14">
-  <w:p>
-    <w:pPr>
-      <w:pStyle w:val="Footer"/>
-    </w:pPr>
   </w:p>
 </w:ftr>
 </file>
@@ -4614,36 +1133,15 @@
 <file path=word/header1.xml><?xml version="1.0" encoding="utf-8"?>
 <w:hdr xmlns:m="http://schemas.openxmlformats.org/officeDocument/2006/math" xmlns:mc="http://schemas.openxmlformats.org/markup-compatibility/2006" xmlns:mo="http://schemas.microsoft.com/office/mac/office/2008/main" xmlns:mv="urn:schemas-microsoft-com:mac:vml" xmlns:o="urn:schemas-microsoft-com:office:office" xmlns:r="http://schemas.openxmlformats.org/officeDocument/2006/relationships" xmlns:v="urn:schemas-microsoft-com:vml" xmlns:w10="urn:schemas-microsoft-com:office:word" xmlns:w14="http://schemas.microsoft.com/office/word/2010/wordml" xmlns:w="http://schemas.openxmlformats.org/wordprocessingml/2006/main" xmlns:wne="http://schemas.microsoft.com/office/word/2006/wordml" xmlns:wp14="http://schemas.microsoft.com/office/word/2010/wordprocessingDrawing" xmlns:wp="http://schemas.openxmlformats.org/drawingml/2006/wordprocessingDrawing" xmlns:wpc="http://schemas.microsoft.com/office/word/2010/wordprocessingCanvas" xmlns:wpg="http://schemas.microsoft.com/office/word/2010/wordprocessingGroup" xmlns:wpi="http://schemas.microsoft.com/office/word/2010/wordprocessingInk" xmlns:wps="http://schemas.microsoft.com/office/word/2010/wordprocessingShape" mc:Ignorable="w14 wp14">
   <w:p>
-    <w:pPr>
-      <w:pStyle w:val="Small"/>
-      <w:pBdr>
-        <w:bottom w:val="single" w:sz="8" w:space="1" w:color="D9E2E8"/>
-      </w:pBdr>
-    </w:pPr>
+    <w:pPr/>
     <w:r>
-      <w:rPr/>
-      <w:t>ZEC · Zendure Energy Controller · Datenblatt V17.1.3</w:t>
+      <w:rPr>
+        <w:b/>
+        <w:color w:val="196B77"/>
+        <w:sz w:val="14"/>
+      </w:rPr>
+      <w:t>ZEC  /  ZENDURE ENERGY CONTROLLER                                    TECHNISCHE PRODUKTINFORMATION</w:t>
     </w:r>
-  </w:p>
-</w:hdr>
-</file>
-
-<file path=word/header2.xml><?xml version="1.0" encoding="utf-8"?>
-<w:hdr xmlns:m="http://schemas.openxmlformats.org/officeDocument/2006/math" xmlns:mc="http://schemas.openxmlformats.org/markup-compatibility/2006" xmlns:mo="http://schemas.microsoft.com/office/mac/office/2008/main" xmlns:mv="urn:schemas-microsoft-com:mac:vml" xmlns:o="urn:schemas-microsoft-com:office:office" xmlns:r="http://schemas.openxmlformats.org/officeDocument/2006/relationships" xmlns:v="urn:schemas-microsoft-com:vml" xmlns:w10="urn:schemas-microsoft-com:office:word" xmlns:w14="http://schemas.microsoft.com/office/word/2010/wordml" xmlns:w="http://schemas.openxmlformats.org/wordprocessingml/2006/main" xmlns:wne="http://schemas.microsoft.com/office/word/2006/wordml" xmlns:wp14="http://schemas.microsoft.com/office/word/2010/wordprocessingDrawing" xmlns:wp="http://schemas.openxmlformats.org/drawingml/2006/wordprocessingDrawing" xmlns:wpc="http://schemas.microsoft.com/office/word/2010/wordprocessingCanvas" xmlns:wpg="http://schemas.microsoft.com/office/word/2010/wordprocessingGroup" xmlns:wpi="http://schemas.microsoft.com/office/word/2010/wordprocessingInk" xmlns:wps="http://schemas.microsoft.com/office/word/2010/wordprocessingShape" mc:Ignorable="w14 wp14">
-  <w:p>
-    <w:pPr>
-      <w:pStyle w:val="Header"/>
-    </w:pPr>
-  </w:p>
-</w:hdr>
-</file>
-
-<file path=word/header3.xml><?xml version="1.0" encoding="utf-8"?>
-<w:hdr xmlns:m="http://schemas.openxmlformats.org/officeDocument/2006/math" xmlns:mc="http://schemas.openxmlformats.org/markup-compatibility/2006" xmlns:mo="http://schemas.microsoft.com/office/mac/office/2008/main" xmlns:mv="urn:schemas-microsoft-com:mac:vml" xmlns:o="urn:schemas-microsoft-com:office:office" xmlns:r="http://schemas.openxmlformats.org/officeDocument/2006/relationships" xmlns:v="urn:schemas-microsoft-com:vml" xmlns:w10="urn:schemas-microsoft-com:office:word" xmlns:w14="http://schemas.microsoft.com/office/word/2010/wordml" xmlns:w="http://schemas.openxmlformats.org/wordprocessingml/2006/main" xmlns:wne="http://schemas.microsoft.com/office/word/2006/wordml" xmlns:wp14="http://schemas.microsoft.com/office/word/2010/wordprocessingDrawing" xmlns:wp="http://schemas.openxmlformats.org/drawingml/2006/wordprocessingDrawing" xmlns:wpc="http://schemas.microsoft.com/office/word/2010/wordprocessingCanvas" xmlns:wpg="http://schemas.microsoft.com/office/word/2010/wordprocessingGroup" xmlns:wpi="http://schemas.microsoft.com/office/word/2010/wordprocessingInk" xmlns:wps="http://schemas.microsoft.com/office/word/2010/wordprocessingShape" mc:Ignorable="w14 wp14">
-  <w:p>
-    <w:pPr>
-      <w:pStyle w:val="Header"/>
-    </w:pPr>
   </w:p>
 </w:hdr>
 </file>
@@ -5012,12 +1510,11 @@
     <w:qFormat/>
     <w:rsid w:val="00FC693F"/>
     <w:pPr>
-      <w:spacing w:after="100" w:line="259" w:lineRule="auto"/>
-      <w:ind w:left="170"/>
+      <w:spacing w:after="100"/>
     </w:pPr>
     <w:rPr>
       <w:rFonts w:ascii="Aptos" w:hAnsi="Aptos"/>
-      <w:color w:val="23313B"/>
+      <w:color w:val="25343E"/>
       <w:sz w:val="18"/>
     </w:rPr>
   </w:style>
@@ -5076,15 +1573,15 @@
     <w:pPr>
       <w:keepNext/>
       <w:keepLines/>
-      <w:spacing w:before="240" w:after="100"/>
+      <w:spacing w:before="220" w:after="80"/>
       <w:outlineLvl w:val="0"/>
     </w:pPr>
     <w:rPr>
       <w:rFonts w:asciiTheme="majorHAnsi" w:eastAsiaTheme="majorEastAsia" w:hAnsiTheme="majorHAnsi" w:cstheme="majorBidi" w:ascii="Aptos Display" w:hAnsi="Aptos Display"/>
       <w:b/>
       <w:bCs/>
-      <w:color w:val="173B57"/>
-      <w:sz w:val="32"/>
+      <w:color w:val="134351"/>
+      <w:sz w:val="28"/>
       <w:szCs w:val="28"/>
     </w:rPr>
   </w:style>
@@ -5100,15 +1597,15 @@
     <w:pPr>
       <w:keepNext/>
       <w:keepLines/>
-      <w:spacing w:before="140" w:after="60"/>
+      <w:spacing w:before="120" w:after="80"/>
       <w:outlineLvl w:val="1"/>
     </w:pPr>
     <w:rPr>
       <w:rFonts w:asciiTheme="majorHAnsi" w:eastAsiaTheme="majorEastAsia" w:hAnsiTheme="majorHAnsi" w:cstheme="majorBidi" w:ascii="Aptos Display" w:hAnsi="Aptos Display"/>
       <w:b/>
       <w:bCs/>
-      <w:color w:val="1B7A78"/>
-      <w:sz w:val="23"/>
+      <w:color w:val="134351"/>
+      <w:sz w:val="21"/>
       <w:szCs w:val="26"/>
     </w:rPr>
   </w:style>
@@ -5365,16 +1862,16 @@
       <w:pBdr>
         <w:bottom w:val="single" w:sz="8" w:space="4" w:color="4F81BD" w:themeColor="accent1"/>
       </w:pBdr>
-      <w:spacing w:after="300" w:line="240" w:lineRule="auto"/>
+      <w:spacing w:after="80" w:line="240" w:lineRule="auto" w:before="120"/>
       <w:contextualSpacing/>
     </w:pPr>
     <w:rPr>
       <w:rFonts w:asciiTheme="majorHAnsi" w:eastAsiaTheme="majorEastAsia" w:hAnsiTheme="majorHAnsi" w:cstheme="majorBidi" w:ascii="Aptos Display" w:hAnsi="Aptos Display"/>
       <w:b/>
-      <w:color w:val="173B57"/>
+      <w:color w:val="134351"/>
       <w:spacing w:val="5"/>
       <w:kern w:val="28"/>
-      <w:sz w:val="56"/>
+      <w:sz w:val="48"/>
       <w:szCs w:val="52"/>
     </w:rPr>
   </w:style>
@@ -16703,78 +13200,6 @@
         <w:shd w:val="clear" w:color="auto" w:fill="FBCAA2" w:themeFill="accent6" w:themeFillTint="7F"/>
       </w:tcPr>
     </w:tblStylePr>
-  </w:style>
-  <w:style w:type="paragraph" w:customStyle="1" w:styleId="Lead">
-    <w:name w:val="Lead"/>
-    <w:pPr>
-      <w:spacing w:after="40"/>
-    </w:pPr>
-    <w:rPr>
-      <w:rFonts w:ascii="Aptos" w:hAnsi="Aptos"/>
-      <w:b w:val="0"/>
-      <w:color w:val="23313B"/>
-      <w:sz w:val="25"/>
-    </w:rPr>
-  </w:style>
-  <w:style w:type="paragraph" w:customStyle="1" w:styleId="Small">
-    <w:name w:val="Small"/>
-    <w:pPr>
-      <w:spacing w:after="40"/>
-    </w:pPr>
-    <w:rPr>
-      <w:rFonts w:ascii="Aptos" w:hAnsi="Aptos"/>
-      <w:b w:val="0"/>
-      <w:color w:val="5C6B73"/>
-      <w:sz w:val="16"/>
-    </w:rPr>
-  </w:style>
-  <w:style w:type="paragraph" w:customStyle="1" w:styleId="CardTitle">
-    <w:name w:val="CardTitle"/>
-    <w:pPr>
-      <w:spacing w:after="40"/>
-    </w:pPr>
-    <w:rPr>
-      <w:rFonts w:ascii="Aptos" w:hAnsi="Aptos"/>
-      <w:b/>
-      <w:color w:val="173B57"/>
-      <w:sz w:val="20"/>
-    </w:rPr>
-  </w:style>
-  <w:style w:type="paragraph" w:customStyle="1" w:styleId="CardText">
-    <w:name w:val="CardText"/>
-    <w:pPr>
-      <w:spacing w:after="40"/>
-    </w:pPr>
-    <w:rPr>
-      <w:rFonts w:ascii="Aptos" w:hAnsi="Aptos"/>
-      <w:b w:val="0"/>
-      <w:color w:val="23313B"/>
-      <w:sz w:val="17"/>
-    </w:rPr>
-  </w:style>
-  <w:style w:type="paragraph" w:customStyle="1" w:styleId="TableHead">
-    <w:name w:val="TableHead"/>
-    <w:pPr>
-      <w:spacing w:after="40"/>
-    </w:pPr>
-    <w:rPr>
-      <w:rFonts w:ascii="Aptos" w:hAnsi="Aptos"/>
-      <w:b/>
-      <w:color w:val="FFFFFF"/>
-      <w:sz w:val="17"/>
-    </w:rPr>
-  </w:style>
-  <w:style w:type="paragraph" w:customStyle="1" w:styleId="TableText">
-    <w:name w:val="TableText"/>
-    <w:pPr>
-      <w:spacing w:after="40"/>
-    </w:pPr>
-    <w:rPr>
-      <w:rFonts w:ascii="Aptos" w:hAnsi="Aptos"/>
-      <w:b w:val="0"/>
-      <w:color w:val="23313B"/>
-      <w:sz w:val="17"/>
-    </w:rPr>
   </w:style>
 </w:styles>
 </file>
